--- a/flow/20230914_vu_template/drafts/2024-12-g/26-ЧТ-Собор Пресвятої Богородиці.docx
+++ b/flow/20230914_vu_template/drafts/2024-12-g/26-ЧТ-Собор Пресвятої Богородиці.docx
@@ -1,6 +1,6 @@
 
 <file path=word/document.xml><?xml version="1.0" encoding="utf-8"?>
-<w:document xmlns:ve="http://schemas.openxmlformats.org/markup-compatibility/2006" xmlns:o="urn:schemas-microsoft-com:office:office" xmlns:r="http://schemas.openxmlformats.org/officeDocument/2006/relationships" xmlns:m="http://schemas.openxmlformats.org/officeDocument/2006/math" xmlns:v="urn:schemas-microsoft-com:vml" xmlns:wp="http://schemas.openxmlformats.org/drawingml/2006/wordprocessingDrawing" xmlns:w10="urn:schemas-microsoft-com:office:word" xmlns:w="http://schemas.openxmlformats.org/wordprocessingml/2006/main" xmlns:wne="http://schemas.microsoft.com/office/word/2006/wordml">
+<w:document xmlns:wpc="http://schemas.microsoft.com/office/word/2010/wordprocessingCanvas" xmlns:cx="http://schemas.microsoft.com/office/drawing/2014/chartex" xmlns:cx1="http://schemas.microsoft.com/office/drawing/2015/9/8/chartex" xmlns:cx2="http://schemas.microsoft.com/office/drawing/2015/10/21/chartex" xmlns:cx3="http://schemas.microsoft.com/office/drawing/2016/5/9/chartex" xmlns:cx4="http://schemas.microsoft.com/office/drawing/2016/5/10/chartex" xmlns:cx5="http://schemas.microsoft.com/office/drawing/2016/5/11/chartex" xmlns:cx6="http://schemas.microsoft.com/office/drawing/2016/5/12/chartex" xmlns:cx7="http://schemas.microsoft.com/office/drawing/2016/5/13/chartex" xmlns:cx8="http://schemas.microsoft.com/office/drawing/2016/5/14/chartex" xmlns:mc="http://schemas.openxmlformats.org/markup-compatibility/2006" xmlns:aink="http://schemas.microsoft.com/office/drawing/2016/ink" xmlns:am3d="http://schemas.microsoft.com/office/drawing/2017/model3d" xmlns:o="urn:schemas-microsoft-com:office:office" xmlns:r="http://schemas.openxmlformats.org/officeDocument/2006/relationships" xmlns:m="http://schemas.openxmlformats.org/officeDocument/2006/math" xmlns:v="urn:schemas-microsoft-com:vml" xmlns:wp14="http://schemas.microsoft.com/office/word/2010/wordprocessingDrawing" xmlns:wp="http://schemas.openxmlformats.org/drawingml/2006/wordprocessingDrawing" xmlns:w10="urn:schemas-microsoft-com:office:word" xmlns:w="http://schemas.openxmlformats.org/wordprocessingml/2006/main" xmlns:w14="http://schemas.microsoft.com/office/word/2010/wordml" xmlns:w15="http://schemas.microsoft.com/office/word/2012/wordml" xmlns:w16cex="http://schemas.microsoft.com/office/word/2018/wordml/cex" xmlns:w16cid="http://schemas.microsoft.com/office/word/2016/wordml/cid" xmlns:w16="http://schemas.microsoft.com/office/word/2018/wordml" xmlns:w16sdtdh="http://schemas.microsoft.com/office/word/2020/wordml/sdtdatahash" xmlns:w16se="http://schemas.microsoft.com/office/word/2015/wordml/symex" xmlns:wpg="http://schemas.microsoft.com/office/word/2010/wordprocessingGroup" xmlns:wpi="http://schemas.microsoft.com/office/word/2010/wordprocessingInk" xmlns:wne="http://schemas.microsoft.com/office/word/2006/wordml" xmlns:wps="http://schemas.microsoft.com/office/word/2010/wordprocessingShape" mc:Ignorable="w14 w15 w16se w16cid w16 w16cex w16sdtdh wp14">
   <w:body>
     <w:p>
       <w:r>
@@ -18,7 +18,14 @@
           <w:rFonts w:ascii="Times New Roman" w:hAnsi="Times New Roman"/>
           <w:sz w:val="24"/>
         </w:rPr>
-        <w:t>🕃 Собор Пресвятої Богородиці Св. сщмч. Євтимія, єп. Сардійського</w:t>
+        <w:t>🕃</w:t>
+      </w:r>
+      <w:r>
+        <w:rPr>
+          <w:rFonts w:ascii="Times New Roman" w:hAnsi="Times New Roman"/>
+          <w:sz w:val="24"/>
+        </w:rPr>
+        <w:t xml:space="preserve"> Собор Пресвятої Богородиці Св. сщмч. Євтимія, єп. Сардійського</w:t>
       </w:r>
     </w:p>
     <w:p>
@@ -767,6 +774,7 @@
           <w:sz w:val="24"/>
           <w:szCs w:val="24"/>
         </w:rPr>
+        <w:lastRenderedPageBreak/>
         <w:t>Усю звірину, що в полі, вони напувають,* дикі осли там гасять свою спрагу.</w:t>
       </w:r>
     </w:p>
@@ -1356,7 +1364,16 @@
           <w:sz w:val="24"/>
           <w:szCs w:val="24"/>
         </w:rPr>
-        <w:t> Господи щедрий і милосердний, довготерпеливий і многомилостивий! Вислухай молитви наші і зверни увагу на голос моління нашого і яви нам знак милости твоєї, наведи нас на дорогу твою, щоб ходили ми в твоїй правді. Звесели серця наші, щоб ми боялись імення твого святого, бо ти великий і твориш чуда; ти Бог єдиний і немає подібного тобі між богами, Господи. Ти сильний у милості і добрий у силі, аби допомагати й утішати, і спасати всіх, хто на ім'я твоє святе уповає. Бо тобі належить усяка слава, честь і поклоніння: Отцю, Сину, і Святому Духові, нині і повсякчас, і на віки віків. Амінь.</w:t>
+        <w:t xml:space="preserve"> Господи щедрий і милосердний, довготерпеливий і многомилостивий! Вислухай молитви наші і зверни увагу на голос моління нашого і яви нам знак милости твоєї, наведи нас на дорогу твою, щоб ходили ми в твоїй правді. Звесели серця наші, щоб ми боялись імення твого святого, бо ти великий і твориш чуда; ти Бог єдиний і немає подібного тобі між богами, Господи. Ти сильний у милості і добрий у силі, аби допомагати й утішати, і </w:t>
+      </w:r>
+      <w:r>
+        <w:rPr>
+          <w:rFonts w:ascii="Times New Roman" w:hAnsi="Times New Roman"/>
+          <w:sz w:val="24"/>
+          <w:szCs w:val="24"/>
+        </w:rPr>
+        <w:lastRenderedPageBreak/>
+        <w:t>спасати всіх, хто на ім'я твоє святе уповає. Бо тобі належить усяка слава, честь і поклоніння: Отцю, Сину, і Святому Духові, нині і повсякчас, і на віки віків. Амінь.</w:t>
       </w:r>
     </w:p>
     <w:p>
@@ -1552,7 +1569,16 @@
           <w:sz w:val="24"/>
           <w:szCs w:val="24"/>
         </w:rPr>
-        <w:t> Боже великий і вишній, в тебе одного є безсмертність і в світлі живеш недоступнім. Ти все створіння мудро створив, відокремив світло від темряви і сонце поклав, щоб правити днем, а місяць і зорі, щоб володіли ніччю, нас же грішних вчинив достойними і в теперішню годину стати перед твоїм обличчям, щоб тебе визнавати і принести тобі вечірнє славослов'я. Направ, Чоловіколюбче, молитву нашу, немов кадило, перед тобою і прийми її, як благовонний запах. Дай нам мирний цей вечір і близьку вже ніч; зодягни нас у броню світла; визволь нас від нічного страху і всякої речі, що в темряві з'являється, і дай сон, що його ти дарував на відпочинок нашій немічності, вільний від усякого маріння диявольського. Владико, давче добра, хай і на нашій постелі, бувши тобі милими, згадуємо вночі твоє ім'я і, просвічувані навчанням твоїх заповідей, встанемо в душевній радості до звеличування твоєї доброти, приносячи твоєму милосердю молитви і моління, за наші і всіх твоїх людей провини. Відвідай їх задля молитов святої Богородиці. Бо ти є добрий і чоловіколюбний Бог, і тобі віддаємо славу: Отцю, і Сину, і Святому Духові, нині і повсякчас, і на віки віків. Амінь.</w:t>
+        <w:t xml:space="preserve"> Боже великий і вишній, в тебе одного є безсмертність і в світлі живеш недоступнім. Ти все створіння мудро створив, відокремив світло від темряви і сонце поклав, щоб правити днем, а місяць і зорі, щоб володіли ніччю, нас же грішних вчинив достойними і в теперішню годину стати перед твоїм обличчям, щоб тебе визнавати і принести тобі вечірнє славослов'я. Направ, Чоловіколюбче, молитву нашу, немов кадило, перед тобою і прийми її, як благовонний запах. Дай нам мирний цей вечір і близьку вже ніч; зодягни нас у броню світла; визволь нас від нічного страху і всякої речі, що в темряві з'являється, і дай сон, що його ти дарував на відпочинок нашій немічності, вільний від усякого маріння диявольського. Владико, давче добра, хай і на нашій постелі, бувши тобі милими, згадуємо вночі твоє ім'я і, просвічувані навчанням твоїх заповідей, встанемо в душевній радості до звеличування твоєї доброти, приносячи твоєму милосердю молитви і моління, за наші і всіх твоїх людей провини. Відвідай їх задля молитов святої Богородиці. Бо ти є </w:t>
+      </w:r>
+      <w:r>
+        <w:rPr>
+          <w:rFonts w:ascii="Times New Roman" w:hAnsi="Times New Roman"/>
+          <w:sz w:val="24"/>
+          <w:szCs w:val="24"/>
+        </w:rPr>
+        <w:lastRenderedPageBreak/>
+        <w:t>добрий і чоловіколюбний Бог, і тобі віддаємо славу: Отцю, і Сину, і Святому Духові, нині і повсякчас, і на віки віків. Амінь.</w:t>
       </w:r>
     </w:p>
     <w:p>
@@ -2297,7 +2323,17 @@
           <w:szCs w:val="24"/>
           <w:u w:val="single"/>
         </w:rPr>
-        <w:t>[Господи щедрий і милосердний, довготерпеливий і многомилостивий! Вислухай молитви наші і зверни увагу на голос моління нашого і яви нам знак милости твоєї, наведи нас на дорогу твою, щоб ходили ми в твоїй правді. Звесели серця наші, щоб ми боялись імення твого святого, бо ти великий і твориш чуда; ти Бог єдиний і немає подібного тобі між богами, Господи. Ти сильний у милості і добрий у силі, аби допомагати й утішати, і спасати всіх, хто на ім'я твоє святе уповає.]</w:t>
+        <w:t xml:space="preserve">[Господи щедрий і милосердний, довготерпеливий і многомилостивий! Вислухай молитви наші і зверни увагу на голос моління нашого і яви нам знак милости твоєї, наведи нас на дорогу твою, щоб ходили ми в твоїй правді. Звесели серця наші, щоб ми боялись імення твого святого, бо ти великий і твориш чуда; ти Бог єдиний і немає подібного тобі між </w:t>
+      </w:r>
+      <w:r>
+        <w:rPr>
+          <w:rFonts w:ascii="Times New Roman" w:hAnsi="Times New Roman"/>
+          <w:sz w:val="24"/>
+          <w:szCs w:val="24"/>
+          <w:u w:val="single"/>
+        </w:rPr>
+        <w:lastRenderedPageBreak/>
+        <w:t>богами, Господи. Ти сильний у милості і добрий у силі, аби допомагати й утішати, і спасати всіх, хто на ім'я твоє святе уповає.]</w:t>
       </w:r>
     </w:p>
     <w:p>
@@ -2935,6 +2971,7 @@
           <w:sz w:val="24"/>
           <w:szCs w:val="24"/>
         </w:rPr>
+        <w:lastRenderedPageBreak/>
         <w:t>Нехай будуть твої вуха уважні,* до голосу благання мого.</w:t>
       </w:r>
     </w:p>
@@ -3509,6 +3546,7 @@
           <w:sz w:val="24"/>
           <w:szCs w:val="24"/>
         </w:rPr>
+        <w:lastRenderedPageBreak/>
         <w:t>Добрий Чоловіколюбче Царю, що все благословляєш! Молимось тобі наполегливо, серцем сокрушеним і духом смиренним: Благослови наші входи і виходи, Христе, істинний Боже наш. Бо прихід твій, і вознесіння, і пожиття з людьми завжди благословенне: нині і повсякчас, і на віки віків. Амінь.</w:t>
       </w:r>
     </w:p>
@@ -3747,7 +3785,6 @@
     </w:p>
     <w:p>
       <w:pPr>
-        <w:pStyle w:val="3"/>
         <w:spacing w:after="120"/>
       </w:pPr>
       <w:r>
@@ -3763,7 +3800,6 @@
     </w:p>
     <w:p>
       <w:pPr>
-        <w:pStyle w:val="a"/>
         <w:spacing w:after="120"/>
       </w:pPr>
       <w:r>
@@ -3773,34 +3809,7 @@
           <w:color w:val="FF0000"/>
           <w:sz w:val="24"/>
         </w:rPr>
-        <w:t>(г.</w:t>
-      </w:r>
-      <w:r>
-        <w:rPr>
-          <w:rFonts w:ascii="Times New Roman" w:hAnsi="Times New Roman"/>
-          <w:i/>
-          <w:color w:val="FF0000"/>
-          <w:sz w:val="24"/>
-        </w:rPr>
-        <w:t xml:space="preserve"> </w:t>
-      </w:r>
-      <w:r>
-        <w:rPr>
-          <w:rFonts w:ascii="Times New Roman" w:hAnsi="Times New Roman"/>
-          <w:i/>
-          <w:color w:val="FF0000"/>
-          <w:sz w:val="24"/>
-        </w:rPr>
-        <w:t>5):</w:t>
-      </w:r>
-      <w:r>
-        <w:rPr>
-          <w:rFonts w:ascii="Times New Roman" w:hAnsi="Times New Roman"/>
-          <w:i/>
-          <w:color w:val="FF0000"/>
-          <w:sz w:val="24"/>
-        </w:rPr>
-        <w:t xml:space="preserve"> </w:t>
+        <w:t xml:space="preserve">(г. 5): </w:t>
       </w:r>
       <w:r>
         <w:rPr>
@@ -3808,7 +3817,7 @@
           <w:b/>
           <w:sz w:val="24"/>
         </w:rPr>
-        <w:t>Бо́же,</w:t>
+        <w:t xml:space="preserve">Бо́же, ім’я́м Твої́м спаси́ мене́,* і си́лою Твоє́ю суди́ </w:t>
       </w:r>
       <w:r>
         <w:rPr>
@@ -3816,142 +3825,6 @@
           <w:b/>
           <w:sz w:val="24"/>
         </w:rPr>
-        <w:t xml:space="preserve"> </w:t>
-      </w:r>
-      <w:r>
-        <w:rPr>
-          <w:rFonts w:ascii="Times New Roman" w:hAnsi="Times New Roman"/>
-          <w:b/>
-          <w:sz w:val="24"/>
-        </w:rPr>
-        <w:t>ім’я́м</w:t>
-      </w:r>
-      <w:r>
-        <w:rPr>
-          <w:rFonts w:ascii="Times New Roman" w:hAnsi="Times New Roman"/>
-          <w:b/>
-          <w:sz w:val="24"/>
-        </w:rPr>
-        <w:t xml:space="preserve"> </w:t>
-      </w:r>
-      <w:r>
-        <w:rPr>
-          <w:rFonts w:ascii="Times New Roman" w:hAnsi="Times New Roman"/>
-          <w:b/>
-          <w:sz w:val="24"/>
-        </w:rPr>
-        <w:t>Твої́м</w:t>
-      </w:r>
-      <w:r>
-        <w:rPr>
-          <w:rFonts w:ascii="Times New Roman" w:hAnsi="Times New Roman"/>
-          <w:b/>
-          <w:sz w:val="24"/>
-        </w:rPr>
-        <w:t xml:space="preserve"> </w:t>
-      </w:r>
-      <w:r>
-        <w:rPr>
-          <w:rFonts w:ascii="Times New Roman" w:hAnsi="Times New Roman"/>
-          <w:b/>
-          <w:sz w:val="24"/>
-        </w:rPr>
-        <w:t>спаси́</w:t>
-      </w:r>
-      <w:r>
-        <w:rPr>
-          <w:rFonts w:ascii="Times New Roman" w:hAnsi="Times New Roman"/>
-          <w:b/>
-          <w:sz w:val="24"/>
-        </w:rPr>
-        <w:t xml:space="preserve"> </w:t>
-      </w:r>
-      <w:r>
-        <w:rPr>
-          <w:rFonts w:ascii="Times New Roman" w:hAnsi="Times New Roman"/>
-          <w:b/>
-          <w:sz w:val="24"/>
-        </w:rPr>
-        <w:t>мене́,*</w:t>
-      </w:r>
-      <w:r>
-        <w:rPr>
-          <w:rFonts w:ascii="Times New Roman" w:hAnsi="Times New Roman"/>
-          <w:b/>
-          <w:sz w:val="24"/>
-        </w:rPr>
-        <w:t xml:space="preserve"> </w:t>
-      </w:r>
-      <w:r>
-        <w:rPr>
-          <w:rFonts w:ascii="Times New Roman" w:hAnsi="Times New Roman"/>
-          <w:b/>
-          <w:sz w:val="24"/>
-        </w:rPr>
-        <w:t>і</w:t>
-      </w:r>
-      <w:r>
-        <w:rPr>
-          <w:rFonts w:ascii="Times New Roman" w:hAnsi="Times New Roman"/>
-          <w:b/>
-          <w:sz w:val="24"/>
-        </w:rPr>
-        <w:t xml:space="preserve"> </w:t>
-      </w:r>
-      <w:r>
-        <w:rPr>
-          <w:rFonts w:ascii="Times New Roman" w:hAnsi="Times New Roman"/>
-          <w:b/>
-          <w:sz w:val="24"/>
-        </w:rPr>
-        <w:t>си́лою</w:t>
-      </w:r>
-      <w:r>
-        <w:rPr>
-          <w:rFonts w:ascii="Times New Roman" w:hAnsi="Times New Roman"/>
-          <w:b/>
-          <w:sz w:val="24"/>
-        </w:rPr>
-        <w:t xml:space="preserve"> </w:t>
-      </w:r>
-      <w:r>
-        <w:rPr>
-          <w:rFonts w:ascii="Times New Roman" w:hAnsi="Times New Roman"/>
-          <w:b/>
-          <w:sz w:val="24"/>
-        </w:rPr>
-        <w:t>Твоє́ю</w:t>
-      </w:r>
-      <w:r>
-        <w:rPr>
-          <w:rFonts w:ascii="Times New Roman" w:hAnsi="Times New Roman"/>
-          <w:b/>
-          <w:sz w:val="24"/>
-        </w:rPr>
-        <w:t xml:space="preserve"> </w:t>
-      </w:r>
-      <w:r>
-        <w:rPr>
-          <w:rFonts w:ascii="Times New Roman" w:hAnsi="Times New Roman"/>
-          <w:b/>
-          <w:sz w:val="24"/>
-        </w:rPr>
-        <w:t>суди́</w:t>
-      </w:r>
-      <w:r>
-        <w:rPr>
-          <w:rFonts w:ascii="Times New Roman" w:hAnsi="Times New Roman"/>
-          <w:b/>
-          <w:sz w:val="24"/>
-        </w:rPr>
-        <w:t xml:space="preserve"> </w:t>
-      </w:r>
-      <w:r>
-        <w:rPr>
-          <w:rFonts w:ascii="Times New Roman" w:hAnsi="Times New Roman"/>
-          <w:b/>
-          <w:sz w:val="24"/>
-        </w:rPr>
         <w:t>мене́</w:t>
       </w:r>
       <w:r>
@@ -3961,39 +3834,11 @@
           <w:color w:val="FF0000"/>
           <w:sz w:val="24"/>
         </w:rPr>
-        <w:t xml:space="preserve"> </w:t>
-      </w:r>
-      <w:r>
-        <w:rPr>
-          <w:rFonts w:ascii="Times New Roman" w:hAnsi="Times New Roman"/>
-          <w:i/>
-          <w:color w:val="FF0000"/>
-          <w:sz w:val="24"/>
-        </w:rPr>
-        <w:t>(Пс.</w:t>
-      </w:r>
-      <w:r>
-        <w:rPr>
-          <w:rFonts w:ascii="Times New Roman" w:hAnsi="Times New Roman"/>
-          <w:i/>
-          <w:color w:val="FF0000"/>
-          <w:sz w:val="24"/>
-        </w:rPr>
-        <w:t xml:space="preserve"> </w:t>
-      </w:r>
-      <w:r>
-        <w:rPr>
-          <w:rFonts w:ascii="Times New Roman" w:hAnsi="Times New Roman"/>
-          <w:i/>
-          <w:color w:val="FF0000"/>
-          <w:sz w:val="24"/>
-        </w:rPr>
-        <w:t>53,1-2).</w:t>
-      </w:r>
-    </w:p>
-    <w:p>
-      <w:pPr>
-        <w:pStyle w:val="a"/>
+        <w:t xml:space="preserve"> (Пс. 53,1-2).</w:t>
+      </w:r>
+    </w:p>
+    <w:p>
+      <w:pPr>
         <w:spacing w:after="120"/>
       </w:pPr>
       <w:r>
@@ -4003,16 +3848,7 @@
           <w:color w:val="FF0000"/>
           <w:sz w:val="24"/>
         </w:rPr>
-        <w:t>Стих:</w:t>
-      </w:r>
-      <w:r>
-        <w:rPr>
-          <w:rFonts w:ascii="Times New Roman" w:hAnsi="Times New Roman"/>
-          <w:i/>
-          <w:color w:val="FF0000"/>
-          <w:sz w:val="24"/>
-        </w:rPr>
-        <w:t xml:space="preserve"> </w:t>
+        <w:t xml:space="preserve">Стих: </w:t>
       </w:r>
       <w:r>
         <w:rPr>
@@ -4020,155 +3856,16 @@
           <w:sz w:val="24"/>
           <w:u w:val="single"/>
         </w:rPr>
-        <w:t>Бо́же,</w:t>
-      </w:r>
-      <w:r>
-        <w:rPr>
-          <w:rFonts w:ascii="Times New Roman" w:hAnsi="Times New Roman"/>
-          <w:sz w:val="24"/>
-          <w:u w:val="single"/>
-        </w:rPr>
-        <w:t xml:space="preserve"> </w:t>
-      </w:r>
-      <w:r>
-        <w:rPr>
-          <w:rFonts w:ascii="Times New Roman" w:hAnsi="Times New Roman"/>
-          <w:sz w:val="24"/>
-          <w:u w:val="single"/>
-        </w:rPr>
-        <w:t>почу́й</w:t>
-      </w:r>
-      <w:r>
-        <w:rPr>
-          <w:rFonts w:ascii="Times New Roman" w:hAnsi="Times New Roman"/>
-          <w:sz w:val="24"/>
-          <w:u w:val="single"/>
-        </w:rPr>
-        <w:t xml:space="preserve"> </w:t>
-      </w:r>
-      <w:r>
-        <w:rPr>
-          <w:rFonts w:ascii="Times New Roman" w:hAnsi="Times New Roman"/>
-          <w:sz w:val="24"/>
-          <w:u w:val="single"/>
-        </w:rPr>
-        <w:t>мою́</w:t>
-      </w:r>
-      <w:r>
-        <w:rPr>
-          <w:rFonts w:ascii="Times New Roman" w:hAnsi="Times New Roman"/>
-          <w:sz w:val="24"/>
-          <w:u w:val="single"/>
-        </w:rPr>
-        <w:t xml:space="preserve"> </w:t>
-      </w:r>
-      <w:r>
-        <w:rPr>
-          <w:rFonts w:ascii="Times New Roman" w:hAnsi="Times New Roman"/>
-          <w:sz w:val="24"/>
-          <w:u w:val="single"/>
-        </w:rPr>
-        <w:t>моли́тву,</w:t>
-      </w:r>
-      <w:r>
-        <w:rPr>
-          <w:rFonts w:ascii="Times New Roman" w:hAnsi="Times New Roman"/>
-          <w:sz w:val="24"/>
-          <w:u w:val="single"/>
-        </w:rPr>
-        <w:t xml:space="preserve"> </w:t>
-      </w:r>
-      <w:r>
-        <w:rPr>
-          <w:rFonts w:ascii="Times New Roman" w:hAnsi="Times New Roman"/>
-          <w:sz w:val="24"/>
-          <w:u w:val="single"/>
-        </w:rPr>
-        <w:t>ви́слухай</w:t>
-      </w:r>
-      <w:r>
-        <w:rPr>
-          <w:rFonts w:ascii="Times New Roman" w:hAnsi="Times New Roman"/>
-          <w:sz w:val="24"/>
-          <w:u w:val="single"/>
-        </w:rPr>
-        <w:t xml:space="preserve"> </w:t>
-      </w:r>
-      <w:r>
-        <w:rPr>
-          <w:rFonts w:ascii="Times New Roman" w:hAnsi="Times New Roman"/>
-          <w:sz w:val="24"/>
-          <w:u w:val="single"/>
-        </w:rPr>
-        <w:t>слова́</w:t>
-      </w:r>
-      <w:r>
-        <w:rPr>
-          <w:rFonts w:ascii="Times New Roman" w:hAnsi="Times New Roman"/>
-          <w:sz w:val="24"/>
-          <w:u w:val="single"/>
-        </w:rPr>
-        <w:t xml:space="preserve"> </w:t>
-      </w:r>
-      <w:r>
-        <w:rPr>
-          <w:rFonts w:ascii="Times New Roman" w:hAnsi="Times New Roman"/>
-          <w:sz w:val="24"/>
-          <w:u w:val="single"/>
-        </w:rPr>
-        <w:t>уст</w:t>
-      </w:r>
-      <w:r>
-        <w:rPr>
-          <w:rFonts w:ascii="Times New Roman" w:hAnsi="Times New Roman"/>
-          <w:sz w:val="24"/>
-          <w:u w:val="single"/>
-        </w:rPr>
-        <w:t xml:space="preserve"> </w:t>
-      </w:r>
-      <w:r>
-        <w:rPr>
-          <w:rFonts w:ascii="Times New Roman" w:hAnsi="Times New Roman"/>
-          <w:sz w:val="24"/>
-          <w:u w:val="single"/>
-        </w:rPr>
-        <w:t>мої́х</w:t>
-      </w:r>
-      <w:r>
-        <w:rPr>
-          <w:rFonts w:ascii="Times New Roman" w:hAnsi="Times New Roman"/>
-          <w:i/>
-          <w:color w:val="FF0000"/>
-          <w:sz w:val="24"/>
-        </w:rPr>
-        <w:t xml:space="preserve"> </w:t>
-      </w:r>
-      <w:r>
-        <w:rPr>
-          <w:rFonts w:ascii="Times New Roman" w:hAnsi="Times New Roman"/>
-          <w:i/>
-          <w:color w:val="FF0000"/>
-          <w:sz w:val="24"/>
-        </w:rPr>
-        <w:t>(Пс.</w:t>
-      </w:r>
-      <w:r>
-        <w:rPr>
-          <w:rFonts w:ascii="Times New Roman" w:hAnsi="Times New Roman"/>
-          <w:i/>
-          <w:color w:val="FF0000"/>
-          <w:sz w:val="24"/>
-        </w:rPr>
-        <w:t xml:space="preserve"> </w:t>
-      </w:r>
-      <w:r>
-        <w:rPr>
-          <w:rFonts w:ascii="Times New Roman" w:hAnsi="Times New Roman"/>
-          <w:i/>
-          <w:color w:val="FF0000"/>
-          <w:sz w:val="24"/>
-        </w:rPr>
-        <w:t>53,4).</w:t>
+        <w:t>Бо́же, почу́й мою́ моли́тву, ви́слухай слова́ уст мої́х</w:t>
+      </w:r>
+      <w:r>
+        <w:rPr>
+          <w:rFonts w:ascii="Times New Roman" w:hAnsi="Times New Roman"/>
+          <w:i/>
+          <w:color w:val="FF0000"/>
+          <w:sz w:val="24"/>
+        </w:rPr>
+        <w:t xml:space="preserve"> (Пс. 53,4).</w:t>
       </w:r>
     </w:p>
     <w:p/>
@@ -4511,6 +4208,7 @@
           <w:sz w:val="24"/>
           <w:szCs w:val="24"/>
         </w:rPr>
+        <w:lastRenderedPageBreak/>
         <w:t>Вірні:</w:t>
       </w:r>
       <w:r>
@@ -5213,6 +4911,7 @@
           <w:sz w:val="24"/>
           <w:szCs w:val="24"/>
         </w:rPr>
+        <w:lastRenderedPageBreak/>
         <w:t>Священик:</w:t>
       </w:r>
       <w:r>
@@ -5945,6 +5644,488 @@
         <w:jc w:val="both"/>
         <w:rPr>
           <w:rFonts w:ascii="Times New Roman" w:hAnsi="Times New Roman"/>
+          <w:sz w:val="24"/>
+          <w:szCs w:val="24"/>
+        </w:rPr>
+      </w:pPr>
+    </w:p>
+    <w:p>
+      <w:pPr>
+        <w:pStyle w:val="Heading3"/>
+        <w:spacing w:before="0" w:after="120"/>
+        <w:jc w:val="center"/>
+        <w:rPr>
+          <w:rFonts w:ascii="Times New Roman" w:eastAsia="Times New Roman" w:hAnsi="Times New Roman"/>
+          <w:i/>
+          <w:color w:val="FF0000"/>
+        </w:rPr>
+      </w:pPr>
+      <w:r>
+        <w:rPr>
+          <w:rFonts w:ascii="Times New Roman" w:eastAsia="Times New Roman" w:hAnsi="Times New Roman"/>
+          <w:b/>
+          <w:i/>
+          <w:color w:val="FF0000"/>
+        </w:rPr>
+        <w:t>Єктенія усильного благання</w:t>
+      </w:r>
+    </w:p>
+    <w:p>
+      <w:pPr>
+        <w:spacing w:after="120"/>
+        <w:jc w:val="both"/>
+        <w:rPr>
+          <w:rFonts w:ascii="Times New Roman" w:hAnsi="Times New Roman"/>
+          <w:sz w:val="24"/>
+          <w:szCs w:val="24"/>
+        </w:rPr>
+      </w:pPr>
+      <w:r>
+        <w:rPr>
+          <w:rFonts w:ascii="Times New Roman" w:hAnsi="Times New Roman"/>
+          <w:sz w:val="24"/>
+          <w:szCs w:val="24"/>
+        </w:rPr>
+        <w:t>Помилуй нас, Боже, з великої милости твоєї, молимось тобі, вислухай і помилуй.</w:t>
+      </w:r>
+    </w:p>
+    <w:p>
+      <w:pPr>
+        <w:spacing w:after="120"/>
+        <w:jc w:val="both"/>
+        <w:rPr>
+          <w:rFonts w:ascii="Times New Roman" w:hAnsi="Times New Roman"/>
+          <w:i/>
+          <w:sz w:val="24"/>
+          <w:szCs w:val="24"/>
+        </w:rPr>
+      </w:pPr>
+      <w:r>
+        <w:rPr>
+          <w:rFonts w:ascii="Times New Roman" w:hAnsi="Times New Roman"/>
+          <w:i/>
+          <w:color w:val="FF0000"/>
+          <w:sz w:val="24"/>
+          <w:szCs w:val="24"/>
+        </w:rPr>
+        <w:t>Вірні:</w:t>
+      </w:r>
+      <w:r>
+        <w:rPr>
+          <w:rFonts w:ascii="Times New Roman" w:hAnsi="Times New Roman"/>
+          <w:sz w:val="24"/>
+          <w:szCs w:val="24"/>
+        </w:rPr>
+        <w:t xml:space="preserve"> Господи, помилуй </w:t>
+      </w:r>
+      <w:r>
+        <w:rPr>
+          <w:rFonts w:ascii="Times New Roman" w:hAnsi="Times New Roman"/>
+          <w:i/>
+          <w:color w:val="FF0000"/>
+          <w:sz w:val="24"/>
+          <w:szCs w:val="24"/>
+        </w:rPr>
+        <w:t>(3 р.)</w:t>
+      </w:r>
+    </w:p>
+    <w:p>
+      <w:pPr>
+        <w:spacing w:after="120"/>
+        <w:jc w:val="both"/>
+        <w:rPr>
+          <w:rFonts w:ascii="Times New Roman" w:hAnsi="Times New Roman"/>
+          <w:sz w:val="24"/>
+          <w:szCs w:val="24"/>
+        </w:rPr>
+      </w:pPr>
+      <w:r>
+        <w:rPr>
+          <w:rFonts w:ascii="Times New Roman" w:hAnsi="Times New Roman"/>
+          <w:sz w:val="24"/>
+          <w:szCs w:val="24"/>
+        </w:rPr>
+        <w:t xml:space="preserve">Ще молимось за святішого вселенського Архиєрея Франциска, Папу Римського, за блаженнішого Патріарха нашого Святослава, і за преосвященнішого Митрополита нашого Кир </w:t>
+      </w:r>
+      <w:r>
+        <w:rPr>
+          <w:rFonts w:ascii="Times New Roman" w:hAnsi="Times New Roman"/>
+          <w:i/>
+          <w:color w:val="FF0000"/>
+          <w:sz w:val="24"/>
+          <w:szCs w:val="24"/>
+        </w:rPr>
+        <w:t>(ім'я)</w:t>
+      </w:r>
+      <w:r>
+        <w:rPr>
+          <w:rFonts w:ascii="Times New Roman" w:hAnsi="Times New Roman"/>
+          <w:sz w:val="24"/>
+          <w:szCs w:val="24"/>
+        </w:rPr>
+        <w:t xml:space="preserve">, і за боголюбивого Єпископа нашого Кир </w:t>
+      </w:r>
+      <w:r>
+        <w:rPr>
+          <w:rFonts w:ascii="Times New Roman" w:hAnsi="Times New Roman"/>
+          <w:i/>
+          <w:color w:val="FF0000"/>
+          <w:sz w:val="24"/>
+          <w:szCs w:val="24"/>
+        </w:rPr>
+        <w:t>(ім'я)</w:t>
+      </w:r>
+      <w:r>
+        <w:rPr>
+          <w:rFonts w:ascii="Times New Roman" w:hAnsi="Times New Roman"/>
+          <w:sz w:val="24"/>
+          <w:szCs w:val="24"/>
+        </w:rPr>
+        <w:t xml:space="preserve">, [і за всечесніших отців наших Протоархимандрита </w:t>
+      </w:r>
+      <w:r>
+        <w:rPr>
+          <w:rFonts w:ascii="Times New Roman" w:hAnsi="Times New Roman"/>
+          <w:i/>
+          <w:color w:val="FF0000"/>
+          <w:sz w:val="24"/>
+          <w:szCs w:val="24"/>
+        </w:rPr>
+        <w:t>(ім'я)</w:t>
+      </w:r>
+      <w:r>
+        <w:rPr>
+          <w:rFonts w:ascii="Times New Roman" w:hAnsi="Times New Roman"/>
+          <w:sz w:val="24"/>
+          <w:szCs w:val="24"/>
+        </w:rPr>
+        <w:t xml:space="preserve">, Архимандрита </w:t>
+      </w:r>
+      <w:r>
+        <w:rPr>
+          <w:rFonts w:ascii="Times New Roman" w:hAnsi="Times New Roman"/>
+          <w:i/>
+          <w:color w:val="FF0000"/>
+          <w:sz w:val="24"/>
+          <w:szCs w:val="24"/>
+        </w:rPr>
+        <w:t>(ім'я)</w:t>
+      </w:r>
+      <w:r>
+        <w:rPr>
+          <w:rFonts w:ascii="Times New Roman" w:hAnsi="Times New Roman"/>
+          <w:sz w:val="24"/>
+          <w:szCs w:val="24"/>
+        </w:rPr>
+        <w:t xml:space="preserve">, Протоігумена </w:t>
+      </w:r>
+      <w:r>
+        <w:rPr>
+          <w:rFonts w:ascii="Times New Roman" w:hAnsi="Times New Roman"/>
+          <w:i/>
+          <w:color w:val="FF0000"/>
+          <w:sz w:val="24"/>
+          <w:szCs w:val="24"/>
+        </w:rPr>
+        <w:t>(ім'я)</w:t>
+      </w:r>
+      <w:r>
+        <w:rPr>
+          <w:rFonts w:ascii="Times New Roman" w:hAnsi="Times New Roman"/>
+          <w:sz w:val="24"/>
+          <w:szCs w:val="24"/>
+        </w:rPr>
+        <w:t xml:space="preserve"> й Ігумена </w:t>
+      </w:r>
+      <w:r>
+        <w:rPr>
+          <w:rFonts w:ascii="Times New Roman" w:hAnsi="Times New Roman"/>
+          <w:i/>
+          <w:color w:val="FF0000"/>
+          <w:sz w:val="24"/>
+          <w:szCs w:val="24"/>
+        </w:rPr>
+        <w:t>(ім'я)</w:t>
+      </w:r>
+      <w:r>
+        <w:rPr>
+          <w:rFonts w:ascii="Times New Roman" w:hAnsi="Times New Roman"/>
+          <w:sz w:val="24"/>
+          <w:szCs w:val="24"/>
+        </w:rPr>
+        <w:t>], за тих, що служать і послужили у святому храмі цьому [і в святій обителі цій], і за отців наших духовних, і всіх у Христі братів наших.</w:t>
+      </w:r>
+    </w:p>
+    <w:p>
+      <w:pPr>
+        <w:spacing w:after="120"/>
+        <w:jc w:val="both"/>
+        <w:rPr>
+          <w:rFonts w:ascii="Times New Roman" w:hAnsi="Times New Roman"/>
+          <w:i/>
+          <w:sz w:val="24"/>
+          <w:szCs w:val="24"/>
+        </w:rPr>
+      </w:pPr>
+      <w:r>
+        <w:rPr>
+          <w:rFonts w:ascii="Times New Roman" w:hAnsi="Times New Roman"/>
+          <w:i/>
+          <w:color w:val="FF0000"/>
+          <w:sz w:val="24"/>
+          <w:szCs w:val="24"/>
+        </w:rPr>
+        <w:t>Вірні:</w:t>
+      </w:r>
+      <w:r>
+        <w:rPr>
+          <w:rFonts w:ascii="Times New Roman" w:hAnsi="Times New Roman"/>
+          <w:sz w:val="24"/>
+          <w:szCs w:val="24"/>
+        </w:rPr>
+        <w:t xml:space="preserve"> Господи, помилуй</w:t>
+      </w:r>
+      <w:r>
+        <w:rPr>
+          <w:rFonts w:ascii="Times New Roman" w:hAnsi="Times New Roman"/>
+          <w:i/>
+          <w:sz w:val="24"/>
+          <w:szCs w:val="24"/>
+        </w:rPr>
+        <w:t xml:space="preserve"> </w:t>
+      </w:r>
+      <w:r>
+        <w:rPr>
+          <w:rFonts w:ascii="Times New Roman" w:hAnsi="Times New Roman"/>
+          <w:i/>
+          <w:color w:val="FF0000"/>
+          <w:sz w:val="24"/>
+          <w:szCs w:val="24"/>
+        </w:rPr>
+        <w:t>(3 р.)</w:t>
+      </w:r>
+    </w:p>
+    <w:p>
+      <w:pPr>
+        <w:spacing w:after="120"/>
+        <w:jc w:val="both"/>
+        <w:rPr>
+          <w:rFonts w:ascii="Times New Roman" w:hAnsi="Times New Roman"/>
+          <w:sz w:val="24"/>
+          <w:szCs w:val="24"/>
+        </w:rPr>
+      </w:pPr>
+      <w:r>
+        <w:rPr>
+          <w:rFonts w:ascii="Times New Roman" w:hAnsi="Times New Roman"/>
+          <w:sz w:val="24"/>
+          <w:szCs w:val="24"/>
+        </w:rPr>
+        <w:t>Ще молимось за Богом бережений народ наш, за правління і за все військо.</w:t>
+      </w:r>
+    </w:p>
+    <w:p>
+      <w:pPr>
+        <w:spacing w:after="120"/>
+        <w:jc w:val="both"/>
+        <w:rPr>
+          <w:rFonts w:ascii="Times New Roman" w:hAnsi="Times New Roman"/>
+          <w:i/>
+          <w:sz w:val="24"/>
+          <w:szCs w:val="24"/>
+        </w:rPr>
+      </w:pPr>
+      <w:r>
+        <w:rPr>
+          <w:rFonts w:ascii="Times New Roman" w:hAnsi="Times New Roman"/>
+          <w:i/>
+          <w:color w:val="FF0000"/>
+          <w:sz w:val="24"/>
+          <w:szCs w:val="24"/>
+        </w:rPr>
+        <w:t>Вірні:</w:t>
+      </w:r>
+      <w:r>
+        <w:rPr>
+          <w:rFonts w:ascii="Times New Roman" w:hAnsi="Times New Roman"/>
+          <w:sz w:val="24"/>
+          <w:szCs w:val="24"/>
+        </w:rPr>
+        <w:t xml:space="preserve"> Господи, помилуй</w:t>
+      </w:r>
+      <w:r>
+        <w:rPr>
+          <w:rFonts w:ascii="Times New Roman" w:hAnsi="Times New Roman"/>
+          <w:i/>
+          <w:sz w:val="24"/>
+          <w:szCs w:val="24"/>
+        </w:rPr>
+        <w:t xml:space="preserve"> </w:t>
+      </w:r>
+      <w:r>
+        <w:rPr>
+          <w:rFonts w:ascii="Times New Roman" w:hAnsi="Times New Roman"/>
+          <w:i/>
+          <w:color w:val="FF0000"/>
+          <w:sz w:val="24"/>
+          <w:szCs w:val="24"/>
+        </w:rPr>
+        <w:t>(3 р.)</w:t>
+      </w:r>
+    </w:p>
+    <w:p>
+      <w:pPr>
+        <w:spacing w:after="120"/>
+        <w:jc w:val="both"/>
+        <w:rPr>
+          <w:rFonts w:ascii="Times New Roman" w:hAnsi="Times New Roman"/>
+          <w:sz w:val="24"/>
+          <w:szCs w:val="24"/>
+        </w:rPr>
+      </w:pPr>
+      <w:r>
+        <w:rPr>
+          <w:rFonts w:ascii="Times New Roman" w:hAnsi="Times New Roman"/>
+          <w:sz w:val="24"/>
+          <w:szCs w:val="24"/>
+        </w:rPr>
+        <w:t>Ще молимось за тут присутніх людей, що очікують від тебе великої і багатої милости, за тих, що творять нам милостиню, і за всіх православних християн.</w:t>
+      </w:r>
+    </w:p>
+    <w:p>
+      <w:pPr>
+        <w:spacing w:after="120"/>
+        <w:jc w:val="both"/>
+        <w:rPr>
+          <w:rFonts w:ascii="Times New Roman" w:hAnsi="Times New Roman"/>
+          <w:i/>
+          <w:sz w:val="24"/>
+          <w:szCs w:val="24"/>
+        </w:rPr>
+      </w:pPr>
+      <w:r>
+        <w:rPr>
+          <w:rFonts w:ascii="Times New Roman" w:hAnsi="Times New Roman"/>
+          <w:i/>
+          <w:color w:val="FF0000"/>
+          <w:sz w:val="24"/>
+          <w:szCs w:val="24"/>
+        </w:rPr>
+        <w:t>Вірні:</w:t>
+      </w:r>
+      <w:r>
+        <w:rPr>
+          <w:rFonts w:ascii="Times New Roman" w:hAnsi="Times New Roman"/>
+          <w:sz w:val="24"/>
+          <w:szCs w:val="24"/>
+        </w:rPr>
+        <w:t xml:space="preserve"> Господи, помилуй</w:t>
+      </w:r>
+      <w:r>
+        <w:rPr>
+          <w:rFonts w:ascii="Times New Roman" w:hAnsi="Times New Roman"/>
+          <w:i/>
+          <w:sz w:val="24"/>
+          <w:szCs w:val="24"/>
+        </w:rPr>
+        <w:t xml:space="preserve"> </w:t>
+      </w:r>
+      <w:r>
+        <w:rPr>
+          <w:rFonts w:ascii="Times New Roman" w:hAnsi="Times New Roman"/>
+          <w:i/>
+          <w:color w:val="FF0000"/>
+          <w:sz w:val="24"/>
+          <w:szCs w:val="24"/>
+        </w:rPr>
+        <w:t>(3 р.)</w:t>
+      </w:r>
+    </w:p>
+    <w:p>
+      <w:pPr>
+        <w:spacing w:after="120"/>
+        <w:jc w:val="both"/>
+        <w:rPr>
+          <w:rFonts w:ascii="Times New Roman" w:hAnsi="Times New Roman"/>
+          <w:sz w:val="24"/>
+          <w:szCs w:val="24"/>
+          <w:u w:val="single"/>
+        </w:rPr>
+      </w:pPr>
+      <w:r>
+        <w:rPr>
+          <w:rFonts w:ascii="Times New Roman" w:hAnsi="Times New Roman"/>
+          <w:sz w:val="24"/>
+          <w:szCs w:val="24"/>
+          <w:u w:val="single"/>
+        </w:rPr>
+        <w:t>[Господи, Боже наш! Згадай нас грішних і недостойних слуг твоїх, коли призиваємо святе ім'я твоє, і не осороми нас, коли очікуємо милости твоєї, але вислухай, Господи, усі наші спасенні прохання, і вчини нас достойними любити і боятися тебе від усього серця нашого і творити в усьому волю твою.]</w:t>
+      </w:r>
+    </w:p>
+    <w:p>
+      <w:pPr>
+        <w:spacing w:after="120"/>
+        <w:jc w:val="both"/>
+        <w:rPr>
+          <w:rFonts w:ascii="Times New Roman" w:hAnsi="Times New Roman"/>
+          <w:sz w:val="24"/>
+          <w:szCs w:val="24"/>
+        </w:rPr>
+      </w:pPr>
+      <w:r>
+        <w:rPr>
+          <w:rFonts w:ascii="Times New Roman" w:hAnsi="Times New Roman"/>
+          <w:i/>
+          <w:color w:val="FF0000"/>
+          <w:sz w:val="24"/>
+          <w:szCs w:val="24"/>
+        </w:rPr>
+        <w:t>Священик:</w:t>
+      </w:r>
+      <w:r>
+        <w:rPr>
+          <w:rFonts w:ascii="Times New Roman" w:hAnsi="Times New Roman"/>
+          <w:sz w:val="24"/>
+          <w:szCs w:val="24"/>
+        </w:rPr>
+        <w:t xml:space="preserve"> Бо милостивий і чоловіколюбець Бог єси, і тобі славу возсилаємо: Отцю, і Сину, і Святому Духові, нині і повсякчас, і на віки віків.</w:t>
+      </w:r>
+    </w:p>
+    <w:p>
+      <w:pPr>
+        <w:spacing w:after="120"/>
+        <w:jc w:val="both"/>
+        <w:rPr>
+          <w:rFonts w:ascii="Times New Roman" w:hAnsi="Times New Roman"/>
+          <w:sz w:val="24"/>
+          <w:szCs w:val="24"/>
+        </w:rPr>
+      </w:pPr>
+      <w:r>
+        <w:rPr>
+          <w:rFonts w:ascii="Times New Roman" w:hAnsi="Times New Roman"/>
+          <w:i/>
+          <w:color w:val="FF0000"/>
+          <w:sz w:val="24"/>
+          <w:szCs w:val="24"/>
+        </w:rPr>
+        <w:t>Вірні:</w:t>
+      </w:r>
+      <w:r>
+        <w:rPr>
+          <w:rFonts w:ascii="Times New Roman" w:hAnsi="Times New Roman"/>
+          <w:sz w:val="24"/>
+          <w:szCs w:val="24"/>
+        </w:rPr>
+        <w:t xml:space="preserve"> Амінь.</w:t>
+      </w:r>
+    </w:p>
+    <w:p>
+      <w:pPr>
+        <w:spacing w:after="120" w:line="20" w:lineRule="atLeast"/>
+        <w:jc w:val="both"/>
+        <w:rPr>
+          <w:rFonts w:ascii="Times New Roman" w:hAnsi="Times New Roman"/>
           <w:color w:val="FF0000"/>
           <w:sz w:val="24"/>
           <w:szCs w:val="24"/>
@@ -6289,6 +6470,7 @@
           <w:sz w:val="24"/>
           <w:szCs w:val="24"/>
         </w:rPr>
+        <w:lastRenderedPageBreak/>
         <w:t>Священик:</w:t>
       </w:r>
       <w:r>
@@ -7188,6 +7370,7 @@
           <w:sz w:val="24"/>
           <w:szCs w:val="24"/>
         </w:rPr>
+        <w:lastRenderedPageBreak/>
         <w:t>Кажу бо: Нехай не втішаються наді мною, як захитається моя нога,* нехай не несуться проти мене.</w:t>
       </w:r>
     </w:p>
@@ -7856,6 +8039,7 @@
           <w:sz w:val="24"/>
           <w:szCs w:val="24"/>
         </w:rPr>
+        <w:lastRenderedPageBreak/>
         <w:t>Тяжить на мені твій гнів,* і всіма хвилями твоїми гнітиш мене.</w:t>
       </w:r>
     </w:p>
@@ -8500,6 +8684,7 @@
           <w:sz w:val="24"/>
           <w:szCs w:val="24"/>
         </w:rPr>
+        <w:lastRenderedPageBreak/>
         <w:t>Благословіте Господа, всі його небесні сили,* слуги його, що чините його волю.</w:t>
       </w:r>
     </w:p>
@@ -8968,6 +9153,7 @@
           <w:sz w:val="24"/>
           <w:szCs w:val="24"/>
         </w:rPr>
+        <w:lastRenderedPageBreak/>
         <w:t>3.</w:t>
       </w:r>
       <w:r>
@@ -9127,7 +9313,17 @@
           <w:sz w:val="24"/>
           <w:szCs w:val="24"/>
         </w:rPr>
-        <w:t>Господи, Боже наш, що сонну неміч забрав від нас і покликав нас візванням святим, щоб і вночі підносити руки наші і прославляти тебе за справедливі твої присуди. Прийми благання наші, моління, визнавання, нічні служби і даруй нам, Боже, віру бездоганну, надію впевнену, любов нелицемірну. Благослови наші входи й виходи, вчинки, слова, діла й думки; і дай нам дочекатися початку дня, нам, що хвалять й оспівують, і благословлять добрість твоєї несказанної сили, щоб було благословенне твоє пресвяте ім'я і прославлене твоє царство: Отця, і Сина, і Святого Духа, нині і повсякчас, і на віки віків. Амінь.</w:t>
+        <w:t xml:space="preserve">Господи, Боже наш, що сонну неміч забрав від нас і покликав нас візванням святим, щоб і вночі підносити руки наші і прославляти тебе за справедливі твої присуди. Прийми благання наші, моління, визнавання, нічні служби і даруй нам, Боже, віру бездоганну, надію впевнену, любов нелицемірну. Благослови наші входи й виходи, вчинки, слова, діла й думки; і дай нам дочекатися початку дня, нам, що хвалять й оспівують, і благословлять </w:t>
+      </w:r>
+      <w:r>
+        <w:rPr>
+          <w:rFonts w:ascii="Times New Roman" w:hAnsi="Times New Roman"/>
+          <w:color w:val="000000"/>
+          <w:sz w:val="24"/>
+          <w:szCs w:val="24"/>
+        </w:rPr>
+        <w:lastRenderedPageBreak/>
+        <w:t>добрість твоєї несказанної сили, щоб було благословенне твоє пресвяте ім'я і прославлене твоє царство: Отця, і Сина, і Святого Духа, нині і повсякчас, і на віки віків. Амінь.</w:t>
       </w:r>
     </w:p>
     <w:p>
@@ -9580,6 +9776,7 @@
           <w:sz w:val="24"/>
           <w:szCs w:val="24"/>
         </w:rPr>
+        <w:lastRenderedPageBreak/>
         <w:t>Вірні:</w:t>
       </w:r>
       <w:r>
@@ -11068,7 +11265,17 @@
           <w:szCs w:val="24"/>
           <w:u w:val="single"/>
         </w:rPr>
-        <w:t>[Боже й Отче Господа нашого Ісуса Христа! Ти підніс нас з постелі нашої і зібрав на годину молитви. Дай нам ласку відкрити уста наші і прийми наші подяки, що в наших силах, і навчи нас установ твоїх. Бо молитися як слід не вміємо, якщо ти, Господи, святим твоїм Духом не навчиш нас. Тому молимося тобі: Даруй і прости, якщо ми згрішили аж дотеперішньої години словом або ділом, або думкою, добровільно або недобровільно. Бо коли на провини будеш дивитися, Господи, Господи, то хто встоїться, бо в тебе є прощення. Ти один святий, допоміжник сильний, захисник життя нашого, і тебе ми завжди оспівуватимемо.]</w:t>
+        <w:t xml:space="preserve">[Боже й Отче Господа нашого Ісуса Христа! Ти підніс нас з постелі нашої і зібрав на годину молитви. Дай нам ласку відкрити уста наші і прийми наші подяки, що в наших </w:t>
+      </w:r>
+      <w:r>
+        <w:rPr>
+          <w:rFonts w:ascii="Times New Roman" w:hAnsi="Times New Roman"/>
+          <w:sz w:val="24"/>
+          <w:szCs w:val="24"/>
+          <w:u w:val="single"/>
+        </w:rPr>
+        <w:lastRenderedPageBreak/>
+        <w:t>силах, і навчи нас установ твоїх. Бо молитися як слід не вміємо, якщо ти, Господи, святим твоїм Духом не навчиш нас. Тому молимося тобі: Даруй і прости, якщо ми згрішили аж дотеперішньої години словом або ділом, або думкою, добровільно або недобровільно. Бо коли на провини будеш дивитися, Господи, Господи, то хто встоїться, бо в тебе є прощення. Ти один святий, допоміжник сильний, захисник життя нашого, і тебе ми завжди оспівуватимемо.]</w:t>
       </w:r>
     </w:p>
     <w:p>
@@ -11690,6 +11897,7 @@
           <w:sz w:val="24"/>
           <w:szCs w:val="24"/>
         </w:rPr>
+        <w:lastRenderedPageBreak/>
         <w:t>Тоді вподобаєш собі жертву правди, приношення і всепалення;* тоді покладуть на вівтар твій тельців.</w:t>
       </w:r>
     </w:p>
@@ -12209,6 +12417,7 @@
           <w:sz w:val="24"/>
           <w:szCs w:val="24"/>
         </w:rPr>
+        <w:lastRenderedPageBreak/>
         <w:t>Канон</w:t>
       </w:r>
     </w:p>
@@ -12808,7 +13017,17 @@
           <w:szCs w:val="24"/>
           <w:u w:val="single"/>
         </w:rPr>
-        <w:t>[Господи, Боже наш, що сонну неміч забрав від нас і покликав нас візванням святим, щоб і вночі підносити руки наші і прославляти тебе за справедливі твої присуди. Прийми благання наші, моління, визнавання, нічні служби і даруй нам, Боже, віру бездоганну, надію впевнену, любов нелицемірну. Благослови наші входи й виходи, вчинки, слова, діла й думки; і дай нам дочекатися початку дня, нам, що хвалять й оспівують, і благословлять добрість твоєї несказанної сили]</w:t>
+        <w:t xml:space="preserve">[Господи, Боже наш, що сонну неміч забрав від нас і покликав нас візванням святим, щоб і вночі підносити руки наші і прославляти тебе за справедливі твої присуди. Прийми благання наші, моління, визнавання, нічні служби і даруй нам, Боже, віру бездоганну, надію впевнену, любов нелицемірну. Благослови наші входи й виходи, вчинки, слова, діла </w:t>
+      </w:r>
+      <w:r>
+        <w:rPr>
+          <w:rFonts w:ascii="Times New Roman" w:hAnsi="Times New Roman"/>
+          <w:sz w:val="24"/>
+          <w:szCs w:val="24"/>
+          <w:u w:val="single"/>
+        </w:rPr>
+        <w:lastRenderedPageBreak/>
+        <w:t>й думки; і дай нам дочекатися початку дня, нам, що хвалять й оспівують, і благословлять добрість твоєї несказанної сили]</w:t>
       </w:r>
     </w:p>
     <w:bookmarkEnd w:id="0"/>
@@ -13425,6 +13644,7 @@
           <w:szCs w:val="24"/>
           <w:lang w:eastAsia="en-AU"/>
         </w:rPr>
+        <w:lastRenderedPageBreak/>
         <w:t xml:space="preserve">Слава І нині: </w:t>
       </w:r>
       <w:r>
@@ -13986,6 +14206,7 @@
           <w:sz w:val="24"/>
           <w:szCs w:val="24"/>
         </w:rPr>
+        <w:lastRenderedPageBreak/>
         <w:t>Зненацька, зо словом Ангела Небесні Воїнства візвали: «Слава Богу во вишніх, на землі мир, серед людей благовоління: возсіяв Христос! Отців Боже, благословен єси!»</w:t>
       </w:r>
     </w:p>
@@ -14686,6 +14907,7 @@
           <w:sz w:val="24"/>
           <w:szCs w:val="24"/>
         </w:rPr>
+        <w:lastRenderedPageBreak/>
         <w:t>«Де новонароджене Дитя</w:t>
       </w:r>
       <w:r>
@@ -15381,6 +15603,7 @@
           <w:sz w:val="24"/>
           <w:szCs w:val="24"/>
         </w:rPr>
+        <w:lastRenderedPageBreak/>
         <w:t>Хваліте його, всі ангели його,* хваліте його, всі воїнства небесні.* Тобі належить пісня, о Боже.</w:t>
       </w:r>
     </w:p>
@@ -16039,6 +16262,7 @@
           <w:sz w:val="24"/>
           <w:szCs w:val="24"/>
         </w:rPr>
+        <w:lastRenderedPageBreak/>
         <w:t>Богородице Діво, що породила Спаса!* Ти знищила первісне прокляття Єви,* бо стала Матір'ю того, хто є вподобанням Отця,* тримаючи в обіймах воплочене Боже Слово.* Це тайна незбагненна,* яку ми єдиною вірою всі звеличуємо, проголошуючи з тобою:* Невимовний Господи, – слава тобі!</w:t>
       </w:r>
     </w:p>
@@ -16600,6 +16824,7 @@
           <w:sz w:val="24"/>
           <w:szCs w:val="24"/>
         </w:rPr>
+        <w:lastRenderedPageBreak/>
         <w:t>Господи, ти був нам пристановищем* по всі роди.</w:t>
       </w:r>
     </w:p>
@@ -17424,6 +17649,7 @@
           <w:sz w:val="24"/>
           <w:szCs w:val="24"/>
         </w:rPr>
+        <w:lastRenderedPageBreak/>
         <w:t>Дня всього досконалого, святого, мирного і безгрішного у Господа просім.</w:t>
       </w:r>
     </w:p>
@@ -18169,6 +18395,7 @@
           <w:sz w:val="24"/>
           <w:szCs w:val="24"/>
         </w:rPr>
+        <w:lastRenderedPageBreak/>
         <w:t>Великий відпуст</w:t>
       </w:r>
     </w:p>
@@ -18563,7 +18790,7 @@
 </file>
 
 <file path=word/endnotes.xml><?xml version="1.0" encoding="utf-8"?>
-<w:endnotes xmlns:ve="http://schemas.openxmlformats.org/markup-compatibility/2006" xmlns:o="urn:schemas-microsoft-com:office:office" xmlns:r="http://schemas.openxmlformats.org/officeDocument/2006/relationships" xmlns:m="http://schemas.openxmlformats.org/officeDocument/2006/math" xmlns:v="urn:schemas-microsoft-com:vml" xmlns:wp="http://schemas.openxmlformats.org/drawingml/2006/wordprocessingDrawing" xmlns:w10="urn:schemas-microsoft-com:office:word" xmlns:w="http://schemas.openxmlformats.org/wordprocessingml/2006/main" xmlns:wne="http://schemas.microsoft.com/office/word/2006/wordml">
+<w:endnotes xmlns:wpc="http://schemas.microsoft.com/office/word/2010/wordprocessingCanvas" xmlns:cx="http://schemas.microsoft.com/office/drawing/2014/chartex" xmlns:cx1="http://schemas.microsoft.com/office/drawing/2015/9/8/chartex" xmlns:cx2="http://schemas.microsoft.com/office/drawing/2015/10/21/chartex" xmlns:cx3="http://schemas.microsoft.com/office/drawing/2016/5/9/chartex" xmlns:cx4="http://schemas.microsoft.com/office/drawing/2016/5/10/chartex" xmlns:cx5="http://schemas.microsoft.com/office/drawing/2016/5/11/chartex" xmlns:cx6="http://schemas.microsoft.com/office/drawing/2016/5/12/chartex" xmlns:cx7="http://schemas.microsoft.com/office/drawing/2016/5/13/chartex" xmlns:cx8="http://schemas.microsoft.com/office/drawing/2016/5/14/chartex" xmlns:mc="http://schemas.openxmlformats.org/markup-compatibility/2006" xmlns:aink="http://schemas.microsoft.com/office/drawing/2016/ink" xmlns:am3d="http://schemas.microsoft.com/office/drawing/2017/model3d" xmlns:o="urn:schemas-microsoft-com:office:office" xmlns:r="http://schemas.openxmlformats.org/officeDocument/2006/relationships" xmlns:m="http://schemas.openxmlformats.org/officeDocument/2006/math" xmlns:v="urn:schemas-microsoft-com:vml" xmlns:wp14="http://schemas.microsoft.com/office/word/2010/wordprocessingDrawing" xmlns:wp="http://schemas.openxmlformats.org/drawingml/2006/wordprocessingDrawing" xmlns:w10="urn:schemas-microsoft-com:office:word" xmlns:w="http://schemas.openxmlformats.org/wordprocessingml/2006/main" xmlns:w14="http://schemas.microsoft.com/office/word/2010/wordml" xmlns:w15="http://schemas.microsoft.com/office/word/2012/wordml" xmlns:w16cex="http://schemas.microsoft.com/office/word/2018/wordml/cex" xmlns:w16cid="http://schemas.microsoft.com/office/word/2016/wordml/cid" xmlns:w16="http://schemas.microsoft.com/office/word/2018/wordml" xmlns:w16sdtdh="http://schemas.microsoft.com/office/word/2020/wordml/sdtdatahash" xmlns:w16se="http://schemas.microsoft.com/office/word/2015/wordml/symex" xmlns:wpg="http://schemas.microsoft.com/office/word/2010/wordprocessingGroup" xmlns:wpi="http://schemas.microsoft.com/office/word/2010/wordprocessingInk" xmlns:wne="http://schemas.microsoft.com/office/word/2006/wordml" xmlns:wps="http://schemas.microsoft.com/office/word/2010/wordprocessingShape" mc:Ignorable="w14 w15 w16se w16cid w16 w16cex w16sdtdh wp14">
   <w:endnote w:type="separator" w:id="-1">
     <w:p>
       <w:r>
@@ -18582,7 +18809,7 @@
 </file>
 
 <file path=word/footnotes.xml><?xml version="1.0" encoding="utf-8"?>
-<w:footnotes xmlns:ve="http://schemas.openxmlformats.org/markup-compatibility/2006" xmlns:o="urn:schemas-microsoft-com:office:office" xmlns:r="http://schemas.openxmlformats.org/officeDocument/2006/relationships" xmlns:m="http://schemas.openxmlformats.org/officeDocument/2006/math" xmlns:v="urn:schemas-microsoft-com:vml" xmlns:wp="http://schemas.openxmlformats.org/drawingml/2006/wordprocessingDrawing" xmlns:w10="urn:schemas-microsoft-com:office:word" xmlns:w="http://schemas.openxmlformats.org/wordprocessingml/2006/main" xmlns:wne="http://schemas.microsoft.com/office/word/2006/wordml">
+<w:footnotes xmlns:wpc="http://schemas.microsoft.com/office/word/2010/wordprocessingCanvas" xmlns:cx="http://schemas.microsoft.com/office/drawing/2014/chartex" xmlns:cx1="http://schemas.microsoft.com/office/drawing/2015/9/8/chartex" xmlns:cx2="http://schemas.microsoft.com/office/drawing/2015/10/21/chartex" xmlns:cx3="http://schemas.microsoft.com/office/drawing/2016/5/9/chartex" xmlns:cx4="http://schemas.microsoft.com/office/drawing/2016/5/10/chartex" xmlns:cx5="http://schemas.microsoft.com/office/drawing/2016/5/11/chartex" xmlns:cx6="http://schemas.microsoft.com/office/drawing/2016/5/12/chartex" xmlns:cx7="http://schemas.microsoft.com/office/drawing/2016/5/13/chartex" xmlns:cx8="http://schemas.microsoft.com/office/drawing/2016/5/14/chartex" xmlns:mc="http://schemas.openxmlformats.org/markup-compatibility/2006" xmlns:aink="http://schemas.microsoft.com/office/drawing/2016/ink" xmlns:am3d="http://schemas.microsoft.com/office/drawing/2017/model3d" xmlns:o="urn:schemas-microsoft-com:office:office" xmlns:r="http://schemas.openxmlformats.org/officeDocument/2006/relationships" xmlns:m="http://schemas.openxmlformats.org/officeDocument/2006/math" xmlns:v="urn:schemas-microsoft-com:vml" xmlns:wp14="http://schemas.microsoft.com/office/word/2010/wordprocessingDrawing" xmlns:wp="http://schemas.openxmlformats.org/drawingml/2006/wordprocessingDrawing" xmlns:w10="urn:schemas-microsoft-com:office:word" xmlns:w="http://schemas.openxmlformats.org/wordprocessingml/2006/main" xmlns:w14="http://schemas.microsoft.com/office/word/2010/wordml" xmlns:w15="http://schemas.microsoft.com/office/word/2012/wordml" xmlns:w16cex="http://schemas.microsoft.com/office/word/2018/wordml/cex" xmlns:w16cid="http://schemas.microsoft.com/office/word/2016/wordml/cid" xmlns:w16="http://schemas.microsoft.com/office/word/2018/wordml" xmlns:w16sdtdh="http://schemas.microsoft.com/office/word/2020/wordml/sdtdatahash" xmlns:w16se="http://schemas.microsoft.com/office/word/2015/wordml/symex" xmlns:wpg="http://schemas.microsoft.com/office/word/2010/wordprocessingGroup" xmlns:wpi="http://schemas.microsoft.com/office/word/2010/wordprocessingInk" xmlns:wne="http://schemas.microsoft.com/office/word/2006/wordml" xmlns:wps="http://schemas.microsoft.com/office/word/2010/wordprocessingShape" mc:Ignorable="w14 w15 w16se w16cid w16 w16cex w16sdtdh wp14">
   <w:footnote w:type="separator" w:id="-1">
     <w:p>
       <w:r>
@@ -18601,156 +18828,393 @@
 </file>
 
 <file path=word/styles.xml><?xml version="1.0" encoding="utf-8"?>
-<w:styles xmlns:r="http://schemas.openxmlformats.org/officeDocument/2006/relationships" xmlns:w="http://schemas.openxmlformats.org/wordprocessingml/2006/main">
+<w:styles xmlns:mc="http://schemas.openxmlformats.org/markup-compatibility/2006" xmlns:r="http://schemas.openxmlformats.org/officeDocument/2006/relationships" xmlns:w="http://schemas.openxmlformats.org/wordprocessingml/2006/main" xmlns:w14="http://schemas.microsoft.com/office/word/2010/wordml" xmlns:w15="http://schemas.microsoft.com/office/word/2012/wordml" xmlns:w16cex="http://schemas.microsoft.com/office/word/2018/wordml/cex" xmlns:w16cid="http://schemas.microsoft.com/office/word/2016/wordml/cid" xmlns:w16="http://schemas.microsoft.com/office/word/2018/wordml" xmlns:w16sdtdh="http://schemas.microsoft.com/office/word/2020/wordml/sdtdatahash" xmlns:w16se="http://schemas.microsoft.com/office/word/2015/wordml/symex" mc:Ignorable="w14 w15 w16se w16cid w16 w16cex w16sdtdh">
   <w:docDefaults>
     <w:rPrDefault>
       <w:rPr>
         <w:rFonts w:ascii="Calibri" w:eastAsia="Calibri" w:hAnsi="Calibri" w:cs="Times New Roman"/>
-        <w:sz w:val="22"/>
-        <w:szCs w:val="22"/>
-        <w:lang w:val="en-US" w:eastAsia="en-US" w:bidi="ar-SA"/>
+        <w:lang w:val="uk-UA" w:eastAsia="uk-UA" w:bidi="ar-SA"/>
       </w:rPr>
     </w:rPrDefault>
     <w:pPrDefault/>
   </w:docDefaults>
-  <w:latentStyles w:defLockedState="0" w:defUIPriority="99" w:defSemiHidden="1" w:defUnhideWhenUsed="1" w:defQFormat="0" w:count="267">
-    <w:lsdException w:name="Normal" w:locked="1" w:semiHidden="0" w:uiPriority="0" w:unhideWhenUsed="0" w:qFormat="1"/>
-    <w:lsdException w:name="heading 1" w:locked="1" w:semiHidden="0" w:uiPriority="0" w:unhideWhenUsed="0" w:qFormat="1"/>
-    <w:lsdException w:name="heading 2" w:locked="1" w:semiHidden="0" w:uiPriority="0" w:unhideWhenUsed="0" w:qFormat="1"/>
-    <w:lsdException w:name="heading 3" w:locked="1" w:semiHidden="0" w:uiPriority="0" w:unhideWhenUsed="0" w:qFormat="1"/>
-    <w:lsdException w:name="heading 4" w:locked="1" w:uiPriority="0" w:qFormat="1"/>
-    <w:lsdException w:name="heading 5" w:locked="1" w:uiPriority="0" w:qFormat="1"/>
-    <w:lsdException w:name="heading 6" w:locked="1" w:uiPriority="0" w:qFormat="1"/>
-    <w:lsdException w:name="heading 7" w:locked="1" w:uiPriority="0" w:qFormat="1"/>
-    <w:lsdException w:name="heading 8" w:locked="1" w:uiPriority="0" w:qFormat="1"/>
-    <w:lsdException w:name="heading 9" w:locked="1" w:uiPriority="0" w:qFormat="1"/>
-    <w:lsdException w:name="toc 1" w:locked="1" w:semiHidden="0" w:uiPriority="0" w:unhideWhenUsed="0"/>
-    <w:lsdException w:name="toc 2" w:locked="1" w:semiHidden="0" w:uiPriority="0" w:unhideWhenUsed="0"/>
-    <w:lsdException w:name="toc 3" w:locked="1" w:semiHidden="0" w:uiPriority="0" w:unhideWhenUsed="0"/>
-    <w:lsdException w:name="toc 4" w:locked="1" w:semiHidden="0" w:uiPriority="0" w:unhideWhenUsed="0"/>
-    <w:lsdException w:name="toc 5" w:locked="1" w:semiHidden="0" w:uiPriority="0" w:unhideWhenUsed="0"/>
-    <w:lsdException w:name="toc 6" w:locked="1" w:semiHidden="0" w:uiPriority="0" w:unhideWhenUsed="0"/>
-    <w:lsdException w:name="toc 7" w:locked="1" w:semiHidden="0" w:uiPriority="0" w:unhideWhenUsed="0"/>
-    <w:lsdException w:name="toc 8" w:locked="1" w:semiHidden="0" w:uiPriority="0" w:unhideWhenUsed="0"/>
-    <w:lsdException w:name="toc 9" w:locked="1" w:semiHidden="0" w:uiPriority="0" w:unhideWhenUsed="0"/>
-    <w:lsdException w:name="caption" w:locked="1" w:uiPriority="0" w:qFormat="1"/>
-    <w:lsdException w:name="Title" w:locked="1" w:semiHidden="0" w:uiPriority="0" w:unhideWhenUsed="0" w:qFormat="1"/>
-    <w:lsdException w:name="Default Paragraph Font" w:locked="1" w:semiHidden="0" w:uiPriority="0" w:unhideWhenUsed="0"/>
-    <w:lsdException w:name="Subtitle" w:locked="1" w:semiHidden="0" w:uiPriority="0" w:unhideWhenUsed="0" w:qFormat="1"/>
-    <w:lsdException w:name="Strong" w:locked="1" w:semiHidden="0" w:uiPriority="0" w:unhideWhenUsed="0" w:qFormat="1"/>
-    <w:lsdException w:name="Emphasis" w:locked="1" w:semiHidden="0" w:uiPriority="0" w:unhideWhenUsed="0" w:qFormat="1"/>
-    <w:lsdException w:name="Table Grid" w:locked="1" w:semiHidden="0" w:uiPriority="0" w:unhideWhenUsed="0"/>
-    <w:lsdException w:name="Placeholder Text" w:unhideWhenUsed="0"/>
-    <w:lsdException w:name="No Spacing" w:semiHidden="0" w:uiPriority="1" w:unhideWhenUsed="0" w:qFormat="1"/>
-    <w:lsdException w:name="Light Shading" w:semiHidden="0" w:uiPriority="60" w:unhideWhenUsed="0"/>
-    <w:lsdException w:name="Light List" w:semiHidden="0" w:uiPriority="61" w:unhideWhenUsed="0"/>
-    <w:lsdException w:name="Light Grid" w:semiHidden="0" w:uiPriority="62" w:unhideWhenUsed="0"/>
-    <w:lsdException w:name="Medium Shading 1" w:semiHidden="0" w:uiPriority="63" w:unhideWhenUsed="0"/>
-    <w:lsdException w:name="Medium Shading 2" w:semiHidden="0" w:uiPriority="64" w:unhideWhenUsed="0"/>
-    <w:lsdException w:name="Medium List 1" w:semiHidden="0" w:uiPriority="65" w:unhideWhenUsed="0"/>
-    <w:lsdException w:name="Medium List 2" w:semiHidden="0" w:uiPriority="66" w:unhideWhenUsed="0"/>
-    <w:lsdException w:name="Medium Grid 1" w:semiHidden="0" w:uiPriority="67" w:unhideWhenUsed="0"/>
-    <w:lsdException w:name="Medium Grid 2" w:semiHidden="0" w:uiPriority="68" w:unhideWhenUsed="0"/>
-    <w:lsdException w:name="Medium Grid 3" w:semiHidden="0" w:uiPriority="69" w:unhideWhenUsed="0"/>
-    <w:lsdException w:name="Dark List" w:semiHidden="0" w:uiPriority="70" w:unhideWhenUsed="0"/>
-    <w:lsdException w:name="Colorful Shading" w:semiHidden="0" w:uiPriority="71" w:unhideWhenUsed="0"/>
-    <w:lsdException w:name="Colorful List" w:semiHidden="0" w:uiPriority="72" w:unhideWhenUsed="0"/>
-    <w:lsdException w:name="Colorful Grid" w:semiHidden="0" w:uiPriority="73" w:unhideWhenUsed="0"/>
-    <w:lsdException w:name="Light Shading Accent 1" w:semiHidden="0" w:uiPriority="60" w:unhideWhenUsed="0"/>
-    <w:lsdException w:name="Light List Accent 1" w:semiHidden="0" w:uiPriority="61" w:unhideWhenUsed="0"/>
-    <w:lsdException w:name="Light Grid Accent 1" w:semiHidden="0" w:uiPriority="62" w:unhideWhenUsed="0"/>
-    <w:lsdException w:name="Medium Shading 1 Accent 1" w:semiHidden="0" w:uiPriority="63" w:unhideWhenUsed="0"/>
-    <w:lsdException w:name="Medium Shading 2 Accent 1" w:semiHidden="0" w:uiPriority="64" w:unhideWhenUsed="0"/>
-    <w:lsdException w:name="Medium List 1 Accent 1" w:semiHidden="0" w:uiPriority="65" w:unhideWhenUsed="0"/>
-    <w:lsdException w:name="Revision" w:unhideWhenUsed="0"/>
-    <w:lsdException w:name="List Paragraph" w:semiHidden="0" w:uiPriority="34" w:unhideWhenUsed="0" w:qFormat="1"/>
-    <w:lsdException w:name="Quote" w:semiHidden="0" w:uiPriority="29" w:unhideWhenUsed="0" w:qFormat="1"/>
-    <w:lsdException w:name="Intense Quote" w:semiHidden="0" w:uiPriority="30" w:unhideWhenUsed="0" w:qFormat="1"/>
-    <w:lsdException w:name="Medium List 2 Accent 1" w:semiHidden="0" w:uiPriority="66" w:unhideWhenUsed="0"/>
-    <w:lsdException w:name="Medium Grid 1 Accent 1" w:semiHidden="0" w:uiPriority="67" w:unhideWhenUsed="0"/>
-    <w:lsdException w:name="Medium Grid 2 Accent 1" w:semiHidden="0" w:uiPriority="68" w:unhideWhenUsed="0"/>
-    <w:lsdException w:name="Medium Grid 3 Accent 1" w:semiHidden="0" w:uiPriority="69" w:unhideWhenUsed="0"/>
-    <w:lsdException w:name="Dark List Accent 1" w:semiHidden="0" w:uiPriority="70" w:unhideWhenUsed="0"/>
-    <w:lsdException w:name="Colorful Shading Accent 1" w:semiHidden="0" w:uiPriority="71" w:unhideWhenUsed="0"/>
-    <w:lsdException w:name="Colorful List Accent 1" w:semiHidden="0" w:uiPriority="72" w:unhideWhenUsed="0"/>
-    <w:lsdException w:name="Colorful Grid Accent 1" w:semiHidden="0" w:uiPriority="73" w:unhideWhenUsed="0"/>
-    <w:lsdException w:name="Light Shading Accent 2" w:semiHidden="0" w:uiPriority="60" w:unhideWhenUsed="0"/>
-    <w:lsdException w:name="Light List Accent 2" w:semiHidden="0" w:uiPriority="61" w:unhideWhenUsed="0"/>
-    <w:lsdException w:name="Light Grid Accent 2" w:semiHidden="0" w:uiPriority="62" w:unhideWhenUsed="0"/>
-    <w:lsdException w:name="Medium Shading 1 Accent 2" w:semiHidden="0" w:uiPriority="63" w:unhideWhenUsed="0"/>
-    <w:lsdException w:name="Medium Shading 2 Accent 2" w:semiHidden="0" w:uiPriority="64" w:unhideWhenUsed="0"/>
-    <w:lsdException w:name="Medium List 1 Accent 2" w:semiHidden="0" w:uiPriority="65" w:unhideWhenUsed="0"/>
-    <w:lsdException w:name="Medium List 2 Accent 2" w:semiHidden="0" w:uiPriority="66" w:unhideWhenUsed="0"/>
-    <w:lsdException w:name="Medium Grid 1 Accent 2" w:semiHidden="0" w:uiPriority="67" w:unhideWhenUsed="0"/>
-    <w:lsdException w:name="Medium Grid 2 Accent 2" w:semiHidden="0" w:uiPriority="68" w:unhideWhenUsed="0"/>
-    <w:lsdException w:name="Medium Grid 3 Accent 2" w:semiHidden="0" w:uiPriority="69" w:unhideWhenUsed="0"/>
-    <w:lsdException w:name="Dark List Accent 2" w:semiHidden="0" w:uiPriority="70" w:unhideWhenUsed="0"/>
-    <w:lsdException w:name="Colorful Shading Accent 2" w:semiHidden="0" w:uiPriority="71" w:unhideWhenUsed="0"/>
-    <w:lsdException w:name="Colorful List Accent 2" w:semiHidden="0" w:uiPriority="72" w:unhideWhenUsed="0"/>
-    <w:lsdException w:name="Colorful Grid Accent 2" w:semiHidden="0" w:uiPriority="73" w:unhideWhenUsed="0"/>
-    <w:lsdException w:name="Light Shading Accent 3" w:semiHidden="0" w:uiPriority="60" w:unhideWhenUsed="0"/>
-    <w:lsdException w:name="Light List Accent 3" w:semiHidden="0" w:uiPriority="61" w:unhideWhenUsed="0"/>
-    <w:lsdException w:name="Light Grid Accent 3" w:semiHidden="0" w:uiPriority="62" w:unhideWhenUsed="0"/>
-    <w:lsdException w:name="Medium Shading 1 Accent 3" w:semiHidden="0" w:uiPriority="63" w:unhideWhenUsed="0"/>
-    <w:lsdException w:name="Medium Shading 2 Accent 3" w:semiHidden="0" w:uiPriority="64" w:unhideWhenUsed="0"/>
-    <w:lsdException w:name="Medium List 1 Accent 3" w:semiHidden="0" w:uiPriority="65" w:unhideWhenUsed="0"/>
-    <w:lsdException w:name="Medium List 2 Accent 3" w:semiHidden="0" w:uiPriority="66" w:unhideWhenUsed="0"/>
-    <w:lsdException w:name="Medium Grid 1 Accent 3" w:semiHidden="0" w:uiPriority="67" w:unhideWhenUsed="0"/>
-    <w:lsdException w:name="Medium Grid 2 Accent 3" w:semiHidden="0" w:uiPriority="68" w:unhideWhenUsed="0"/>
-    <w:lsdException w:name="Medium Grid 3 Accent 3" w:semiHidden="0" w:uiPriority="69" w:unhideWhenUsed="0"/>
-    <w:lsdException w:name="Dark List Accent 3" w:semiHidden="0" w:uiPriority="70" w:unhideWhenUsed="0"/>
-    <w:lsdException w:name="Colorful Shading Accent 3" w:semiHidden="0" w:uiPriority="71" w:unhideWhenUsed="0"/>
-    <w:lsdException w:name="Colorful List Accent 3" w:semiHidden="0" w:uiPriority="72" w:unhideWhenUsed="0"/>
-    <w:lsdException w:name="Colorful Grid Accent 3" w:semiHidden="0" w:uiPriority="73" w:unhideWhenUsed="0"/>
-    <w:lsdException w:name="Light Shading Accent 4" w:semiHidden="0" w:uiPriority="60" w:unhideWhenUsed="0"/>
-    <w:lsdException w:name="Light List Accent 4" w:semiHidden="0" w:uiPriority="61" w:unhideWhenUsed="0"/>
-    <w:lsdException w:name="Light Grid Accent 4" w:semiHidden="0" w:uiPriority="62" w:unhideWhenUsed="0"/>
-    <w:lsdException w:name="Medium Shading 1 Accent 4" w:semiHidden="0" w:uiPriority="63" w:unhideWhenUsed="0"/>
-    <w:lsdException w:name="Medium Shading 2 Accent 4" w:semiHidden="0" w:uiPriority="64" w:unhideWhenUsed="0"/>
-    <w:lsdException w:name="Medium List 1 Accent 4" w:semiHidden="0" w:uiPriority="65" w:unhideWhenUsed="0"/>
-    <w:lsdException w:name="Medium List 2 Accent 4" w:semiHidden="0" w:uiPriority="66" w:unhideWhenUsed="0"/>
-    <w:lsdException w:name="Medium Grid 1 Accent 4" w:semiHidden="0" w:uiPriority="67" w:unhideWhenUsed="0"/>
-    <w:lsdException w:name="Medium Grid 2 Accent 4" w:semiHidden="0" w:uiPriority="68" w:unhideWhenUsed="0"/>
-    <w:lsdException w:name="Medium Grid 3 Accent 4" w:semiHidden="0" w:uiPriority="69" w:unhideWhenUsed="0"/>
-    <w:lsdException w:name="Dark List Accent 4" w:semiHidden="0" w:uiPriority="70" w:unhideWhenUsed="0"/>
-    <w:lsdException w:name="Colorful Shading Accent 4" w:semiHidden="0" w:uiPriority="71" w:unhideWhenUsed="0"/>
-    <w:lsdException w:name="Colorful List Accent 4" w:semiHidden="0" w:uiPriority="72" w:unhideWhenUsed="0"/>
-    <w:lsdException w:name="Colorful Grid Accent 4" w:semiHidden="0" w:uiPriority="73" w:unhideWhenUsed="0"/>
-    <w:lsdException w:name="Light Shading Accent 5" w:semiHidden="0" w:uiPriority="60" w:unhideWhenUsed="0"/>
-    <w:lsdException w:name="Light List Accent 5" w:semiHidden="0" w:uiPriority="61" w:unhideWhenUsed="0"/>
-    <w:lsdException w:name="Light Grid Accent 5" w:semiHidden="0" w:uiPriority="62" w:unhideWhenUsed="0"/>
-    <w:lsdException w:name="Medium Shading 1 Accent 5" w:semiHidden="0" w:uiPriority="63" w:unhideWhenUsed="0"/>
-    <w:lsdException w:name="Medium Shading 2 Accent 5" w:semiHidden="0" w:uiPriority="64" w:unhideWhenUsed="0"/>
-    <w:lsdException w:name="Medium List 1 Accent 5" w:semiHidden="0" w:uiPriority="65" w:unhideWhenUsed="0"/>
-    <w:lsdException w:name="Medium List 2 Accent 5" w:semiHidden="0" w:uiPriority="66" w:unhideWhenUsed="0"/>
-    <w:lsdException w:name="Medium Grid 1 Accent 5" w:semiHidden="0" w:uiPriority="67" w:unhideWhenUsed="0"/>
-    <w:lsdException w:name="Medium Grid 2 Accent 5" w:semiHidden="0" w:uiPriority="68" w:unhideWhenUsed="0"/>
-    <w:lsdException w:name="Medium Grid 3 Accent 5" w:semiHidden="0" w:uiPriority="69" w:unhideWhenUsed="0"/>
-    <w:lsdException w:name="Dark List Accent 5" w:semiHidden="0" w:uiPriority="70" w:unhideWhenUsed="0"/>
-    <w:lsdException w:name="Colorful Shading Accent 5" w:semiHidden="0" w:uiPriority="71" w:unhideWhenUsed="0"/>
-    <w:lsdException w:name="Colorful List Accent 5" w:semiHidden="0" w:uiPriority="72" w:unhideWhenUsed="0"/>
-    <w:lsdException w:name="Colorful Grid Accent 5" w:semiHidden="0" w:uiPriority="73" w:unhideWhenUsed="0"/>
-    <w:lsdException w:name="Light Shading Accent 6" w:semiHidden="0" w:uiPriority="60" w:unhideWhenUsed="0"/>
-    <w:lsdException w:name="Light List Accent 6" w:semiHidden="0" w:uiPriority="61" w:unhideWhenUsed="0"/>
-    <w:lsdException w:name="Light Grid Accent 6" w:semiHidden="0" w:uiPriority="62" w:unhideWhenUsed="0"/>
-    <w:lsdException w:name="Medium Shading 1 Accent 6" w:semiHidden="0" w:uiPriority="63" w:unhideWhenUsed="0"/>
-    <w:lsdException w:name="Medium Shading 2 Accent 6" w:semiHidden="0" w:uiPriority="64" w:unhideWhenUsed="0"/>
-    <w:lsdException w:name="Medium List 1 Accent 6" w:semiHidden="0" w:uiPriority="65" w:unhideWhenUsed="0"/>
-    <w:lsdException w:name="Medium List 2 Accent 6" w:semiHidden="0" w:uiPriority="66" w:unhideWhenUsed="0"/>
-    <w:lsdException w:name="Medium Grid 1 Accent 6" w:semiHidden="0" w:uiPriority="67" w:unhideWhenUsed="0"/>
-    <w:lsdException w:name="Medium Grid 2 Accent 6" w:semiHidden="0" w:uiPriority="68" w:unhideWhenUsed="0"/>
-    <w:lsdException w:name="Medium Grid 3 Accent 6" w:semiHidden="0" w:uiPriority="69" w:unhideWhenUsed="0"/>
-    <w:lsdException w:name="Dark List Accent 6" w:semiHidden="0" w:uiPriority="70" w:unhideWhenUsed="0"/>
-    <w:lsdException w:name="Colorful Shading Accent 6" w:semiHidden="0" w:uiPriority="71" w:unhideWhenUsed="0"/>
-    <w:lsdException w:name="Colorful List Accent 6" w:semiHidden="0" w:uiPriority="72" w:unhideWhenUsed="0"/>
-    <w:lsdException w:name="Colorful Grid Accent 6" w:semiHidden="0" w:uiPriority="73" w:unhideWhenUsed="0"/>
-    <w:lsdException w:name="Subtle Emphasis" w:semiHidden="0" w:uiPriority="19" w:unhideWhenUsed="0" w:qFormat="1"/>
-    <w:lsdException w:name="Intense Emphasis" w:semiHidden="0" w:uiPriority="21" w:unhideWhenUsed="0" w:qFormat="1"/>
-    <w:lsdException w:name="Subtle Reference" w:semiHidden="0" w:uiPriority="31" w:unhideWhenUsed="0" w:qFormat="1"/>
-    <w:lsdException w:name="Intense Reference" w:semiHidden="0" w:uiPriority="32" w:unhideWhenUsed="0" w:qFormat="1"/>
-    <w:lsdException w:name="Book Title" w:semiHidden="0" w:uiPriority="33" w:unhideWhenUsed="0" w:qFormat="1"/>
-    <w:lsdException w:name="Bibliography" w:uiPriority="37"/>
-    <w:lsdException w:name="TOC Heading" w:uiPriority="39" w:qFormat="1"/>
+  <w:latentStyles w:defLockedState="0" w:defUIPriority="99" w:defSemiHidden="0" w:defUnhideWhenUsed="0" w:defQFormat="0" w:count="376">
+    <w:lsdException w:name="Normal" w:locked="1" w:uiPriority="0" w:qFormat="1"/>
+    <w:lsdException w:name="heading 1" w:locked="1" w:uiPriority="0" w:qFormat="1"/>
+    <w:lsdException w:name="heading 2" w:locked="1" w:uiPriority="0" w:qFormat="1"/>
+    <w:lsdException w:name="heading 3" w:locked="1" w:uiPriority="0" w:qFormat="1"/>
+    <w:lsdException w:name="heading 4" w:locked="1" w:semiHidden="1" w:uiPriority="0" w:unhideWhenUsed="1" w:qFormat="1"/>
+    <w:lsdException w:name="heading 5" w:locked="1" w:semiHidden="1" w:uiPriority="0" w:unhideWhenUsed="1" w:qFormat="1"/>
+    <w:lsdException w:name="heading 6" w:locked="1" w:semiHidden="1" w:uiPriority="0" w:unhideWhenUsed="1" w:qFormat="1"/>
+    <w:lsdException w:name="heading 7" w:locked="1" w:semiHidden="1" w:uiPriority="0" w:unhideWhenUsed="1" w:qFormat="1"/>
+    <w:lsdException w:name="heading 8" w:locked="1" w:semiHidden="1" w:uiPriority="0" w:unhideWhenUsed="1" w:qFormat="1"/>
+    <w:lsdException w:name="heading 9" w:locked="1" w:semiHidden="1" w:uiPriority="0" w:unhideWhenUsed="1" w:qFormat="1"/>
+    <w:lsdException w:name="index 1" w:semiHidden="1" w:unhideWhenUsed="1"/>
+    <w:lsdException w:name="index 2" w:semiHidden="1" w:unhideWhenUsed="1"/>
+    <w:lsdException w:name="index 3" w:semiHidden="1" w:unhideWhenUsed="1"/>
+    <w:lsdException w:name="index 4" w:semiHidden="1" w:unhideWhenUsed="1"/>
+    <w:lsdException w:name="index 5" w:semiHidden="1" w:unhideWhenUsed="1"/>
+    <w:lsdException w:name="index 6" w:semiHidden="1" w:unhideWhenUsed="1"/>
+    <w:lsdException w:name="index 7" w:semiHidden="1" w:unhideWhenUsed="1"/>
+    <w:lsdException w:name="index 8" w:semiHidden="1" w:unhideWhenUsed="1"/>
+    <w:lsdException w:name="index 9" w:semiHidden="1" w:unhideWhenUsed="1"/>
+    <w:lsdException w:name="toc 1" w:locked="1" w:uiPriority="0"/>
+    <w:lsdException w:name="toc 2" w:locked="1" w:uiPriority="0"/>
+    <w:lsdException w:name="toc 3" w:locked="1" w:uiPriority="0"/>
+    <w:lsdException w:name="toc 4" w:locked="1" w:uiPriority="0"/>
+    <w:lsdException w:name="toc 5" w:locked="1" w:uiPriority="0"/>
+    <w:lsdException w:name="toc 6" w:locked="1" w:uiPriority="0"/>
+    <w:lsdException w:name="toc 7" w:locked="1" w:uiPriority="0"/>
+    <w:lsdException w:name="toc 8" w:locked="1" w:uiPriority="0"/>
+    <w:lsdException w:name="toc 9" w:locked="1" w:uiPriority="0"/>
+    <w:lsdException w:name="Normal Indent" w:semiHidden="1" w:unhideWhenUsed="1"/>
+    <w:lsdException w:name="footnote text" w:semiHidden="1" w:unhideWhenUsed="1"/>
+    <w:lsdException w:name="annotation text" w:semiHidden="1" w:unhideWhenUsed="1"/>
+    <w:lsdException w:name="header" w:semiHidden="1" w:unhideWhenUsed="1"/>
+    <w:lsdException w:name="footer" w:semiHidden="1" w:unhideWhenUsed="1"/>
+    <w:lsdException w:name="index heading" w:semiHidden="1" w:unhideWhenUsed="1"/>
+    <w:lsdException w:name="caption" w:locked="1" w:semiHidden="1" w:uiPriority="0" w:unhideWhenUsed="1" w:qFormat="1"/>
+    <w:lsdException w:name="table of figures" w:semiHidden="1" w:unhideWhenUsed="1"/>
+    <w:lsdException w:name="envelope address" w:semiHidden="1" w:unhideWhenUsed="1"/>
+    <w:lsdException w:name="envelope return" w:semiHidden="1" w:unhideWhenUsed="1"/>
+    <w:lsdException w:name="footnote reference" w:semiHidden="1" w:unhideWhenUsed="1"/>
+    <w:lsdException w:name="annotation reference" w:semiHidden="1" w:unhideWhenUsed="1"/>
+    <w:lsdException w:name="line number" w:semiHidden="1" w:unhideWhenUsed="1"/>
+    <w:lsdException w:name="page number" w:semiHidden="1" w:unhideWhenUsed="1"/>
+    <w:lsdException w:name="endnote reference" w:semiHidden="1" w:unhideWhenUsed="1"/>
+    <w:lsdException w:name="endnote text" w:semiHidden="1" w:unhideWhenUsed="1"/>
+    <w:lsdException w:name="table of authorities" w:semiHidden="1" w:unhideWhenUsed="1"/>
+    <w:lsdException w:name="macro" w:semiHidden="1" w:unhideWhenUsed="1"/>
+    <w:lsdException w:name="toa heading" w:semiHidden="1" w:unhideWhenUsed="1"/>
+    <w:lsdException w:name="List" w:semiHidden="1" w:unhideWhenUsed="1"/>
+    <w:lsdException w:name="List Bullet" w:semiHidden="1" w:unhideWhenUsed="1"/>
+    <w:lsdException w:name="List Number" w:semiHidden="1" w:unhideWhenUsed="1"/>
+    <w:lsdException w:name="List 2" w:semiHidden="1" w:unhideWhenUsed="1"/>
+    <w:lsdException w:name="List 3" w:semiHidden="1" w:unhideWhenUsed="1"/>
+    <w:lsdException w:name="List 4" w:semiHidden="1" w:unhideWhenUsed="1"/>
+    <w:lsdException w:name="List 5" w:semiHidden="1" w:unhideWhenUsed="1"/>
+    <w:lsdException w:name="List Bullet 2" w:semiHidden="1" w:unhideWhenUsed="1"/>
+    <w:lsdException w:name="List Bullet 3" w:semiHidden="1" w:unhideWhenUsed="1"/>
+    <w:lsdException w:name="List Bullet 4" w:semiHidden="1" w:unhideWhenUsed="1"/>
+    <w:lsdException w:name="List Bullet 5" w:semiHidden="1" w:unhideWhenUsed="1"/>
+    <w:lsdException w:name="List Number 2" w:semiHidden="1" w:unhideWhenUsed="1"/>
+    <w:lsdException w:name="List Number 3" w:semiHidden="1" w:unhideWhenUsed="1"/>
+    <w:lsdException w:name="List Number 4" w:semiHidden="1" w:unhideWhenUsed="1"/>
+    <w:lsdException w:name="List Number 5" w:semiHidden="1" w:unhideWhenUsed="1"/>
+    <w:lsdException w:name="Title" w:locked="1" w:uiPriority="0" w:qFormat="1"/>
+    <w:lsdException w:name="Closing" w:semiHidden="1" w:unhideWhenUsed="1"/>
+    <w:lsdException w:name="Signature" w:semiHidden="1" w:unhideWhenUsed="1"/>
+    <w:lsdException w:name="Default Paragraph Font" w:locked="1" w:uiPriority="0"/>
+    <w:lsdException w:name="Body Text" w:semiHidden="1" w:unhideWhenUsed="1"/>
+    <w:lsdException w:name="Body Text Indent" w:semiHidden="1" w:unhideWhenUsed="1"/>
+    <w:lsdException w:name="List Continue" w:semiHidden="1" w:unhideWhenUsed="1"/>
+    <w:lsdException w:name="List Continue 2" w:semiHidden="1" w:unhideWhenUsed="1"/>
+    <w:lsdException w:name="List Continue 3" w:semiHidden="1" w:unhideWhenUsed="1"/>
+    <w:lsdException w:name="List Continue 4" w:semiHidden="1" w:unhideWhenUsed="1"/>
+    <w:lsdException w:name="List Continue 5" w:semiHidden="1" w:unhideWhenUsed="1"/>
+    <w:lsdException w:name="Message Header" w:semiHidden="1" w:unhideWhenUsed="1"/>
+    <w:lsdException w:name="Subtitle" w:locked="1" w:uiPriority="0" w:qFormat="1"/>
+    <w:lsdException w:name="Salutation" w:semiHidden="1" w:unhideWhenUsed="1"/>
+    <w:lsdException w:name="Date" w:semiHidden="1" w:unhideWhenUsed="1"/>
+    <w:lsdException w:name="Body Text First Indent" w:semiHidden="1" w:unhideWhenUsed="1"/>
+    <w:lsdException w:name="Body Text First Indent 2" w:semiHidden="1" w:unhideWhenUsed="1"/>
+    <w:lsdException w:name="Note Heading" w:semiHidden="1" w:unhideWhenUsed="1"/>
+    <w:lsdException w:name="Body Text 2" w:semiHidden="1" w:unhideWhenUsed="1"/>
+    <w:lsdException w:name="Body Text 3" w:semiHidden="1" w:unhideWhenUsed="1"/>
+    <w:lsdException w:name="Body Text Indent 2" w:semiHidden="1" w:unhideWhenUsed="1"/>
+    <w:lsdException w:name="Body Text Indent 3" w:semiHidden="1" w:unhideWhenUsed="1"/>
+    <w:lsdException w:name="Block Text" w:semiHidden="1" w:unhideWhenUsed="1"/>
+    <w:lsdException w:name="Hyperlink" w:semiHidden="1" w:unhideWhenUsed="1"/>
+    <w:lsdException w:name="FollowedHyperlink" w:semiHidden="1" w:unhideWhenUsed="1"/>
+    <w:lsdException w:name="Strong" w:locked="1" w:uiPriority="0" w:qFormat="1"/>
+    <w:lsdException w:name="Emphasis" w:locked="1" w:uiPriority="0" w:qFormat="1"/>
+    <w:lsdException w:name="Document Map" w:semiHidden="1" w:unhideWhenUsed="1"/>
+    <w:lsdException w:name="Plain Text" w:semiHidden="1" w:unhideWhenUsed="1"/>
+    <w:lsdException w:name="E-mail Signature" w:semiHidden="1" w:unhideWhenUsed="1"/>
+    <w:lsdException w:name="HTML Top of Form" w:semiHidden="1" w:unhideWhenUsed="1"/>
+    <w:lsdException w:name="HTML Bottom of Form" w:semiHidden="1" w:unhideWhenUsed="1"/>
+    <w:lsdException w:name="Normal (Web)" w:semiHidden="1" w:unhideWhenUsed="1"/>
+    <w:lsdException w:name="HTML Acronym" w:semiHidden="1" w:unhideWhenUsed="1"/>
+    <w:lsdException w:name="HTML Address" w:semiHidden="1" w:unhideWhenUsed="1"/>
+    <w:lsdException w:name="HTML Cite" w:semiHidden="1" w:unhideWhenUsed="1"/>
+    <w:lsdException w:name="HTML Code" w:semiHidden="1" w:unhideWhenUsed="1"/>
+    <w:lsdException w:name="HTML Definition" w:semiHidden="1" w:unhideWhenUsed="1"/>
+    <w:lsdException w:name="HTML Keyboard" w:semiHidden="1" w:unhideWhenUsed="1"/>
+    <w:lsdException w:name="HTML Preformatted" w:semiHidden="1" w:unhideWhenUsed="1"/>
+    <w:lsdException w:name="HTML Sample" w:semiHidden="1" w:unhideWhenUsed="1"/>
+    <w:lsdException w:name="HTML Typewriter" w:semiHidden="1" w:unhideWhenUsed="1"/>
+    <w:lsdException w:name="HTML Variable" w:semiHidden="1" w:unhideWhenUsed="1"/>
+    <w:lsdException w:name="Normal Table" w:semiHidden="1" w:unhideWhenUsed="1"/>
+    <w:lsdException w:name="annotation subject" w:semiHidden="1" w:unhideWhenUsed="1"/>
+    <w:lsdException w:name="No List" w:semiHidden="1" w:unhideWhenUsed="1"/>
+    <w:lsdException w:name="Outline List 1" w:semiHidden="1" w:unhideWhenUsed="1"/>
+    <w:lsdException w:name="Outline List 2" w:semiHidden="1" w:unhideWhenUsed="1"/>
+    <w:lsdException w:name="Outline List 3" w:semiHidden="1" w:unhideWhenUsed="1"/>
+    <w:lsdException w:name="Table Simple 1" w:semiHidden="1" w:unhideWhenUsed="1"/>
+    <w:lsdException w:name="Table Simple 2" w:semiHidden="1" w:unhideWhenUsed="1"/>
+    <w:lsdException w:name="Table Simple 3" w:semiHidden="1" w:unhideWhenUsed="1"/>
+    <w:lsdException w:name="Table Classic 1" w:semiHidden="1" w:unhideWhenUsed="1"/>
+    <w:lsdException w:name="Table Classic 2" w:semiHidden="1" w:unhideWhenUsed="1"/>
+    <w:lsdException w:name="Table Classic 3" w:semiHidden="1" w:unhideWhenUsed="1"/>
+    <w:lsdException w:name="Table Classic 4" w:semiHidden="1" w:unhideWhenUsed="1"/>
+    <w:lsdException w:name="Table Colorful 1" w:semiHidden="1" w:unhideWhenUsed="1"/>
+    <w:lsdException w:name="Table Colorful 2" w:semiHidden="1" w:unhideWhenUsed="1"/>
+    <w:lsdException w:name="Table Colorful 3" w:semiHidden="1" w:unhideWhenUsed="1"/>
+    <w:lsdException w:name="Table Columns 1" w:semiHidden="1" w:unhideWhenUsed="1"/>
+    <w:lsdException w:name="Table Columns 2" w:semiHidden="1" w:unhideWhenUsed="1"/>
+    <w:lsdException w:name="Table Columns 3" w:semiHidden="1" w:unhideWhenUsed="1"/>
+    <w:lsdException w:name="Table Columns 4" w:semiHidden="1" w:unhideWhenUsed="1"/>
+    <w:lsdException w:name="Table Columns 5" w:semiHidden="1" w:unhideWhenUsed="1"/>
+    <w:lsdException w:name="Table Grid 1" w:semiHidden="1" w:unhideWhenUsed="1"/>
+    <w:lsdException w:name="Table Grid 2" w:semiHidden="1" w:unhideWhenUsed="1"/>
+    <w:lsdException w:name="Table Grid 3" w:semiHidden="1" w:unhideWhenUsed="1"/>
+    <w:lsdException w:name="Table Grid 4" w:semiHidden="1" w:unhideWhenUsed="1"/>
+    <w:lsdException w:name="Table Grid 5" w:semiHidden="1" w:unhideWhenUsed="1"/>
+    <w:lsdException w:name="Table Grid 6" w:semiHidden="1" w:unhideWhenUsed="1"/>
+    <w:lsdException w:name="Table Grid 7" w:semiHidden="1" w:unhideWhenUsed="1"/>
+    <w:lsdException w:name="Table Grid 8" w:semiHidden="1" w:unhideWhenUsed="1"/>
+    <w:lsdException w:name="Table List 1" w:semiHidden="1" w:unhideWhenUsed="1"/>
+    <w:lsdException w:name="Table List 2" w:semiHidden="1" w:unhideWhenUsed="1"/>
+    <w:lsdException w:name="Table List 3" w:semiHidden="1" w:unhideWhenUsed="1"/>
+    <w:lsdException w:name="Table List 4" w:semiHidden="1" w:unhideWhenUsed="1"/>
+    <w:lsdException w:name="Table List 5" w:semiHidden="1" w:unhideWhenUsed="1"/>
+    <w:lsdException w:name="Table List 6" w:semiHidden="1" w:unhideWhenUsed="1"/>
+    <w:lsdException w:name="Table List 7" w:semiHidden="1" w:unhideWhenUsed="1"/>
+    <w:lsdException w:name="Table List 8" w:semiHidden="1" w:unhideWhenUsed="1"/>
+    <w:lsdException w:name="Table 3D effects 1" w:semiHidden="1" w:unhideWhenUsed="1"/>
+    <w:lsdException w:name="Table 3D effects 2" w:semiHidden="1" w:unhideWhenUsed="1"/>
+    <w:lsdException w:name="Table 3D effects 3" w:semiHidden="1" w:unhideWhenUsed="1"/>
+    <w:lsdException w:name="Table Contemporary" w:semiHidden="1" w:unhideWhenUsed="1"/>
+    <w:lsdException w:name="Table Elegant" w:semiHidden="1" w:unhideWhenUsed="1"/>
+    <w:lsdException w:name="Table Professional" w:semiHidden="1" w:unhideWhenUsed="1"/>
+    <w:lsdException w:name="Table Subtle 1" w:semiHidden="1" w:unhideWhenUsed="1"/>
+    <w:lsdException w:name="Table Subtle 2" w:semiHidden="1" w:unhideWhenUsed="1"/>
+    <w:lsdException w:name="Table Web 1" w:semiHidden="1" w:unhideWhenUsed="1"/>
+    <w:lsdException w:name="Table Web 2" w:semiHidden="1" w:unhideWhenUsed="1"/>
+    <w:lsdException w:name="Table Web 3" w:semiHidden="1" w:unhideWhenUsed="1"/>
+    <w:lsdException w:name="Balloon Text" w:semiHidden="1" w:unhideWhenUsed="1"/>
+    <w:lsdException w:name="Table Grid" w:locked="1" w:semiHidden="1" w:uiPriority="0" w:unhideWhenUsed="1"/>
+    <w:lsdException w:name="Table Theme" w:semiHidden="1" w:unhideWhenUsed="1"/>
+    <w:lsdException w:name="Placeholder Text" w:semiHidden="1"/>
+    <w:lsdException w:name="No Spacing" w:uiPriority="1" w:qFormat="1"/>
+    <w:lsdException w:name="Light Shading" w:uiPriority="60"/>
+    <w:lsdException w:name="Light List" w:uiPriority="61"/>
+    <w:lsdException w:name="Light Grid" w:uiPriority="62"/>
+    <w:lsdException w:name="Medium Shading 1" w:uiPriority="63"/>
+    <w:lsdException w:name="Medium Shading 2" w:uiPriority="64"/>
+    <w:lsdException w:name="Medium List 1" w:uiPriority="65"/>
+    <w:lsdException w:name="Medium List 2" w:uiPriority="66"/>
+    <w:lsdException w:name="Medium Grid 1" w:uiPriority="67"/>
+    <w:lsdException w:name="Medium Grid 2" w:uiPriority="68"/>
+    <w:lsdException w:name="Medium Grid 3" w:uiPriority="69"/>
+    <w:lsdException w:name="Dark List" w:uiPriority="70"/>
+    <w:lsdException w:name="Colorful Shading" w:uiPriority="71"/>
+    <w:lsdException w:name="Colorful List" w:uiPriority="72"/>
+    <w:lsdException w:name="Colorful Grid" w:uiPriority="73"/>
+    <w:lsdException w:name="Light Shading Accent 1" w:uiPriority="60"/>
+    <w:lsdException w:name="Light List Accent 1" w:uiPriority="61"/>
+    <w:lsdException w:name="Light Grid Accent 1" w:uiPriority="62"/>
+    <w:lsdException w:name="Medium Shading 1 Accent 1" w:uiPriority="63"/>
+    <w:lsdException w:name="Medium Shading 2 Accent 1" w:uiPriority="64"/>
+    <w:lsdException w:name="Medium List 1 Accent 1" w:uiPriority="65"/>
+    <w:lsdException w:name="Revision" w:semiHidden="1"/>
+    <w:lsdException w:name="List Paragraph" w:uiPriority="34" w:qFormat="1"/>
+    <w:lsdException w:name="Quote" w:uiPriority="29" w:qFormat="1"/>
+    <w:lsdException w:name="Intense Quote" w:uiPriority="30" w:qFormat="1"/>
+    <w:lsdException w:name="Medium List 2 Accent 1" w:uiPriority="66"/>
+    <w:lsdException w:name="Medium Grid 1 Accent 1" w:uiPriority="67"/>
+    <w:lsdException w:name="Medium Grid 2 Accent 1" w:uiPriority="68"/>
+    <w:lsdException w:name="Medium Grid 3 Accent 1" w:uiPriority="69"/>
+    <w:lsdException w:name="Dark List Accent 1" w:uiPriority="70"/>
+    <w:lsdException w:name="Colorful Shading Accent 1" w:uiPriority="71"/>
+    <w:lsdException w:name="Colorful List Accent 1" w:uiPriority="72"/>
+    <w:lsdException w:name="Colorful Grid Accent 1" w:uiPriority="73"/>
+    <w:lsdException w:name="Light Shading Accent 2" w:uiPriority="60"/>
+    <w:lsdException w:name="Light List Accent 2" w:uiPriority="61"/>
+    <w:lsdException w:name="Light Grid Accent 2" w:uiPriority="62"/>
+    <w:lsdException w:name="Medium Shading 1 Accent 2" w:uiPriority="63"/>
+    <w:lsdException w:name="Medium Shading 2 Accent 2" w:uiPriority="64"/>
+    <w:lsdException w:name="Medium List 1 Accent 2" w:uiPriority="65"/>
+    <w:lsdException w:name="Medium List 2 Accent 2" w:uiPriority="66"/>
+    <w:lsdException w:name="Medium Grid 1 Accent 2" w:uiPriority="67"/>
+    <w:lsdException w:name="Medium Grid 2 Accent 2" w:uiPriority="68"/>
+    <w:lsdException w:name="Medium Grid 3 Accent 2" w:uiPriority="69"/>
+    <w:lsdException w:name="Dark List Accent 2" w:uiPriority="70"/>
+    <w:lsdException w:name="Colorful Shading Accent 2" w:uiPriority="71"/>
+    <w:lsdException w:name="Colorful List Accent 2" w:uiPriority="72"/>
+    <w:lsdException w:name="Colorful Grid Accent 2" w:uiPriority="73"/>
+    <w:lsdException w:name="Light Shading Accent 3" w:uiPriority="60"/>
+    <w:lsdException w:name="Light List Accent 3" w:uiPriority="61"/>
+    <w:lsdException w:name="Light Grid Accent 3" w:uiPriority="62"/>
+    <w:lsdException w:name="Medium Shading 1 Accent 3" w:uiPriority="63"/>
+    <w:lsdException w:name="Medium Shading 2 Accent 3" w:uiPriority="64"/>
+    <w:lsdException w:name="Medium List 1 Accent 3" w:uiPriority="65"/>
+    <w:lsdException w:name="Medium List 2 Accent 3" w:uiPriority="66"/>
+    <w:lsdException w:name="Medium Grid 1 Accent 3" w:uiPriority="67"/>
+    <w:lsdException w:name="Medium Grid 2 Accent 3" w:uiPriority="68"/>
+    <w:lsdException w:name="Medium Grid 3 Accent 3" w:uiPriority="69"/>
+    <w:lsdException w:name="Dark List Accent 3" w:uiPriority="70"/>
+    <w:lsdException w:name="Colorful Shading Accent 3" w:uiPriority="71"/>
+    <w:lsdException w:name="Colorful List Accent 3" w:uiPriority="72"/>
+    <w:lsdException w:name="Colorful Grid Accent 3" w:uiPriority="73"/>
+    <w:lsdException w:name="Light Shading Accent 4" w:uiPriority="60"/>
+    <w:lsdException w:name="Light List Accent 4" w:uiPriority="61"/>
+    <w:lsdException w:name="Light Grid Accent 4" w:uiPriority="62"/>
+    <w:lsdException w:name="Medium Shading 1 Accent 4" w:uiPriority="63"/>
+    <w:lsdException w:name="Medium Shading 2 Accent 4" w:uiPriority="64"/>
+    <w:lsdException w:name="Medium List 1 Accent 4" w:uiPriority="65"/>
+    <w:lsdException w:name="Medium List 2 Accent 4" w:uiPriority="66"/>
+    <w:lsdException w:name="Medium Grid 1 Accent 4" w:uiPriority="67"/>
+    <w:lsdException w:name="Medium Grid 2 Accent 4" w:uiPriority="68"/>
+    <w:lsdException w:name="Medium Grid 3 Accent 4" w:uiPriority="69"/>
+    <w:lsdException w:name="Dark List Accent 4" w:uiPriority="70"/>
+    <w:lsdException w:name="Colorful Shading Accent 4" w:uiPriority="71"/>
+    <w:lsdException w:name="Colorful List Accent 4" w:uiPriority="72"/>
+    <w:lsdException w:name="Colorful Grid Accent 4" w:uiPriority="73"/>
+    <w:lsdException w:name="Light Shading Accent 5" w:uiPriority="60"/>
+    <w:lsdException w:name="Light List Accent 5" w:uiPriority="61"/>
+    <w:lsdException w:name="Light Grid Accent 5" w:uiPriority="62"/>
+    <w:lsdException w:name="Medium Shading 1 Accent 5" w:uiPriority="63"/>
+    <w:lsdException w:name="Medium Shading 2 Accent 5" w:uiPriority="64"/>
+    <w:lsdException w:name="Medium List 1 Accent 5" w:uiPriority="65"/>
+    <w:lsdException w:name="Medium List 2 Accent 5" w:uiPriority="66"/>
+    <w:lsdException w:name="Medium Grid 1 Accent 5" w:uiPriority="67"/>
+    <w:lsdException w:name="Medium Grid 2 Accent 5" w:uiPriority="68"/>
+    <w:lsdException w:name="Medium Grid 3 Accent 5" w:uiPriority="69"/>
+    <w:lsdException w:name="Dark List Accent 5" w:uiPriority="70"/>
+    <w:lsdException w:name="Colorful Shading Accent 5" w:uiPriority="71"/>
+    <w:lsdException w:name="Colorful List Accent 5" w:uiPriority="72"/>
+    <w:lsdException w:name="Colorful Grid Accent 5" w:uiPriority="73"/>
+    <w:lsdException w:name="Light Shading Accent 6" w:uiPriority="60"/>
+    <w:lsdException w:name="Light List Accent 6" w:uiPriority="61"/>
+    <w:lsdException w:name="Light Grid Accent 6" w:uiPriority="62"/>
+    <w:lsdException w:name="Medium Shading 1 Accent 6" w:uiPriority="63"/>
+    <w:lsdException w:name="Medium Shading 2 Accent 6" w:uiPriority="64"/>
+    <w:lsdException w:name="Medium List 1 Accent 6" w:uiPriority="65"/>
+    <w:lsdException w:name="Medium List 2 Accent 6" w:uiPriority="66"/>
+    <w:lsdException w:name="Medium Grid 1 Accent 6" w:uiPriority="67"/>
+    <w:lsdException w:name="Medium Grid 2 Accent 6" w:uiPriority="68"/>
+    <w:lsdException w:name="Medium Grid 3 Accent 6" w:uiPriority="69"/>
+    <w:lsdException w:name="Dark List Accent 6" w:uiPriority="70"/>
+    <w:lsdException w:name="Colorful Shading Accent 6" w:uiPriority="71"/>
+    <w:lsdException w:name="Colorful List Accent 6" w:uiPriority="72"/>
+    <w:lsdException w:name="Colorful Grid Accent 6" w:uiPriority="73"/>
+    <w:lsdException w:name="Subtle Emphasis" w:uiPriority="19" w:qFormat="1"/>
+    <w:lsdException w:name="Intense Emphasis" w:uiPriority="21" w:qFormat="1"/>
+    <w:lsdException w:name="Subtle Reference" w:uiPriority="31" w:qFormat="1"/>
+    <w:lsdException w:name="Intense Reference" w:uiPriority="32" w:qFormat="1"/>
+    <w:lsdException w:name="Book Title" w:uiPriority="33" w:qFormat="1"/>
+    <w:lsdException w:name="Bibliography" w:semiHidden="1" w:uiPriority="37" w:unhideWhenUsed="1"/>
+    <w:lsdException w:name="TOC Heading" w:semiHidden="1" w:uiPriority="39" w:unhideWhenUsed="1" w:qFormat="1"/>
+    <w:lsdException w:name="Plain Table 1" w:uiPriority="41"/>
+    <w:lsdException w:name="Plain Table 2" w:uiPriority="42"/>
+    <w:lsdException w:name="Plain Table 3" w:uiPriority="43"/>
+    <w:lsdException w:name="Plain Table 4" w:uiPriority="44"/>
+    <w:lsdException w:name="Plain Table 5" w:uiPriority="45"/>
+    <w:lsdException w:name="Grid Table Light" w:uiPriority="40"/>
+    <w:lsdException w:name="Grid Table 1 Light" w:uiPriority="46"/>
+    <w:lsdException w:name="Grid Table 2" w:uiPriority="47"/>
+    <w:lsdException w:name="Grid Table 3" w:uiPriority="48"/>
+    <w:lsdException w:name="Grid Table 4" w:uiPriority="49"/>
+    <w:lsdException w:name="Grid Table 5 Dark" w:uiPriority="50"/>
+    <w:lsdException w:name="Grid Table 6 Colorful" w:uiPriority="51"/>
+    <w:lsdException w:name="Grid Table 7 Colorful" w:uiPriority="52"/>
+    <w:lsdException w:name="Grid Table 1 Light Accent 1" w:uiPriority="46"/>
+    <w:lsdException w:name="Grid Table 2 Accent 1" w:uiPriority="47"/>
+    <w:lsdException w:name="Grid Table 3 Accent 1" w:uiPriority="48"/>
+    <w:lsdException w:name="Grid Table 4 Accent 1" w:uiPriority="49"/>
+    <w:lsdException w:name="Grid Table 5 Dark Accent 1" w:uiPriority="50"/>
+    <w:lsdException w:name="Grid Table 6 Colorful Accent 1" w:uiPriority="51"/>
+    <w:lsdException w:name="Grid Table 7 Colorful Accent 1" w:uiPriority="52"/>
+    <w:lsdException w:name="Grid Table 1 Light Accent 2" w:uiPriority="46"/>
+    <w:lsdException w:name="Grid Table 2 Accent 2" w:uiPriority="47"/>
+    <w:lsdException w:name="Grid Table 3 Accent 2" w:uiPriority="48"/>
+    <w:lsdException w:name="Grid Table 4 Accent 2" w:uiPriority="49"/>
+    <w:lsdException w:name="Grid Table 5 Dark Accent 2" w:uiPriority="50"/>
+    <w:lsdException w:name="Grid Table 6 Colorful Accent 2" w:uiPriority="51"/>
+    <w:lsdException w:name="Grid Table 7 Colorful Accent 2" w:uiPriority="52"/>
+    <w:lsdException w:name="Grid Table 1 Light Accent 3" w:uiPriority="46"/>
+    <w:lsdException w:name="Grid Table 2 Accent 3" w:uiPriority="47"/>
+    <w:lsdException w:name="Grid Table 3 Accent 3" w:uiPriority="48"/>
+    <w:lsdException w:name="Grid Table 4 Accent 3" w:uiPriority="49"/>
+    <w:lsdException w:name="Grid Table 5 Dark Accent 3" w:uiPriority="50"/>
+    <w:lsdException w:name="Grid Table 6 Colorful Accent 3" w:uiPriority="51"/>
+    <w:lsdException w:name="Grid Table 7 Colorful Accent 3" w:uiPriority="52"/>
+    <w:lsdException w:name="Grid Table 1 Light Accent 4" w:uiPriority="46"/>
+    <w:lsdException w:name="Grid Table 2 Accent 4" w:uiPriority="47"/>
+    <w:lsdException w:name="Grid Table 3 Accent 4" w:uiPriority="48"/>
+    <w:lsdException w:name="Grid Table 4 Accent 4" w:uiPriority="49"/>
+    <w:lsdException w:name="Grid Table 5 Dark Accent 4" w:uiPriority="50"/>
+    <w:lsdException w:name="Grid Table 6 Colorful Accent 4" w:uiPriority="51"/>
+    <w:lsdException w:name="Grid Table 7 Colorful Accent 4" w:uiPriority="52"/>
+    <w:lsdException w:name="Grid Table 1 Light Accent 5" w:uiPriority="46"/>
+    <w:lsdException w:name="Grid Table 2 Accent 5" w:uiPriority="47"/>
+    <w:lsdException w:name="Grid Table 3 Accent 5" w:uiPriority="48"/>
+    <w:lsdException w:name="Grid Table 4 Accent 5" w:uiPriority="49"/>
+    <w:lsdException w:name="Grid Table 5 Dark Accent 5" w:uiPriority="50"/>
+    <w:lsdException w:name="Grid Table 6 Colorful Accent 5" w:uiPriority="51"/>
+    <w:lsdException w:name="Grid Table 7 Colorful Accent 5" w:uiPriority="52"/>
+    <w:lsdException w:name="Grid Table 1 Light Accent 6" w:uiPriority="46"/>
+    <w:lsdException w:name="Grid Table 2 Accent 6" w:uiPriority="47"/>
+    <w:lsdException w:name="Grid Table 3 Accent 6" w:uiPriority="48"/>
+    <w:lsdException w:name="Grid Table 4 Accent 6" w:uiPriority="49"/>
+    <w:lsdException w:name="Grid Table 5 Dark Accent 6" w:uiPriority="50"/>
+    <w:lsdException w:name="Grid Table 6 Colorful Accent 6" w:uiPriority="51"/>
+    <w:lsdException w:name="Grid Table 7 Colorful Accent 6" w:uiPriority="52"/>
+    <w:lsdException w:name="List Table 1 Light" w:uiPriority="46"/>
+    <w:lsdException w:name="List Table 2" w:uiPriority="47"/>
+    <w:lsdException w:name="List Table 3" w:uiPriority="48"/>
+    <w:lsdException w:name="List Table 4" w:uiPriority="49"/>
+    <w:lsdException w:name="List Table 5 Dark" w:uiPriority="50"/>
+    <w:lsdException w:name="List Table 6 Colorful" w:uiPriority="51"/>
+    <w:lsdException w:name="List Table 7 Colorful" w:uiPriority="52"/>
+    <w:lsdException w:name="List Table 1 Light Accent 1" w:uiPriority="46"/>
+    <w:lsdException w:name="List Table 2 Accent 1" w:uiPriority="47"/>
+    <w:lsdException w:name="List Table 3 Accent 1" w:uiPriority="48"/>
+    <w:lsdException w:name="List Table 4 Accent 1" w:uiPriority="49"/>
+    <w:lsdException w:name="List Table 5 Dark Accent 1" w:uiPriority="50"/>
+    <w:lsdException w:name="List Table 6 Colorful Accent 1" w:uiPriority="51"/>
+    <w:lsdException w:name="List Table 7 Colorful Accent 1" w:uiPriority="52"/>
+    <w:lsdException w:name="List Table 1 Light Accent 2" w:uiPriority="46"/>
+    <w:lsdException w:name="List Table 2 Accent 2" w:uiPriority="47"/>
+    <w:lsdException w:name="List Table 3 Accent 2" w:uiPriority="48"/>
+    <w:lsdException w:name="List Table 4 Accent 2" w:uiPriority="49"/>
+    <w:lsdException w:name="List Table 5 Dark Accent 2" w:uiPriority="50"/>
+    <w:lsdException w:name="List Table 6 Colorful Accent 2" w:uiPriority="51"/>
+    <w:lsdException w:name="List Table 7 Colorful Accent 2" w:uiPriority="52"/>
+    <w:lsdException w:name="List Table 1 Light Accent 3" w:uiPriority="46"/>
+    <w:lsdException w:name="List Table 2 Accent 3" w:uiPriority="47"/>
+    <w:lsdException w:name="List Table 3 Accent 3" w:uiPriority="48"/>
+    <w:lsdException w:name="List Table 4 Accent 3" w:uiPriority="49"/>
+    <w:lsdException w:name="List Table 5 Dark Accent 3" w:uiPriority="50"/>
+    <w:lsdException w:name="List Table 6 Colorful Accent 3" w:uiPriority="51"/>
+    <w:lsdException w:name="List Table 7 Colorful Accent 3" w:uiPriority="52"/>
+    <w:lsdException w:name="List Table 1 Light Accent 4" w:uiPriority="46"/>
+    <w:lsdException w:name="List Table 2 Accent 4" w:uiPriority="47"/>
+    <w:lsdException w:name="List Table 3 Accent 4" w:uiPriority="48"/>
+    <w:lsdException w:name="List Table 4 Accent 4" w:uiPriority="49"/>
+    <w:lsdException w:name="List Table 5 Dark Accent 4" w:uiPriority="50"/>
+    <w:lsdException w:name="List Table 6 Colorful Accent 4" w:uiPriority="51"/>
+    <w:lsdException w:name="List Table 7 Colorful Accent 4" w:uiPriority="52"/>
+    <w:lsdException w:name="List Table 1 Light Accent 5" w:uiPriority="46"/>
+    <w:lsdException w:name="List Table 2 Accent 5" w:uiPriority="47"/>
+    <w:lsdException w:name="List Table 3 Accent 5" w:uiPriority="48"/>
+    <w:lsdException w:name="List Table 4 Accent 5" w:uiPriority="49"/>
+    <w:lsdException w:name="List Table 5 Dark Accent 5" w:uiPriority="50"/>
+    <w:lsdException w:name="List Table 6 Colorful Accent 5" w:uiPriority="51"/>
+    <w:lsdException w:name="List Table 7 Colorful Accent 5" w:uiPriority="52"/>
+    <w:lsdException w:name="List Table 1 Light Accent 6" w:uiPriority="46"/>
+    <w:lsdException w:name="List Table 2 Accent 6" w:uiPriority="47"/>
+    <w:lsdException w:name="List Table 3 Accent 6" w:uiPriority="48"/>
+    <w:lsdException w:name="List Table 4 Accent 6" w:uiPriority="49"/>
+    <w:lsdException w:name="List Table 5 Dark Accent 6" w:uiPriority="50"/>
+    <w:lsdException w:name="List Table 6 Colorful Accent 6" w:uiPriority="51"/>
+    <w:lsdException w:name="List Table 7 Colorful Accent 6" w:uiPriority="52"/>
+    <w:lsdException w:name="Mention" w:semiHidden="1" w:unhideWhenUsed="1"/>
+    <w:lsdException w:name="Smart Hyperlink" w:semiHidden="1" w:unhideWhenUsed="1"/>
+    <w:lsdException w:name="Hashtag" w:semiHidden="1" w:unhideWhenUsed="1"/>
+    <w:lsdException w:name="Unresolved Mention" w:semiHidden="1" w:unhideWhenUsed="1"/>
+    <w:lsdException w:name="Smart Link" w:semiHidden="1" w:unhideWhenUsed="1"/>
   </w:latentStyles>
   <w:style w:type="paragraph" w:default="1" w:styleId="Normal">
     <w:name w:val="Normal"/>
@@ -18759,8 +19223,7 @@
     <w:rPr>
       <w:rFonts w:ascii="PeterCyr" w:eastAsia="Times New Roman" w:hAnsi="PeterCyr"/>
       <w:sz w:val="36"/>
-      <w:szCs w:val="20"/>
-      <w:lang w:val="uk-UA"/>
+      <w:lang w:eastAsia="en-US"/>
     </w:rPr>
   </w:style>
   <w:style w:type="paragraph" w:styleId="Heading1">
@@ -18830,15 +19293,15 @@
   </w:style>
   <w:style w:type="character" w:default="1" w:styleId="DefaultParagraphFont">
     <w:name w:val="Default Paragraph Font"/>
-    <w:uiPriority w:val="99"/>
+    <w:uiPriority w:val="1"/>
     <w:semiHidden/>
+    <w:unhideWhenUsed/>
   </w:style>
   <w:style w:type="table" w:default="1" w:styleId="TableNormal">
     <w:name w:val="Normal Table"/>
     <w:uiPriority w:val="99"/>
     <w:semiHidden/>
     <w:unhideWhenUsed/>
-    <w:qFormat/>
     <w:tblPr>
       <w:tblInd w:w="0" w:type="dxa"/>
       <w:tblCellMar>
@@ -18857,7 +19320,6 @@
   </w:style>
   <w:style w:type="character" w:customStyle="1" w:styleId="Heading1Char">
     <w:name w:val="Heading 1 Char"/>
-    <w:basedOn w:val="DefaultParagraphFont"/>
     <w:link w:val="Heading1"/>
     <w:uiPriority w:val="99"/>
     <w:locked/>
@@ -18874,7 +19336,6 @@
   </w:style>
   <w:style w:type="character" w:customStyle="1" w:styleId="Heading2Char">
     <w:name w:val="Heading 2 Char"/>
-    <w:basedOn w:val="DefaultParagraphFont"/>
     <w:link w:val="Heading2"/>
     <w:uiPriority w:val="99"/>
     <w:semiHidden/>
@@ -18890,7 +19351,6 @@
   </w:style>
   <w:style w:type="character" w:customStyle="1" w:styleId="Heading3Char">
     <w:name w:val="Heading 3 Char"/>
-    <w:basedOn w:val="DefaultParagraphFont"/>
     <w:link w:val="Heading3"/>
     <w:uiPriority w:val="99"/>
     <w:locked/>
@@ -18924,7 +19384,6 @@
   </w:style>
   <w:style w:type="character" w:customStyle="1" w:styleId="FootnoteTextChar">
     <w:name w:val="Footnote Text Char"/>
-    <w:basedOn w:val="DefaultParagraphFont"/>
     <w:link w:val="FootnoteText"/>
     <w:uiPriority w:val="99"/>
     <w:semiHidden/>
@@ -18936,7 +19395,6 @@
   </w:style>
   <w:style w:type="character" w:styleId="FootnoteReference">
     <w:name w:val="footnote reference"/>
-    <w:basedOn w:val="DefaultParagraphFont"/>
     <w:uiPriority w:val="99"/>
     <w:semiHidden/>
     <w:rsid w:val="0049740B"/>
@@ -18947,7 +19405,6 @@
   </w:style>
   <w:style w:type="character" w:customStyle="1" w:styleId="FontStyle21">
     <w:name w:val="Font Style21"/>
-    <w:basedOn w:val="DefaultParagraphFont"/>
     <w:uiPriority w:val="99"/>
     <w:rsid w:val="0005073D"/>
     <w:rPr>
@@ -18958,7 +19415,6 @@
   </w:style>
   <w:style w:type="character" w:customStyle="1" w:styleId="FontStyle22">
     <w:name w:val="Font Style22"/>
-    <w:basedOn w:val="DefaultParagraphFont"/>
     <w:uiPriority w:val="99"/>
     <w:rsid w:val="0005073D"/>
     <w:rPr>
@@ -18969,7 +19425,6 @@
   </w:style>
   <w:style w:type="character" w:customStyle="1" w:styleId="FontStyle27">
     <w:name w:val="Font Style27"/>
-    <w:basedOn w:val="DefaultParagraphFont"/>
     <w:uiPriority w:val="99"/>
     <w:rsid w:val="0005073D"/>
     <w:rPr>
@@ -18984,7 +19439,6 @@
   </w:style>
   <w:style w:type="character" w:customStyle="1" w:styleId="FontStyle23">
     <w:name w:val="Font Style23"/>
-    <w:basedOn w:val="DefaultParagraphFont"/>
     <w:uiPriority w:val="99"/>
     <w:rsid w:val="0005073D"/>
     <w:rPr>
@@ -19057,7 +19511,6 @@
   </w:style>
   <w:style w:type="character" w:customStyle="1" w:styleId="FontStyle20">
     <w:name w:val="Font Style20"/>
-    <w:basedOn w:val="DefaultParagraphFont"/>
     <w:uiPriority w:val="99"/>
     <w:rsid w:val="000C142D"/>
     <w:rPr>
@@ -19070,7 +19523,6 @@
   </w:style>
   <w:style w:type="character" w:customStyle="1" w:styleId="FontStyle24">
     <w:name w:val="Font Style24"/>
-    <w:basedOn w:val="DefaultParagraphFont"/>
     <w:uiPriority w:val="99"/>
     <w:rsid w:val="000C142D"/>
     <w:rPr>
@@ -19120,7 +19572,6 @@
   </w:style>
   <w:style w:type="character" w:customStyle="1" w:styleId="FontStyle26">
     <w:name w:val="Font Style26"/>
-    <w:basedOn w:val="DefaultParagraphFont"/>
     <w:uiPriority w:val="99"/>
     <w:rsid w:val="00616DA5"/>
     <w:rPr>
@@ -19131,7 +19582,6 @@
   </w:style>
   <w:style w:type="character" w:customStyle="1" w:styleId="FontStyle30">
     <w:name w:val="Font Style30"/>
-    <w:basedOn w:val="DefaultParagraphFont"/>
     <w:uiPriority w:val="99"/>
     <w:rsid w:val="00616DA5"/>
     <w:rPr>
@@ -19144,7 +19594,6 @@
   </w:style>
   <w:style w:type="character" w:customStyle="1" w:styleId="apple-converted-space">
     <w:name w:val="apple-converted-space"/>
-    <w:basedOn w:val="DefaultParagraphFont"/>
     <w:uiPriority w:val="99"/>
     <w:rsid w:val="004E1BB1"/>
     <w:rPr>
@@ -19153,7 +19602,6 @@
   </w:style>
   <w:style w:type="character" w:styleId="PageNumber">
     <w:name w:val="page number"/>
-    <w:basedOn w:val="DefaultParagraphFont"/>
     <w:uiPriority w:val="99"/>
     <w:rsid w:val="00FD11B3"/>
     <w:rPr>
@@ -19175,7 +19623,6 @@
   </w:style>
   <w:style w:type="character" w:customStyle="1" w:styleId="DocumentMapChar">
     <w:name w:val="Document Map Char"/>
-    <w:basedOn w:val="DefaultParagraphFont"/>
     <w:link w:val="DocumentMap"/>
     <w:uiPriority w:val="99"/>
     <w:semiHidden/>

--- a/flow/20230914_vu_template/drafts/2024-12-g/26-ЧТ-Собор Пресвятої Богородиці.docx
+++ b/flow/20230914_vu_template/drafts/2024-12-g/26-ЧТ-Собор Пресвятої Богородиці.docx
@@ -2293,294 +2293,7 @@
           <w:rFonts w:ascii="Times New Roman" w:hAnsi="Times New Roman"/>
           <w:sz w:val="24"/>
         </w:rPr>
-        <w:t xml:space="preserve"> </w:t>
-      </w:r>
-      <w:r>
-        <w:rPr>
-          <w:rFonts w:ascii="Times New Roman" w:hAnsi="Times New Roman"/>
-          <w:sz w:val="24"/>
-        </w:rPr>
-        <w:t>Бо</w:t>
-      </w:r>
-      <w:r>
-        <w:rPr>
-          <w:rFonts w:ascii="Times New Roman" w:hAnsi="Times New Roman"/>
-          <w:sz w:val="24"/>
-        </w:rPr>
-        <w:t xml:space="preserve"> </w:t>
-      </w:r>
-      <w:r>
-        <w:rPr>
-          <w:rFonts w:ascii="Times New Roman" w:hAnsi="Times New Roman"/>
-          <w:sz w:val="24"/>
-        </w:rPr>
-        <w:t>Твоє</w:t>
-      </w:r>
-      <w:r>
-        <w:rPr>
-          <w:rFonts w:ascii="Times New Roman" w:hAnsi="Times New Roman"/>
-          <w:sz w:val="24"/>
-        </w:rPr>
-        <w:t xml:space="preserve"> </w:t>
-      </w:r>
-      <w:r>
-        <w:rPr>
-          <w:rFonts w:ascii="Times New Roman" w:hAnsi="Times New Roman"/>
-          <w:sz w:val="24"/>
-        </w:rPr>
-        <w:t>є</w:t>
-      </w:r>
-      <w:r>
-        <w:rPr>
-          <w:rFonts w:ascii="Times New Roman" w:hAnsi="Times New Roman"/>
-          <w:sz w:val="24"/>
-        </w:rPr>
-        <w:t xml:space="preserve"> </w:t>
-      </w:r>
-      <w:r>
-        <w:rPr>
-          <w:rFonts w:ascii="Times New Roman" w:hAnsi="Times New Roman"/>
-          <w:sz w:val="24"/>
-        </w:rPr>
-        <w:t>царство,</w:t>
-      </w:r>
-      <w:r>
-        <w:rPr>
-          <w:rFonts w:ascii="Times New Roman" w:hAnsi="Times New Roman"/>
-          <w:sz w:val="24"/>
-        </w:rPr>
-        <w:t xml:space="preserve"> </w:t>
-      </w:r>
-      <w:r>
-        <w:rPr>
-          <w:rFonts w:ascii="Times New Roman" w:hAnsi="Times New Roman"/>
-          <w:sz w:val="24"/>
-        </w:rPr>
-        <w:t>і</w:t>
-      </w:r>
-      <w:r>
-        <w:rPr>
-          <w:rFonts w:ascii="Times New Roman" w:hAnsi="Times New Roman"/>
-          <w:sz w:val="24"/>
-        </w:rPr>
-        <w:t xml:space="preserve"> </w:t>
-      </w:r>
-      <w:r>
-        <w:rPr>
-          <w:rFonts w:ascii="Times New Roman" w:hAnsi="Times New Roman"/>
-          <w:sz w:val="24"/>
-        </w:rPr>
-        <w:t>сила,</w:t>
-      </w:r>
-      <w:r>
-        <w:rPr>
-          <w:rFonts w:ascii="Times New Roman" w:hAnsi="Times New Roman"/>
-          <w:sz w:val="24"/>
-        </w:rPr>
-        <w:t xml:space="preserve"> </w:t>
-      </w:r>
-      <w:r>
-        <w:rPr>
-          <w:rFonts w:ascii="Times New Roman" w:hAnsi="Times New Roman"/>
-          <w:sz w:val="24"/>
-        </w:rPr>
-        <w:t>і</w:t>
-      </w:r>
-      <w:r>
-        <w:rPr>
-          <w:rFonts w:ascii="Times New Roman" w:hAnsi="Times New Roman"/>
-          <w:sz w:val="24"/>
-        </w:rPr>
-        <w:t xml:space="preserve"> </w:t>
-      </w:r>
-      <w:r>
-        <w:rPr>
-          <w:rFonts w:ascii="Times New Roman" w:hAnsi="Times New Roman"/>
-          <w:sz w:val="24"/>
-        </w:rPr>
-        <w:t>слава,</w:t>
-      </w:r>
-      <w:r>
-        <w:rPr>
-          <w:rFonts w:ascii="Times New Roman" w:hAnsi="Times New Roman"/>
-          <w:sz w:val="24"/>
-        </w:rPr>
-        <w:t xml:space="preserve"> </w:t>
-      </w:r>
-      <w:r>
-        <w:rPr>
-          <w:rFonts w:ascii="Times New Roman" w:hAnsi="Times New Roman"/>
-          <w:sz w:val="24"/>
-        </w:rPr>
-        <w:t>Отця,</w:t>
-      </w:r>
-      <w:r>
-        <w:rPr>
-          <w:rFonts w:ascii="Times New Roman" w:hAnsi="Times New Roman"/>
-          <w:sz w:val="24"/>
-        </w:rPr>
-        <w:t xml:space="preserve"> </w:t>
-      </w:r>
-      <w:r>
-        <w:rPr>
-          <w:rFonts w:ascii="Times New Roman" w:hAnsi="Times New Roman"/>
-          <w:sz w:val="24"/>
-        </w:rPr>
-        <w:t>і</w:t>
-      </w:r>
-      <w:r>
-        <w:rPr>
-          <w:rFonts w:ascii="Times New Roman" w:hAnsi="Times New Roman"/>
-          <w:sz w:val="24"/>
-        </w:rPr>
-        <w:t xml:space="preserve"> </w:t>
-      </w:r>
-      <w:r>
-        <w:rPr>
-          <w:rFonts w:ascii="Times New Roman" w:hAnsi="Times New Roman"/>
-          <w:sz w:val="24"/>
-        </w:rPr>
-        <w:t>Сина,</w:t>
-      </w:r>
-      <w:r>
-        <w:rPr>
-          <w:rFonts w:ascii="Times New Roman" w:hAnsi="Times New Roman"/>
-          <w:sz w:val="24"/>
-        </w:rPr>
-        <w:t xml:space="preserve"> </w:t>
-      </w:r>
-      <w:r>
-        <w:rPr>
-          <w:rFonts w:ascii="Times New Roman" w:hAnsi="Times New Roman"/>
-          <w:sz w:val="24"/>
-        </w:rPr>
-        <w:t>і</w:t>
-      </w:r>
-      <w:r>
-        <w:rPr>
-          <w:rFonts w:ascii="Times New Roman" w:hAnsi="Times New Roman"/>
-          <w:sz w:val="24"/>
-        </w:rPr>
-        <w:t xml:space="preserve"> </w:t>
-      </w:r>
-      <w:r>
-        <w:rPr>
-          <w:rFonts w:ascii="Times New Roman" w:hAnsi="Times New Roman"/>
-          <w:sz w:val="24"/>
-        </w:rPr>
-        <w:t>Святого</w:t>
-      </w:r>
-      <w:r>
-        <w:rPr>
-          <w:rFonts w:ascii="Times New Roman" w:hAnsi="Times New Roman"/>
-          <w:sz w:val="24"/>
-        </w:rPr>
-        <w:t xml:space="preserve"> </w:t>
-      </w:r>
-      <w:r>
-        <w:rPr>
-          <w:rFonts w:ascii="Times New Roman" w:hAnsi="Times New Roman"/>
-          <w:sz w:val="24"/>
-        </w:rPr>
-        <w:t>Духа,</w:t>
-      </w:r>
-      <w:r>
-        <w:rPr>
-          <w:rFonts w:ascii="Times New Roman" w:hAnsi="Times New Roman"/>
-          <w:sz w:val="24"/>
-        </w:rPr>
-        <w:t xml:space="preserve"> </w:t>
-      </w:r>
-      <w:r>
-        <w:rPr>
-          <w:rFonts w:ascii="Times New Roman" w:hAnsi="Times New Roman"/>
-          <w:sz w:val="24"/>
-        </w:rPr>
-        <w:t>нині,</w:t>
-      </w:r>
-      <w:r>
-        <w:rPr>
-          <w:rFonts w:ascii="Times New Roman" w:hAnsi="Times New Roman"/>
-          <w:sz w:val="24"/>
-        </w:rPr>
-        <w:t xml:space="preserve"> </w:t>
-      </w:r>
-      <w:r>
-        <w:rPr>
-          <w:rFonts w:ascii="Times New Roman" w:hAnsi="Times New Roman"/>
-          <w:sz w:val="24"/>
-        </w:rPr>
-        <w:t>і</w:t>
-      </w:r>
-      <w:r>
-        <w:rPr>
-          <w:rFonts w:ascii="Times New Roman" w:hAnsi="Times New Roman"/>
-          <w:sz w:val="24"/>
-        </w:rPr>
-        <w:t xml:space="preserve"> </w:t>
-      </w:r>
-      <w:r>
-        <w:rPr>
-          <w:rFonts w:ascii="Times New Roman" w:hAnsi="Times New Roman"/>
-          <w:sz w:val="24"/>
-        </w:rPr>
-        <w:t>повсякчас,</w:t>
-      </w:r>
-      <w:r>
-        <w:rPr>
-          <w:rFonts w:ascii="Times New Roman" w:hAnsi="Times New Roman"/>
-          <w:sz w:val="24"/>
-        </w:rPr>
-        <w:t xml:space="preserve"> </w:t>
-      </w:r>
-      <w:r>
-        <w:rPr>
-          <w:rFonts w:ascii="Times New Roman" w:hAnsi="Times New Roman"/>
-          <w:sz w:val="24"/>
-        </w:rPr>
-        <w:t>і</w:t>
-      </w:r>
-      <w:r>
-        <w:rPr>
-          <w:rFonts w:ascii="Times New Roman" w:hAnsi="Times New Roman"/>
-          <w:sz w:val="24"/>
-        </w:rPr>
-        <w:t xml:space="preserve"> </w:t>
-      </w:r>
-      <w:r>
-        <w:rPr>
-          <w:rFonts w:ascii="Times New Roman" w:hAnsi="Times New Roman"/>
-          <w:sz w:val="24"/>
-        </w:rPr>
-        <w:t>на</w:t>
-      </w:r>
-      <w:r>
-        <w:rPr>
-          <w:rFonts w:ascii="Times New Roman" w:hAnsi="Times New Roman"/>
-          <w:sz w:val="24"/>
-        </w:rPr>
-        <w:t xml:space="preserve"> </w:t>
-      </w:r>
-      <w:r>
-        <w:rPr>
-          <w:rFonts w:ascii="Times New Roman" w:hAnsi="Times New Roman"/>
-          <w:sz w:val="24"/>
-        </w:rPr>
-        <w:t>віки</w:t>
-      </w:r>
-      <w:r>
-        <w:rPr>
-          <w:rFonts w:ascii="Times New Roman" w:hAnsi="Times New Roman"/>
-          <w:sz w:val="24"/>
-        </w:rPr>
-        <w:t xml:space="preserve"> </w:t>
-      </w:r>
-      <w:r>
-        <w:rPr>
-          <w:rFonts w:ascii="Times New Roman" w:hAnsi="Times New Roman"/>
-          <w:sz w:val="24"/>
-        </w:rPr>
-        <w:t>віків.</w:t>
+        <w:t xml:space="preserve"> Бо Твоє є царство, і сила, і слава, Отця, і Сина, і Святого Духа, нині, і повсякчас, і на віки віків.</w:t>
       </w:r>
     </w:p>
     <w:p>
@@ -13464,7 +13177,7 @@
         <w:rPr>
           <w:rFonts w:ascii="Times New Roman" w:hAnsi="Times New Roman"/>
           <w:i/>
-          <w:color w:val="FF4400"/>
+          <w:color w:val="FF0000"/>
           <w:sz w:val="24"/>
         </w:rPr>
         <w:t>Священник:</w:t>
@@ -13474,294 +13187,7 @@
           <w:rFonts w:ascii="Times New Roman" w:hAnsi="Times New Roman"/>
           <w:sz w:val="24"/>
         </w:rPr>
-        <w:t xml:space="preserve"> </w:t>
-      </w:r>
-      <w:r>
-        <w:rPr>
-          <w:rFonts w:ascii="Times New Roman" w:hAnsi="Times New Roman"/>
-          <w:sz w:val="24"/>
-        </w:rPr>
-        <w:t>Бо</w:t>
-      </w:r>
-      <w:r>
-        <w:rPr>
-          <w:rFonts w:ascii="Times New Roman" w:hAnsi="Times New Roman"/>
-          <w:sz w:val="24"/>
-        </w:rPr>
-        <w:t xml:space="preserve"> </w:t>
-      </w:r>
-      <w:r>
-        <w:rPr>
-          <w:rFonts w:ascii="Times New Roman" w:hAnsi="Times New Roman"/>
-          <w:sz w:val="24"/>
-        </w:rPr>
-        <w:t>Тобі</w:t>
-      </w:r>
-      <w:r>
-        <w:rPr>
-          <w:rFonts w:ascii="Times New Roman" w:hAnsi="Times New Roman"/>
-          <w:sz w:val="24"/>
-        </w:rPr>
-        <w:t xml:space="preserve"> </w:t>
-      </w:r>
-      <w:r>
-        <w:rPr>
-          <w:rFonts w:ascii="Times New Roman" w:hAnsi="Times New Roman"/>
-          <w:sz w:val="24"/>
-        </w:rPr>
-        <w:t>належить</w:t>
-      </w:r>
-      <w:r>
-        <w:rPr>
-          <w:rFonts w:ascii="Times New Roman" w:hAnsi="Times New Roman"/>
-          <w:sz w:val="24"/>
-        </w:rPr>
-        <w:t xml:space="preserve"> </w:t>
-      </w:r>
-      <w:r>
-        <w:rPr>
-          <w:rFonts w:ascii="Times New Roman" w:hAnsi="Times New Roman"/>
-          <w:sz w:val="24"/>
-        </w:rPr>
-        <w:t>усяка</w:t>
-      </w:r>
-      <w:r>
-        <w:rPr>
-          <w:rFonts w:ascii="Times New Roman" w:hAnsi="Times New Roman"/>
-          <w:sz w:val="24"/>
-        </w:rPr>
-        <w:t xml:space="preserve"> </w:t>
-      </w:r>
-      <w:r>
-        <w:rPr>
-          <w:rFonts w:ascii="Times New Roman" w:hAnsi="Times New Roman"/>
-          <w:sz w:val="24"/>
-        </w:rPr>
-        <w:t>слава,</w:t>
-      </w:r>
-      <w:r>
-        <w:rPr>
-          <w:rFonts w:ascii="Times New Roman" w:hAnsi="Times New Roman"/>
-          <w:sz w:val="24"/>
-        </w:rPr>
-        <w:t xml:space="preserve"> </w:t>
-      </w:r>
-      <w:r>
-        <w:rPr>
-          <w:rFonts w:ascii="Times New Roman" w:hAnsi="Times New Roman"/>
-          <w:sz w:val="24"/>
-        </w:rPr>
-        <w:t>честь</w:t>
-      </w:r>
-      <w:r>
-        <w:rPr>
-          <w:rFonts w:ascii="Times New Roman" w:hAnsi="Times New Roman"/>
-          <w:sz w:val="24"/>
-        </w:rPr>
-        <w:t xml:space="preserve"> </w:t>
-      </w:r>
-      <w:r>
-        <w:rPr>
-          <w:rFonts w:ascii="Times New Roman" w:hAnsi="Times New Roman"/>
-          <w:sz w:val="24"/>
-        </w:rPr>
-        <w:t>і</w:t>
-      </w:r>
-      <w:r>
-        <w:rPr>
-          <w:rFonts w:ascii="Times New Roman" w:hAnsi="Times New Roman"/>
-          <w:sz w:val="24"/>
-        </w:rPr>
-        <w:t xml:space="preserve"> </w:t>
-      </w:r>
-      <w:r>
-        <w:rPr>
-          <w:rFonts w:ascii="Times New Roman" w:hAnsi="Times New Roman"/>
-          <w:sz w:val="24"/>
-        </w:rPr>
-        <w:t>поклоніння,</w:t>
-      </w:r>
-      <w:r>
-        <w:rPr>
-          <w:rFonts w:ascii="Times New Roman" w:hAnsi="Times New Roman"/>
-          <w:sz w:val="24"/>
-        </w:rPr>
-        <w:t xml:space="preserve"> </w:t>
-      </w:r>
-      <w:r>
-        <w:rPr>
-          <w:rFonts w:ascii="Times New Roman" w:hAnsi="Times New Roman"/>
-          <w:sz w:val="24"/>
-        </w:rPr>
-        <w:t>Отцю,</w:t>
-      </w:r>
-      <w:r>
-        <w:rPr>
-          <w:rFonts w:ascii="Times New Roman" w:hAnsi="Times New Roman"/>
-          <w:sz w:val="24"/>
-        </w:rPr>
-        <w:t xml:space="preserve"> </w:t>
-      </w:r>
-      <w:r>
-        <w:rPr>
-          <w:rFonts w:ascii="Times New Roman" w:hAnsi="Times New Roman"/>
-          <w:sz w:val="24"/>
-        </w:rPr>
-        <w:t>і</w:t>
-      </w:r>
-      <w:r>
-        <w:rPr>
-          <w:rFonts w:ascii="Times New Roman" w:hAnsi="Times New Roman"/>
-          <w:sz w:val="24"/>
-        </w:rPr>
-        <w:t xml:space="preserve"> </w:t>
-      </w:r>
-      <w:r>
-        <w:rPr>
-          <w:rFonts w:ascii="Times New Roman" w:hAnsi="Times New Roman"/>
-          <w:sz w:val="24"/>
-        </w:rPr>
-        <w:t>Сину,</w:t>
-      </w:r>
-      <w:r>
-        <w:rPr>
-          <w:rFonts w:ascii="Times New Roman" w:hAnsi="Times New Roman"/>
-          <w:sz w:val="24"/>
-        </w:rPr>
-        <w:t xml:space="preserve"> </w:t>
-      </w:r>
-      <w:r>
-        <w:rPr>
-          <w:rFonts w:ascii="Times New Roman" w:hAnsi="Times New Roman"/>
-          <w:sz w:val="24"/>
-        </w:rPr>
-        <w:t>і</w:t>
-      </w:r>
-      <w:r>
-        <w:rPr>
-          <w:rFonts w:ascii="Times New Roman" w:hAnsi="Times New Roman"/>
-          <w:sz w:val="24"/>
-        </w:rPr>
-        <w:t xml:space="preserve"> </w:t>
-      </w:r>
-      <w:r>
-        <w:rPr>
-          <w:rFonts w:ascii="Times New Roman" w:hAnsi="Times New Roman"/>
-          <w:sz w:val="24"/>
-        </w:rPr>
-        <w:t>Святому</w:t>
-      </w:r>
-      <w:r>
-        <w:rPr>
-          <w:rFonts w:ascii="Times New Roman" w:hAnsi="Times New Roman"/>
-          <w:sz w:val="24"/>
-        </w:rPr>
-        <w:t xml:space="preserve"> </w:t>
-      </w:r>
-      <w:r>
-        <w:rPr>
-          <w:rFonts w:ascii="Times New Roman" w:hAnsi="Times New Roman"/>
-          <w:sz w:val="24"/>
-        </w:rPr>
-        <w:t>Духові,</w:t>
-      </w:r>
-      <w:r>
-        <w:rPr>
-          <w:rFonts w:ascii="Times New Roman" w:hAnsi="Times New Roman"/>
-          <w:sz w:val="24"/>
-        </w:rPr>
-        <w:t xml:space="preserve"> </w:t>
-      </w:r>
-      <w:r>
-        <w:rPr>
-          <w:rFonts w:ascii="Times New Roman" w:hAnsi="Times New Roman"/>
-          <w:sz w:val="24"/>
-        </w:rPr>
-        <w:t>нині,</w:t>
-      </w:r>
-      <w:r>
-        <w:rPr>
-          <w:rFonts w:ascii="Times New Roman" w:hAnsi="Times New Roman"/>
-          <w:sz w:val="24"/>
-        </w:rPr>
-        <w:t xml:space="preserve"> </w:t>
-      </w:r>
-      <w:r>
-        <w:rPr>
-          <w:rFonts w:ascii="Times New Roman" w:hAnsi="Times New Roman"/>
-          <w:sz w:val="24"/>
-        </w:rPr>
-        <w:t>і</w:t>
-      </w:r>
-      <w:r>
-        <w:rPr>
-          <w:rFonts w:ascii="Times New Roman" w:hAnsi="Times New Roman"/>
-          <w:sz w:val="24"/>
-        </w:rPr>
-        <w:t xml:space="preserve"> </w:t>
-      </w:r>
-      <w:r>
-        <w:rPr>
-          <w:rFonts w:ascii="Times New Roman" w:hAnsi="Times New Roman"/>
-          <w:sz w:val="24"/>
-        </w:rPr>
-        <w:t>повсякчас,</w:t>
-      </w:r>
-      <w:r>
-        <w:rPr>
-          <w:rFonts w:ascii="Times New Roman" w:hAnsi="Times New Roman"/>
-          <w:sz w:val="24"/>
-        </w:rPr>
-        <w:t xml:space="preserve"> </w:t>
-      </w:r>
-      <w:r>
-        <w:rPr>
-          <w:rFonts w:ascii="Times New Roman" w:hAnsi="Times New Roman"/>
-          <w:sz w:val="24"/>
-        </w:rPr>
-        <w:t>і</w:t>
-      </w:r>
-      <w:r>
-        <w:rPr>
-          <w:rFonts w:ascii="Times New Roman" w:hAnsi="Times New Roman"/>
-          <w:sz w:val="24"/>
-        </w:rPr>
-        <w:t xml:space="preserve"> </w:t>
-      </w:r>
-      <w:r>
-        <w:rPr>
-          <w:rFonts w:ascii="Times New Roman" w:hAnsi="Times New Roman"/>
-          <w:sz w:val="24"/>
-        </w:rPr>
-        <w:t>на</w:t>
-      </w:r>
-      <w:r>
-        <w:rPr>
-          <w:rFonts w:ascii="Times New Roman" w:hAnsi="Times New Roman"/>
-          <w:sz w:val="24"/>
-        </w:rPr>
-        <w:t xml:space="preserve"> </w:t>
-      </w:r>
-      <w:r>
-        <w:rPr>
-          <w:rFonts w:ascii="Times New Roman" w:hAnsi="Times New Roman"/>
-          <w:sz w:val="24"/>
-        </w:rPr>
-        <w:t>віки</w:t>
-      </w:r>
-      <w:r>
-        <w:rPr>
-          <w:rFonts w:ascii="Times New Roman" w:hAnsi="Times New Roman"/>
-          <w:sz w:val="24"/>
-        </w:rPr>
-        <w:t xml:space="preserve"> </w:t>
-      </w:r>
-      <w:r>
-        <w:rPr>
-          <w:rFonts w:ascii="Times New Roman" w:hAnsi="Times New Roman"/>
-          <w:sz w:val="24"/>
-        </w:rPr>
-        <w:t>віків.</w:t>
+        <w:t xml:space="preserve"> Бо Тобі належить усяка слава, честь і поклоніння, Отцю, і Сину, і Святому Духові, нині, і повсякчас, і на віки віків.</w:t>
       </w:r>
     </w:p>
     <w:p>
@@ -27588,294 +27014,7 @@
           <w:rFonts w:ascii="Times New Roman" w:hAnsi="Times New Roman"/>
           <w:sz w:val="24"/>
         </w:rPr>
-        <w:t xml:space="preserve"> </w:t>
-      </w:r>
-      <w:r>
-        <w:rPr>
-          <w:rFonts w:ascii="Times New Roman" w:hAnsi="Times New Roman"/>
-          <w:sz w:val="24"/>
-        </w:rPr>
-        <w:t>Бо</w:t>
-      </w:r>
-      <w:r>
-        <w:rPr>
-          <w:rFonts w:ascii="Times New Roman" w:hAnsi="Times New Roman"/>
-          <w:sz w:val="24"/>
-        </w:rPr>
-        <w:t xml:space="preserve"> </w:t>
-      </w:r>
-      <w:r>
-        <w:rPr>
-          <w:rFonts w:ascii="Times New Roman" w:hAnsi="Times New Roman"/>
-          <w:sz w:val="24"/>
-        </w:rPr>
-        <w:t>Твоє</w:t>
-      </w:r>
-      <w:r>
-        <w:rPr>
-          <w:rFonts w:ascii="Times New Roman" w:hAnsi="Times New Roman"/>
-          <w:sz w:val="24"/>
-        </w:rPr>
-        <w:t xml:space="preserve"> </w:t>
-      </w:r>
-      <w:r>
-        <w:rPr>
-          <w:rFonts w:ascii="Times New Roman" w:hAnsi="Times New Roman"/>
-          <w:sz w:val="24"/>
-        </w:rPr>
-        <w:t>є</w:t>
-      </w:r>
-      <w:r>
-        <w:rPr>
-          <w:rFonts w:ascii="Times New Roman" w:hAnsi="Times New Roman"/>
-          <w:sz w:val="24"/>
-        </w:rPr>
-        <w:t xml:space="preserve"> </w:t>
-      </w:r>
-      <w:r>
-        <w:rPr>
-          <w:rFonts w:ascii="Times New Roman" w:hAnsi="Times New Roman"/>
-          <w:sz w:val="24"/>
-        </w:rPr>
-        <w:t>царство,</w:t>
-      </w:r>
-      <w:r>
-        <w:rPr>
-          <w:rFonts w:ascii="Times New Roman" w:hAnsi="Times New Roman"/>
-          <w:sz w:val="24"/>
-        </w:rPr>
-        <w:t xml:space="preserve"> </w:t>
-      </w:r>
-      <w:r>
-        <w:rPr>
-          <w:rFonts w:ascii="Times New Roman" w:hAnsi="Times New Roman"/>
-          <w:sz w:val="24"/>
-        </w:rPr>
-        <w:t>і</w:t>
-      </w:r>
-      <w:r>
-        <w:rPr>
-          <w:rFonts w:ascii="Times New Roman" w:hAnsi="Times New Roman"/>
-          <w:sz w:val="24"/>
-        </w:rPr>
-        <w:t xml:space="preserve"> </w:t>
-      </w:r>
-      <w:r>
-        <w:rPr>
-          <w:rFonts w:ascii="Times New Roman" w:hAnsi="Times New Roman"/>
-          <w:sz w:val="24"/>
-        </w:rPr>
-        <w:t>сила,</w:t>
-      </w:r>
-      <w:r>
-        <w:rPr>
-          <w:rFonts w:ascii="Times New Roman" w:hAnsi="Times New Roman"/>
-          <w:sz w:val="24"/>
-        </w:rPr>
-        <w:t xml:space="preserve"> </w:t>
-      </w:r>
-      <w:r>
-        <w:rPr>
-          <w:rFonts w:ascii="Times New Roman" w:hAnsi="Times New Roman"/>
-          <w:sz w:val="24"/>
-        </w:rPr>
-        <w:t>і</w:t>
-      </w:r>
-      <w:r>
-        <w:rPr>
-          <w:rFonts w:ascii="Times New Roman" w:hAnsi="Times New Roman"/>
-          <w:sz w:val="24"/>
-        </w:rPr>
-        <w:t xml:space="preserve"> </w:t>
-      </w:r>
-      <w:r>
-        <w:rPr>
-          <w:rFonts w:ascii="Times New Roman" w:hAnsi="Times New Roman"/>
-          <w:sz w:val="24"/>
-        </w:rPr>
-        <w:t>слава,</w:t>
-      </w:r>
-      <w:r>
-        <w:rPr>
-          <w:rFonts w:ascii="Times New Roman" w:hAnsi="Times New Roman"/>
-          <w:sz w:val="24"/>
-        </w:rPr>
-        <w:t xml:space="preserve"> </w:t>
-      </w:r>
-      <w:r>
-        <w:rPr>
-          <w:rFonts w:ascii="Times New Roman" w:hAnsi="Times New Roman"/>
-          <w:sz w:val="24"/>
-        </w:rPr>
-        <w:t>Отця,</w:t>
-      </w:r>
-      <w:r>
-        <w:rPr>
-          <w:rFonts w:ascii="Times New Roman" w:hAnsi="Times New Roman"/>
-          <w:sz w:val="24"/>
-        </w:rPr>
-        <w:t xml:space="preserve"> </w:t>
-      </w:r>
-      <w:r>
-        <w:rPr>
-          <w:rFonts w:ascii="Times New Roman" w:hAnsi="Times New Roman"/>
-          <w:sz w:val="24"/>
-        </w:rPr>
-        <w:t>і</w:t>
-      </w:r>
-      <w:r>
-        <w:rPr>
-          <w:rFonts w:ascii="Times New Roman" w:hAnsi="Times New Roman"/>
-          <w:sz w:val="24"/>
-        </w:rPr>
-        <w:t xml:space="preserve"> </w:t>
-      </w:r>
-      <w:r>
-        <w:rPr>
-          <w:rFonts w:ascii="Times New Roman" w:hAnsi="Times New Roman"/>
-          <w:sz w:val="24"/>
-        </w:rPr>
-        <w:t>Сина,</w:t>
-      </w:r>
-      <w:r>
-        <w:rPr>
-          <w:rFonts w:ascii="Times New Roman" w:hAnsi="Times New Roman"/>
-          <w:sz w:val="24"/>
-        </w:rPr>
-        <w:t xml:space="preserve"> </w:t>
-      </w:r>
-      <w:r>
-        <w:rPr>
-          <w:rFonts w:ascii="Times New Roman" w:hAnsi="Times New Roman"/>
-          <w:sz w:val="24"/>
-        </w:rPr>
-        <w:t>і</w:t>
-      </w:r>
-      <w:r>
-        <w:rPr>
-          <w:rFonts w:ascii="Times New Roman" w:hAnsi="Times New Roman"/>
-          <w:sz w:val="24"/>
-        </w:rPr>
-        <w:t xml:space="preserve"> </w:t>
-      </w:r>
-      <w:r>
-        <w:rPr>
-          <w:rFonts w:ascii="Times New Roman" w:hAnsi="Times New Roman"/>
-          <w:sz w:val="24"/>
-        </w:rPr>
-        <w:t>Святого</w:t>
-      </w:r>
-      <w:r>
-        <w:rPr>
-          <w:rFonts w:ascii="Times New Roman" w:hAnsi="Times New Roman"/>
-          <w:sz w:val="24"/>
-        </w:rPr>
-        <w:t xml:space="preserve"> </w:t>
-      </w:r>
-      <w:r>
-        <w:rPr>
-          <w:rFonts w:ascii="Times New Roman" w:hAnsi="Times New Roman"/>
-          <w:sz w:val="24"/>
-        </w:rPr>
-        <w:t>Духа,</w:t>
-      </w:r>
-      <w:r>
-        <w:rPr>
-          <w:rFonts w:ascii="Times New Roman" w:hAnsi="Times New Roman"/>
-          <w:sz w:val="24"/>
-        </w:rPr>
-        <w:t xml:space="preserve"> </w:t>
-      </w:r>
-      <w:r>
-        <w:rPr>
-          <w:rFonts w:ascii="Times New Roman" w:hAnsi="Times New Roman"/>
-          <w:sz w:val="24"/>
-        </w:rPr>
-        <w:t>нині,</w:t>
-      </w:r>
-      <w:r>
-        <w:rPr>
-          <w:rFonts w:ascii="Times New Roman" w:hAnsi="Times New Roman"/>
-          <w:sz w:val="24"/>
-        </w:rPr>
-        <w:t xml:space="preserve"> </w:t>
-      </w:r>
-      <w:r>
-        <w:rPr>
-          <w:rFonts w:ascii="Times New Roman" w:hAnsi="Times New Roman"/>
-          <w:sz w:val="24"/>
-        </w:rPr>
-        <w:t>і</w:t>
-      </w:r>
-      <w:r>
-        <w:rPr>
-          <w:rFonts w:ascii="Times New Roman" w:hAnsi="Times New Roman"/>
-          <w:sz w:val="24"/>
-        </w:rPr>
-        <w:t xml:space="preserve"> </w:t>
-      </w:r>
-      <w:r>
-        <w:rPr>
-          <w:rFonts w:ascii="Times New Roman" w:hAnsi="Times New Roman"/>
-          <w:sz w:val="24"/>
-        </w:rPr>
-        <w:t>повсякчас,</w:t>
-      </w:r>
-      <w:r>
-        <w:rPr>
-          <w:rFonts w:ascii="Times New Roman" w:hAnsi="Times New Roman"/>
-          <w:sz w:val="24"/>
-        </w:rPr>
-        <w:t xml:space="preserve"> </w:t>
-      </w:r>
-      <w:r>
-        <w:rPr>
-          <w:rFonts w:ascii="Times New Roman" w:hAnsi="Times New Roman"/>
-          <w:sz w:val="24"/>
-        </w:rPr>
-        <w:t>і</w:t>
-      </w:r>
-      <w:r>
-        <w:rPr>
-          <w:rFonts w:ascii="Times New Roman" w:hAnsi="Times New Roman"/>
-          <w:sz w:val="24"/>
-        </w:rPr>
-        <w:t xml:space="preserve"> </w:t>
-      </w:r>
-      <w:r>
-        <w:rPr>
-          <w:rFonts w:ascii="Times New Roman" w:hAnsi="Times New Roman"/>
-          <w:sz w:val="24"/>
-        </w:rPr>
-        <w:t>на</w:t>
-      </w:r>
-      <w:r>
-        <w:rPr>
-          <w:rFonts w:ascii="Times New Roman" w:hAnsi="Times New Roman"/>
-          <w:sz w:val="24"/>
-        </w:rPr>
-        <w:t xml:space="preserve"> </w:t>
-      </w:r>
-      <w:r>
-        <w:rPr>
-          <w:rFonts w:ascii="Times New Roman" w:hAnsi="Times New Roman"/>
-          <w:sz w:val="24"/>
-        </w:rPr>
-        <w:t>віки</w:t>
-      </w:r>
-      <w:r>
-        <w:rPr>
-          <w:rFonts w:ascii="Times New Roman" w:hAnsi="Times New Roman"/>
-          <w:sz w:val="24"/>
-        </w:rPr>
-        <w:t xml:space="preserve"> </w:t>
-      </w:r>
-      <w:r>
-        <w:rPr>
-          <w:rFonts w:ascii="Times New Roman" w:hAnsi="Times New Roman"/>
-          <w:sz w:val="24"/>
-        </w:rPr>
-        <w:t>віків.</w:t>
+        <w:t xml:space="preserve"> Бо Твоє є царство, і сила, і слава, Отця, і Сина, і Святого Духа, нині, і повсякчас, і на віки віків.</w:t>
       </w:r>
     </w:p>
     <w:p>
@@ -29812,7 +28951,7 @@
         <w:rPr>
           <w:rFonts w:ascii="Times New Roman" w:hAnsi="Times New Roman"/>
           <w:i/>
-          <w:color w:val="FF4400"/>
+          <w:color w:val="FF0000"/>
           <w:sz w:val="24"/>
         </w:rPr>
         <w:t>Священник:</w:t>
@@ -29820,326 +28959,9 @@
       <w:r>
         <w:rPr>
           <w:rFonts w:ascii="Times New Roman" w:hAnsi="Times New Roman"/>
-          <w:i/>
-          <w:color w:val="FF4400"/>
-          <w:sz w:val="24"/>
-        </w:rPr>
-        <w:t xml:space="preserve"> </w:t>
-      </w:r>
-      <w:r>
-        <w:rPr>
-          <w:rFonts w:ascii="Times New Roman" w:hAnsi="Times New Roman"/>
-          <w:sz w:val="24"/>
-        </w:rPr>
-        <w:t>Бо</w:t>
-      </w:r>
-      <w:r>
-        <w:rPr>
-          <w:rFonts w:ascii="Times New Roman" w:hAnsi="Times New Roman"/>
-          <w:sz w:val="24"/>
-        </w:rPr>
-        <w:t xml:space="preserve"> </w:t>
-      </w:r>
-      <w:r>
-        <w:rPr>
-          <w:rFonts w:ascii="Times New Roman" w:hAnsi="Times New Roman"/>
-          <w:sz w:val="24"/>
-        </w:rPr>
-        <w:t>милостивий</w:t>
-      </w:r>
-      <w:r>
-        <w:rPr>
-          <w:rFonts w:ascii="Times New Roman" w:hAnsi="Times New Roman"/>
-          <w:sz w:val="24"/>
-        </w:rPr>
-        <w:t xml:space="preserve"> </w:t>
-      </w:r>
-      <w:r>
-        <w:rPr>
-          <w:rFonts w:ascii="Times New Roman" w:hAnsi="Times New Roman"/>
-          <w:sz w:val="24"/>
-        </w:rPr>
-        <w:t>і</w:t>
-      </w:r>
-      <w:r>
-        <w:rPr>
-          <w:rFonts w:ascii="Times New Roman" w:hAnsi="Times New Roman"/>
-          <w:sz w:val="24"/>
-        </w:rPr>
-        <w:t xml:space="preserve"> </w:t>
-      </w:r>
-      <w:r>
-        <w:rPr>
-          <w:rFonts w:ascii="Times New Roman" w:hAnsi="Times New Roman"/>
-          <w:sz w:val="24"/>
-        </w:rPr>
-        <w:t>людинолюбний</w:t>
-      </w:r>
-      <w:r>
-        <w:rPr>
-          <w:rFonts w:ascii="Times New Roman" w:hAnsi="Times New Roman"/>
-          <w:sz w:val="24"/>
-        </w:rPr>
-        <w:t xml:space="preserve"> </w:t>
-      </w:r>
-      <w:r>
-        <w:rPr>
-          <w:rFonts w:ascii="Times New Roman" w:hAnsi="Times New Roman"/>
-          <w:sz w:val="24"/>
-        </w:rPr>
-        <w:t>Бог</w:t>
-      </w:r>
-      <w:r>
-        <w:rPr>
-          <w:rFonts w:ascii="Times New Roman" w:hAnsi="Times New Roman"/>
-          <w:sz w:val="24"/>
-        </w:rPr>
-        <w:t xml:space="preserve"> </w:t>
-      </w:r>
-      <w:r>
-        <w:rPr>
-          <w:rFonts w:ascii="Times New Roman" w:hAnsi="Times New Roman"/>
-          <w:sz w:val="24"/>
-        </w:rPr>
-        <w:t>єси,</w:t>
-      </w:r>
-      <w:r>
-        <w:rPr>
-          <w:rFonts w:ascii="Times New Roman" w:hAnsi="Times New Roman"/>
-          <w:sz w:val="24"/>
-        </w:rPr>
-        <w:t xml:space="preserve"> </w:t>
-      </w:r>
-      <w:r>
-        <w:rPr>
-          <w:rFonts w:ascii="Times New Roman" w:hAnsi="Times New Roman"/>
-          <w:sz w:val="24"/>
-        </w:rPr>
-        <w:t>і</w:t>
-      </w:r>
-      <w:r>
-        <w:rPr>
-          <w:rFonts w:ascii="Times New Roman" w:hAnsi="Times New Roman"/>
-          <w:sz w:val="24"/>
-        </w:rPr>
-        <w:t xml:space="preserve"> </w:t>
-      </w:r>
-      <w:r>
-        <w:rPr>
-          <w:rFonts w:ascii="Times New Roman" w:hAnsi="Times New Roman"/>
-          <w:sz w:val="24"/>
-        </w:rPr>
-        <w:t>Тобі</w:t>
-      </w:r>
-      <w:r>
-        <w:rPr>
-          <w:rFonts w:ascii="Times New Roman" w:hAnsi="Times New Roman"/>
-          <w:sz w:val="24"/>
-        </w:rPr>
-        <w:t xml:space="preserve"> </w:t>
-      </w:r>
-      <w:r>
-        <w:rPr>
-          <w:rFonts w:ascii="Times New Roman" w:hAnsi="Times New Roman"/>
-          <w:sz w:val="24"/>
-        </w:rPr>
-        <w:t>славу</w:t>
-      </w:r>
-      <w:r>
-        <w:rPr>
-          <w:rFonts w:ascii="Times New Roman" w:hAnsi="Times New Roman"/>
-          <w:sz w:val="24"/>
-        </w:rPr>
-        <w:t xml:space="preserve"> </w:t>
-      </w:r>
-      <w:r>
-        <w:rPr>
-          <w:rFonts w:ascii="Times New Roman" w:hAnsi="Times New Roman"/>
-          <w:sz w:val="24"/>
-        </w:rPr>
-        <w:t>возсилаємо,</w:t>
-      </w:r>
-      <w:r>
-        <w:rPr>
-          <w:rFonts w:ascii="Times New Roman" w:hAnsi="Times New Roman"/>
-          <w:sz w:val="24"/>
-        </w:rPr>
-        <w:t xml:space="preserve"> </w:t>
-      </w:r>
-      <w:r>
-        <w:rPr>
-          <w:rFonts w:ascii="Times New Roman" w:hAnsi="Times New Roman"/>
-          <w:sz w:val="24"/>
-        </w:rPr>
-        <w:t>Отцю,</w:t>
-      </w:r>
-      <w:r>
-        <w:rPr>
-          <w:rFonts w:ascii="Times New Roman" w:hAnsi="Times New Roman"/>
-          <w:sz w:val="24"/>
-        </w:rPr>
-        <w:t xml:space="preserve"> </w:t>
-      </w:r>
-      <w:r>
-        <w:rPr>
-          <w:rFonts w:ascii="Times New Roman" w:hAnsi="Times New Roman"/>
-          <w:sz w:val="24"/>
-        </w:rPr>
-        <w:t>і</w:t>
-      </w:r>
-      <w:r>
-        <w:rPr>
-          <w:rFonts w:ascii="Times New Roman" w:hAnsi="Times New Roman"/>
-          <w:sz w:val="24"/>
-        </w:rPr>
-        <w:t xml:space="preserve"> </w:t>
-      </w:r>
-      <w:r>
-        <w:rPr>
-          <w:rFonts w:ascii="Times New Roman" w:hAnsi="Times New Roman"/>
-          <w:sz w:val="24"/>
-        </w:rPr>
-        <w:t>Сину,</w:t>
-      </w:r>
-      <w:r>
-        <w:rPr>
-          <w:rFonts w:ascii="Times New Roman" w:hAnsi="Times New Roman"/>
-          <w:sz w:val="24"/>
-        </w:rPr>
-        <w:t xml:space="preserve"> </w:t>
-      </w:r>
-      <w:r>
-        <w:rPr>
-          <w:rFonts w:ascii="Times New Roman" w:hAnsi="Times New Roman"/>
-          <w:sz w:val="24"/>
-        </w:rPr>
-        <w:t>і</w:t>
-      </w:r>
-      <w:r>
-        <w:rPr>
-          <w:rFonts w:ascii="Times New Roman" w:hAnsi="Times New Roman"/>
-          <w:sz w:val="24"/>
-        </w:rPr>
-        <w:t xml:space="preserve"> </w:t>
-      </w:r>
-      <w:r>
-        <w:rPr>
-          <w:rFonts w:ascii="Times New Roman" w:hAnsi="Times New Roman"/>
-          <w:sz w:val="24"/>
-        </w:rPr>
-        <w:t>Святому</w:t>
-      </w:r>
-      <w:r>
-        <w:rPr>
-          <w:rFonts w:ascii="Times New Roman" w:hAnsi="Times New Roman"/>
-          <w:sz w:val="24"/>
-        </w:rPr>
-        <w:t xml:space="preserve"> </w:t>
-      </w:r>
-      <w:r>
-        <w:rPr>
-          <w:rFonts w:ascii="Times New Roman" w:hAnsi="Times New Roman"/>
-          <w:sz w:val="24"/>
-        </w:rPr>
-        <w:t>Духові,</w:t>
-      </w:r>
-      <w:r>
-        <w:rPr>
-          <w:rFonts w:ascii="Times New Roman" w:hAnsi="Times New Roman"/>
-          <w:sz w:val="24"/>
-        </w:rPr>
-        <w:t xml:space="preserve"> </w:t>
-      </w:r>
-      <w:r>
-        <w:rPr>
-          <w:rFonts w:ascii="Times New Roman" w:hAnsi="Times New Roman"/>
-          <w:sz w:val="24"/>
-        </w:rPr>
-        <w:t>нині,</w:t>
-      </w:r>
-      <w:r>
-        <w:rPr>
-          <w:rFonts w:ascii="Times New Roman" w:hAnsi="Times New Roman"/>
-          <w:sz w:val="24"/>
-        </w:rPr>
-        <w:t xml:space="preserve"> </w:t>
-      </w:r>
-      <w:r>
-        <w:rPr>
-          <w:rFonts w:ascii="Times New Roman" w:hAnsi="Times New Roman"/>
-          <w:sz w:val="24"/>
-        </w:rPr>
-        <w:t>і</w:t>
-      </w:r>
-      <w:r>
-        <w:rPr>
-          <w:rFonts w:ascii="Times New Roman" w:hAnsi="Times New Roman"/>
-          <w:sz w:val="24"/>
-        </w:rPr>
-        <w:t xml:space="preserve"> </w:t>
-      </w:r>
-      <w:r>
-        <w:rPr>
-          <w:rFonts w:ascii="Times New Roman" w:hAnsi="Times New Roman"/>
-          <w:sz w:val="24"/>
-        </w:rPr>
-        <w:t>повсякчас,</w:t>
-      </w:r>
-      <w:r>
-        <w:rPr>
-          <w:rFonts w:ascii="Times New Roman" w:hAnsi="Times New Roman"/>
-          <w:sz w:val="24"/>
-        </w:rPr>
-        <w:t xml:space="preserve"> </w:t>
-      </w:r>
-      <w:r>
-        <w:rPr>
-          <w:rFonts w:ascii="Times New Roman" w:hAnsi="Times New Roman"/>
-          <w:sz w:val="24"/>
-        </w:rPr>
-        <w:t>і</w:t>
-      </w:r>
-      <w:r>
-        <w:rPr>
-          <w:rFonts w:ascii="Times New Roman" w:hAnsi="Times New Roman"/>
-          <w:sz w:val="24"/>
-        </w:rPr>
-        <w:t xml:space="preserve"> </w:t>
-      </w:r>
-      <w:r>
-        <w:rPr>
-          <w:rFonts w:ascii="Times New Roman" w:hAnsi="Times New Roman"/>
-          <w:sz w:val="24"/>
-        </w:rPr>
-        <w:t>на</w:t>
-      </w:r>
-      <w:r>
-        <w:rPr>
-          <w:rFonts w:ascii="Times New Roman" w:hAnsi="Times New Roman"/>
-          <w:sz w:val="24"/>
-        </w:rPr>
-        <w:t xml:space="preserve"> </w:t>
-      </w:r>
-      <w:r>
-        <w:rPr>
-          <w:rFonts w:ascii="Times New Roman" w:hAnsi="Times New Roman"/>
-          <w:sz w:val="24"/>
-        </w:rPr>
-        <w:t>віки</w:t>
-      </w:r>
-      <w:r>
-        <w:rPr>
-          <w:rFonts w:ascii="Times New Roman" w:hAnsi="Times New Roman"/>
-          <w:sz w:val="24"/>
-        </w:rPr>
-        <w:t xml:space="preserve"> </w:t>
-      </w:r>
-      <w:r>
-        <w:rPr>
-          <w:rFonts w:ascii="Times New Roman" w:hAnsi="Times New Roman"/>
-          <w:sz w:val="24"/>
-        </w:rPr>
-        <w:t>віків.</w:t>
+          <w:sz w:val="24"/>
+        </w:rPr>
+        <w:t xml:space="preserve"> Бо милостивий і людинолюбний Бог єси, і Тобі славу возсилаємо, Отцю, і Сину, і Святому Духові, нині, і повсякчас, і на віки віків.</w:t>
       </w:r>
     </w:p>
     <w:p>
@@ -30261,8 +29083,20 @@
           <w:color w:val="FF0000"/>
           <w:sz w:val="24"/>
         </w:rPr>
-        <w:t>Священ</w:t>
-      </w:r>
+        <w:t>Священник:</w:t>
+      </w:r>
+      <w:r>
+        <w:rPr>
+          <w:rFonts w:ascii="Times New Roman" w:hAnsi="Times New Roman"/>
+          <w:sz w:val="24"/>
+        </w:rPr>
+        <w:t xml:space="preserve"> Благослове́нний Христо́с Бог наш, за́вжди, ни́ні, і повсякча́с, і на ві́ки вікі́в.</w:t>
+      </w:r>
+    </w:p>
+    <w:p>
+      <w:pPr>
+        <w:spacing w:after="120"/>
+      </w:pPr>
       <w:r>
         <w:rPr>
           <w:rFonts w:ascii="Times New Roman" w:hAnsi="Times New Roman"/>
@@ -30270,8 +29104,28 @@
           <w:color w:val="FF0000"/>
           <w:sz w:val="24"/>
         </w:rPr>
-        <w:t>н</w:t>
-      </w:r>
+        <w:t>Вірні:</w:t>
+      </w:r>
+      <w:r>
+        <w:rPr>
+          <w:rFonts w:ascii="Times New Roman" w:hAnsi="Times New Roman"/>
+          <w:color w:val="FF0000"/>
+          <w:sz w:val="24"/>
+        </w:rPr>
+        <w:t xml:space="preserve"> </w:t>
+      </w:r>
+      <w:r>
+        <w:rPr>
+          <w:rFonts w:ascii="Times New Roman" w:hAnsi="Times New Roman"/>
+          <w:sz w:val="24"/>
+        </w:rPr>
+        <w:t>Амі́нь. Утверди́, Бо́же, святу́ правосла́вну ві́ру на ві́ки вікі́в.</w:t>
+      </w:r>
+    </w:p>
+    <w:p>
+      <w:pPr>
+        <w:spacing w:after="120"/>
+      </w:pPr>
       <w:r>
         <w:rPr>
           <w:rFonts w:ascii="Times New Roman" w:hAnsi="Times New Roman"/>
@@ -30279,22 +29133,14 @@
           <w:color w:val="FF0000"/>
           <w:sz w:val="24"/>
         </w:rPr>
-        <w:t>ик:</w:t>
-      </w:r>
-      <w:r>
-        <w:rPr>
-          <w:rFonts w:ascii="Times New Roman" w:hAnsi="Times New Roman"/>
-          <w:color w:val="FF0000"/>
-          <w:sz w:val="24"/>
-        </w:rPr>
-        <w:t xml:space="preserve"> </w:t>
-      </w:r>
-      <w:r>
-        <w:rPr>
-          <w:rFonts w:ascii="Times New Roman" w:hAnsi="Times New Roman"/>
-          <w:sz w:val="24"/>
-        </w:rPr>
-        <w:t>Благослове́нний Христо́с Бог наш, за́вжди, ни́ні, і повсякча́с, і на ві́ки вікі́в.</w:t>
+        <w:t>Священник:</w:t>
+      </w:r>
+      <w:r>
+        <w:rPr>
+          <w:rFonts w:ascii="Times New Roman" w:hAnsi="Times New Roman"/>
+          <w:sz w:val="24"/>
+        </w:rPr>
+        <w:t xml:space="preserve"> Пресвята́ Богоро́дице, спаси́ нас.</w:t>
       </w:r>
     </w:p>
     <w:p>
@@ -30323,7 +29169,7 @@
           <w:rFonts w:ascii="Times New Roman" w:hAnsi="Times New Roman"/>
           <w:sz w:val="24"/>
         </w:rPr>
-        <w:t>Амі́нь. Утверди́, Бо́же, святу́ правосла́вну ві́ру на ві́ки вікі́в.</w:t>
+        <w:t>Чесні́шу від херуви́мів* і незрівня́нно славні́шу від серафи́мів,* що без зотлі́ння Бо́га Сло́во породи́ла,* су́щу Богоро́дицю, тебе́ велича́ємо.</w:t>
       </w:r>
     </w:p>
     <w:p>
@@ -30337,8 +29183,20 @@
           <w:color w:val="FF0000"/>
           <w:sz w:val="24"/>
         </w:rPr>
-        <w:t>Священ</w:t>
-      </w:r>
+        <w:t>Священник:</w:t>
+      </w:r>
+      <w:r>
+        <w:rPr>
+          <w:rFonts w:ascii="Times New Roman" w:hAnsi="Times New Roman"/>
+          <w:sz w:val="24"/>
+        </w:rPr>
+        <w:t xml:space="preserve"> Сла́ва Тобі́, Хри́сте Бо́же, упова́ння на́ше, сла́ва Тобі́!</w:t>
+      </w:r>
+    </w:p>
+    <w:p>
+      <w:pPr>
+        <w:spacing w:after="120"/>
+      </w:pPr>
       <w:r>
         <w:rPr>
           <w:rFonts w:ascii="Times New Roman" w:hAnsi="Times New Roman"/>
@@ -30346,7 +29204,22 @@
           <w:color w:val="FF0000"/>
           <w:sz w:val="24"/>
         </w:rPr>
-        <w:t>н</w:t>
+        <w:t>Вірні:</w:t>
+      </w:r>
+      <w:r>
+        <w:rPr>
+          <w:rFonts w:ascii="Times New Roman" w:hAnsi="Times New Roman"/>
+          <w:color w:val="FF0000"/>
+          <w:sz w:val="24"/>
+        </w:rPr>
+        <w:t xml:space="preserve"> </w:t>
+      </w:r>
+      <w:r>
+        <w:rPr>
+          <w:rFonts w:ascii="Times New Roman" w:hAnsi="Times New Roman"/>
+          <w:sz w:val="24"/>
+        </w:rPr>
+        <w:t xml:space="preserve">Сла́ва Отцю́, і Си́ну, і Свято́му Ду́хові, і ни́ні, і повсякча́с, і на ві́ки вікі́в. Амі́нь. Го́споди, поми́луй. </w:t>
       </w:r>
       <w:r>
         <w:rPr>
@@ -30355,22 +29228,14 @@
           <w:color w:val="FF0000"/>
           <w:sz w:val="24"/>
         </w:rPr>
-        <w:t>ик:</w:t>
-      </w:r>
-      <w:r>
-        <w:rPr>
-          <w:rFonts w:ascii="Times New Roman" w:hAnsi="Times New Roman"/>
-          <w:color w:val="FF0000"/>
-          <w:sz w:val="24"/>
-        </w:rPr>
-        <w:t xml:space="preserve"> </w:t>
-      </w:r>
-      <w:r>
-        <w:rPr>
-          <w:rFonts w:ascii="Times New Roman" w:hAnsi="Times New Roman"/>
-          <w:sz w:val="24"/>
-        </w:rPr>
-        <w:t>Пресвята́ Богоро́дице, спаси́ нас.</w:t>
+        <w:t>(3 р.)</w:t>
+      </w:r>
+      <w:r>
+        <w:rPr>
+          <w:rFonts w:ascii="Times New Roman" w:hAnsi="Times New Roman"/>
+          <w:sz w:val="24"/>
+        </w:rPr>
+        <w:t xml:space="preserve"> Благослови́.</w:t>
       </w:r>
     </w:p>
     <w:p>
@@ -30384,162 +29249,14 @@
           <w:color w:val="FF0000"/>
           <w:sz w:val="24"/>
         </w:rPr>
-        <w:t>Вірні:</w:t>
-      </w:r>
-      <w:r>
-        <w:rPr>
-          <w:rFonts w:ascii="Times New Roman" w:hAnsi="Times New Roman"/>
-          <w:color w:val="FF0000"/>
-          <w:sz w:val="24"/>
-        </w:rPr>
-        <w:t xml:space="preserve"> </w:t>
-      </w:r>
-      <w:r>
-        <w:rPr>
-          <w:rFonts w:ascii="Times New Roman" w:hAnsi="Times New Roman"/>
-          <w:sz w:val="24"/>
-        </w:rPr>
-        <w:t>Чесні́шу від херуви́мів* і незрівня́нно славні́шу від серафи́мів,* що без зотлі́ння Бо́га Сло́во породи́ла,* су́щу Богоро́дицю, тебе́ велича́ємо.</w:t>
-      </w:r>
-    </w:p>
-    <w:p>
-      <w:pPr>
-        <w:spacing w:after="120"/>
-      </w:pPr>
-      <w:r>
-        <w:rPr>
-          <w:rFonts w:ascii="Times New Roman" w:hAnsi="Times New Roman"/>
-          <w:i/>
-          <w:color w:val="FF0000"/>
-          <w:sz w:val="24"/>
-        </w:rPr>
-        <w:t>Священ</w:t>
-      </w:r>
-      <w:r>
-        <w:rPr>
-          <w:rFonts w:ascii="Times New Roman" w:hAnsi="Times New Roman"/>
-          <w:i/>
-          <w:color w:val="FF0000"/>
-          <w:sz w:val="24"/>
-        </w:rPr>
-        <w:t>н</w:t>
-      </w:r>
-      <w:r>
-        <w:rPr>
-          <w:rFonts w:ascii="Times New Roman" w:hAnsi="Times New Roman"/>
-          <w:i/>
-          <w:color w:val="FF0000"/>
-          <w:sz w:val="24"/>
-        </w:rPr>
-        <w:t>ик:</w:t>
-      </w:r>
-      <w:r>
-        <w:rPr>
-          <w:rFonts w:ascii="Times New Roman" w:hAnsi="Times New Roman"/>
-          <w:color w:val="FF0000"/>
-          <w:sz w:val="24"/>
-        </w:rPr>
-        <w:t xml:space="preserve"> </w:t>
-      </w:r>
-      <w:r>
-        <w:rPr>
-          <w:rFonts w:ascii="Times New Roman" w:hAnsi="Times New Roman"/>
-          <w:sz w:val="24"/>
-        </w:rPr>
-        <w:t>Сла́ва Тобі́, Хри́сте Бо́же, упова́ння на́ше, сла́ва Тобі́!</w:t>
-      </w:r>
-    </w:p>
-    <w:p>
-      <w:pPr>
-        <w:spacing w:after="120"/>
-      </w:pPr>
-      <w:r>
-        <w:rPr>
-          <w:rFonts w:ascii="Times New Roman" w:hAnsi="Times New Roman"/>
-          <w:i/>
-          <w:color w:val="FF0000"/>
-          <w:sz w:val="24"/>
-        </w:rPr>
-        <w:t>Вірні:</w:t>
-      </w:r>
-      <w:r>
-        <w:rPr>
-          <w:rFonts w:ascii="Times New Roman" w:hAnsi="Times New Roman"/>
-          <w:color w:val="FF0000"/>
-          <w:sz w:val="24"/>
-        </w:rPr>
-        <w:t xml:space="preserve"> </w:t>
-      </w:r>
-      <w:r>
-        <w:rPr>
-          <w:rFonts w:ascii="Times New Roman" w:hAnsi="Times New Roman"/>
-          <w:sz w:val="24"/>
-        </w:rPr>
-        <w:t xml:space="preserve">Сла́ва Отцю́, і Си́ну, і Свято́му Ду́хові, і ни́ні, і повсякча́с, і на ві́ки вікі́в. Амі́нь. Го́споди, поми́луй. </w:t>
-      </w:r>
-      <w:r>
-        <w:rPr>
-          <w:rFonts w:ascii="Times New Roman" w:hAnsi="Times New Roman"/>
-          <w:i/>
-          <w:color w:val="FF0000"/>
-          <w:sz w:val="24"/>
-        </w:rPr>
-        <w:t>(3 р.)</w:t>
-      </w:r>
-      <w:r>
-        <w:rPr>
-          <w:rFonts w:ascii="Times New Roman" w:hAnsi="Times New Roman"/>
-          <w:sz w:val="24"/>
-        </w:rPr>
-        <w:t xml:space="preserve"> Благослови́.</w:t>
-      </w:r>
-    </w:p>
-    <w:p>
-      <w:pPr>
-        <w:spacing w:after="120" w:line="20" w:lineRule="atLeast"/>
-        <w:jc w:val="both"/>
-        <w:rPr>
-          <w:rFonts w:ascii="Times New Roman" w:hAnsi="Times New Roman"/>
-          <w:sz w:val="24"/>
-          <w:szCs w:val="24"/>
-        </w:rPr>
-      </w:pPr>
-      <w:r>
-        <w:rPr>
-          <w:rFonts w:ascii="Times New Roman" w:hAnsi="Times New Roman"/>
-          <w:i/>
-          <w:color w:val="FF0000"/>
-          <w:sz w:val="24"/>
-          <w:szCs w:val="24"/>
-        </w:rPr>
-        <w:lastRenderedPageBreak/>
-        <w:t>Священик:</w:t>
-      </w:r>
-      <w:r>
-        <w:rPr>
-          <w:rFonts w:ascii="Times New Roman" w:hAnsi="Times New Roman"/>
-          <w:sz w:val="24"/>
-          <w:szCs w:val="24"/>
-        </w:rPr>
-        <w:t xml:space="preserve"> Христос, істинний Бог наш, що народився в вертепі у Вифлеємі Юдейському і дав себе покласти у ясла спасіння нашого ради, молитвами пречистої своєї Матері, якої Собор днесь святкуємо, і святого священномученика Євтимія, єпископа Сардійського, і святого </w:t>
-      </w:r>
-      <w:r>
-        <w:rPr>
-          <w:rFonts w:ascii="Times New Roman" w:hAnsi="Times New Roman"/>
-          <w:i/>
-          <w:color w:val="FF0000"/>
-          <w:sz w:val="24"/>
-          <w:szCs w:val="24"/>
-        </w:rPr>
-        <w:t>(ім'я, якого є храм)</w:t>
-      </w:r>
-      <w:r>
-        <w:rPr>
-          <w:rFonts w:ascii="Times New Roman" w:hAnsi="Times New Roman"/>
-          <w:sz w:val="24"/>
-          <w:szCs w:val="24"/>
-        </w:rPr>
-        <w:t>, і всіх святих, помилує і спасе нас, як благий і чоловіколюбець.</w:t>
+        <w:t>Священник:</w:t>
+      </w:r>
+      <w:r>
+        <w:rPr>
+          <w:rFonts w:ascii="Times New Roman" w:hAnsi="Times New Roman"/>
+          <w:sz w:val="24"/>
+        </w:rPr>
+        <w:t xml:space="preserve"> Христос, істинний Бог наш, що народився у вертепі у Вифлеємі Юдейському і в яслах положився спасіння нашого ради - молитвами пречистої своєї Матері, якої пам'ять собору сьогодні святкуємо, святих, славних і всехвальних апостолів, і святого священномученика Євтимія, єпископа Сардійського, і всіх святих - помилує і спасе нас як благий і людинолюбний.</w:t>
       </w:r>
     </w:p>
     <w:p>
@@ -37264,7 +35981,7 @@
         <w:rPr>
           <w:rFonts w:ascii="Times New Roman" w:hAnsi="Times New Roman"/>
           <w:i/>
-          <w:color w:val="FF4400"/>
+          <w:color w:val="FF0000"/>
           <w:sz w:val="24"/>
         </w:rPr>
         <w:t>Священник:</w:t>
@@ -37274,294 +35991,7 @@
           <w:rFonts w:ascii="Times New Roman" w:hAnsi="Times New Roman"/>
           <w:sz w:val="24"/>
         </w:rPr>
-        <w:t xml:space="preserve"> </w:t>
-      </w:r>
-      <w:r>
-        <w:rPr>
-          <w:rFonts w:ascii="Times New Roman" w:hAnsi="Times New Roman"/>
-          <w:sz w:val="24"/>
-        </w:rPr>
-        <w:t>Бо</w:t>
-      </w:r>
-      <w:r>
-        <w:rPr>
-          <w:rFonts w:ascii="Times New Roman" w:hAnsi="Times New Roman"/>
-          <w:sz w:val="24"/>
-        </w:rPr>
-        <w:t xml:space="preserve"> </w:t>
-      </w:r>
-      <w:r>
-        <w:rPr>
-          <w:rFonts w:ascii="Times New Roman" w:hAnsi="Times New Roman"/>
-          <w:sz w:val="24"/>
-        </w:rPr>
-        <w:t>Тобі</w:t>
-      </w:r>
-      <w:r>
-        <w:rPr>
-          <w:rFonts w:ascii="Times New Roman" w:hAnsi="Times New Roman"/>
-          <w:sz w:val="24"/>
-        </w:rPr>
-        <w:t xml:space="preserve"> </w:t>
-      </w:r>
-      <w:r>
-        <w:rPr>
-          <w:rFonts w:ascii="Times New Roman" w:hAnsi="Times New Roman"/>
-          <w:sz w:val="24"/>
-        </w:rPr>
-        <w:t>належить</w:t>
-      </w:r>
-      <w:r>
-        <w:rPr>
-          <w:rFonts w:ascii="Times New Roman" w:hAnsi="Times New Roman"/>
-          <w:sz w:val="24"/>
-        </w:rPr>
-        <w:t xml:space="preserve"> </w:t>
-      </w:r>
-      <w:r>
-        <w:rPr>
-          <w:rFonts w:ascii="Times New Roman" w:hAnsi="Times New Roman"/>
-          <w:sz w:val="24"/>
-        </w:rPr>
-        <w:t>усяка</w:t>
-      </w:r>
-      <w:r>
-        <w:rPr>
-          <w:rFonts w:ascii="Times New Roman" w:hAnsi="Times New Roman"/>
-          <w:sz w:val="24"/>
-        </w:rPr>
-        <w:t xml:space="preserve"> </w:t>
-      </w:r>
-      <w:r>
-        <w:rPr>
-          <w:rFonts w:ascii="Times New Roman" w:hAnsi="Times New Roman"/>
-          <w:sz w:val="24"/>
-        </w:rPr>
-        <w:t>слава,</w:t>
-      </w:r>
-      <w:r>
-        <w:rPr>
-          <w:rFonts w:ascii="Times New Roman" w:hAnsi="Times New Roman"/>
-          <w:sz w:val="24"/>
-        </w:rPr>
-        <w:t xml:space="preserve"> </w:t>
-      </w:r>
-      <w:r>
-        <w:rPr>
-          <w:rFonts w:ascii="Times New Roman" w:hAnsi="Times New Roman"/>
-          <w:sz w:val="24"/>
-        </w:rPr>
-        <w:t>честь</w:t>
-      </w:r>
-      <w:r>
-        <w:rPr>
-          <w:rFonts w:ascii="Times New Roman" w:hAnsi="Times New Roman"/>
-          <w:sz w:val="24"/>
-        </w:rPr>
-        <w:t xml:space="preserve"> </w:t>
-      </w:r>
-      <w:r>
-        <w:rPr>
-          <w:rFonts w:ascii="Times New Roman" w:hAnsi="Times New Roman"/>
-          <w:sz w:val="24"/>
-        </w:rPr>
-        <w:t>і</w:t>
-      </w:r>
-      <w:r>
-        <w:rPr>
-          <w:rFonts w:ascii="Times New Roman" w:hAnsi="Times New Roman"/>
-          <w:sz w:val="24"/>
-        </w:rPr>
-        <w:t xml:space="preserve"> </w:t>
-      </w:r>
-      <w:r>
-        <w:rPr>
-          <w:rFonts w:ascii="Times New Roman" w:hAnsi="Times New Roman"/>
-          <w:sz w:val="24"/>
-        </w:rPr>
-        <w:t>поклоніння,</w:t>
-      </w:r>
-      <w:r>
-        <w:rPr>
-          <w:rFonts w:ascii="Times New Roman" w:hAnsi="Times New Roman"/>
-          <w:sz w:val="24"/>
-        </w:rPr>
-        <w:t xml:space="preserve"> </w:t>
-      </w:r>
-      <w:r>
-        <w:rPr>
-          <w:rFonts w:ascii="Times New Roman" w:hAnsi="Times New Roman"/>
-          <w:sz w:val="24"/>
-        </w:rPr>
-        <w:t>Отцю,</w:t>
-      </w:r>
-      <w:r>
-        <w:rPr>
-          <w:rFonts w:ascii="Times New Roman" w:hAnsi="Times New Roman"/>
-          <w:sz w:val="24"/>
-        </w:rPr>
-        <w:t xml:space="preserve"> </w:t>
-      </w:r>
-      <w:r>
-        <w:rPr>
-          <w:rFonts w:ascii="Times New Roman" w:hAnsi="Times New Roman"/>
-          <w:sz w:val="24"/>
-        </w:rPr>
-        <w:t>і</w:t>
-      </w:r>
-      <w:r>
-        <w:rPr>
-          <w:rFonts w:ascii="Times New Roman" w:hAnsi="Times New Roman"/>
-          <w:sz w:val="24"/>
-        </w:rPr>
-        <w:t xml:space="preserve"> </w:t>
-      </w:r>
-      <w:r>
-        <w:rPr>
-          <w:rFonts w:ascii="Times New Roman" w:hAnsi="Times New Roman"/>
-          <w:sz w:val="24"/>
-        </w:rPr>
-        <w:t>Сину,</w:t>
-      </w:r>
-      <w:r>
-        <w:rPr>
-          <w:rFonts w:ascii="Times New Roman" w:hAnsi="Times New Roman"/>
-          <w:sz w:val="24"/>
-        </w:rPr>
-        <w:t xml:space="preserve"> </w:t>
-      </w:r>
-      <w:r>
-        <w:rPr>
-          <w:rFonts w:ascii="Times New Roman" w:hAnsi="Times New Roman"/>
-          <w:sz w:val="24"/>
-        </w:rPr>
-        <w:t>і</w:t>
-      </w:r>
-      <w:r>
-        <w:rPr>
-          <w:rFonts w:ascii="Times New Roman" w:hAnsi="Times New Roman"/>
-          <w:sz w:val="24"/>
-        </w:rPr>
-        <w:t xml:space="preserve"> </w:t>
-      </w:r>
-      <w:r>
-        <w:rPr>
-          <w:rFonts w:ascii="Times New Roman" w:hAnsi="Times New Roman"/>
-          <w:sz w:val="24"/>
-        </w:rPr>
-        <w:t>Святому</w:t>
-      </w:r>
-      <w:r>
-        <w:rPr>
-          <w:rFonts w:ascii="Times New Roman" w:hAnsi="Times New Roman"/>
-          <w:sz w:val="24"/>
-        </w:rPr>
-        <w:t xml:space="preserve"> </w:t>
-      </w:r>
-      <w:r>
-        <w:rPr>
-          <w:rFonts w:ascii="Times New Roman" w:hAnsi="Times New Roman"/>
-          <w:sz w:val="24"/>
-        </w:rPr>
-        <w:t>Духові,</w:t>
-      </w:r>
-      <w:r>
-        <w:rPr>
-          <w:rFonts w:ascii="Times New Roman" w:hAnsi="Times New Roman"/>
-          <w:sz w:val="24"/>
-        </w:rPr>
-        <w:t xml:space="preserve"> </w:t>
-      </w:r>
-      <w:r>
-        <w:rPr>
-          <w:rFonts w:ascii="Times New Roman" w:hAnsi="Times New Roman"/>
-          <w:sz w:val="24"/>
-        </w:rPr>
-        <w:t>нині,</w:t>
-      </w:r>
-      <w:r>
-        <w:rPr>
-          <w:rFonts w:ascii="Times New Roman" w:hAnsi="Times New Roman"/>
-          <w:sz w:val="24"/>
-        </w:rPr>
-        <w:t xml:space="preserve"> </w:t>
-      </w:r>
-      <w:r>
-        <w:rPr>
-          <w:rFonts w:ascii="Times New Roman" w:hAnsi="Times New Roman"/>
-          <w:sz w:val="24"/>
-        </w:rPr>
-        <w:t>і</w:t>
-      </w:r>
-      <w:r>
-        <w:rPr>
-          <w:rFonts w:ascii="Times New Roman" w:hAnsi="Times New Roman"/>
-          <w:sz w:val="24"/>
-        </w:rPr>
-        <w:t xml:space="preserve"> </w:t>
-      </w:r>
-      <w:r>
-        <w:rPr>
-          <w:rFonts w:ascii="Times New Roman" w:hAnsi="Times New Roman"/>
-          <w:sz w:val="24"/>
-        </w:rPr>
-        <w:t>повсякчас,</w:t>
-      </w:r>
-      <w:r>
-        <w:rPr>
-          <w:rFonts w:ascii="Times New Roman" w:hAnsi="Times New Roman"/>
-          <w:sz w:val="24"/>
-        </w:rPr>
-        <w:t xml:space="preserve"> </w:t>
-      </w:r>
-      <w:r>
-        <w:rPr>
-          <w:rFonts w:ascii="Times New Roman" w:hAnsi="Times New Roman"/>
-          <w:sz w:val="24"/>
-        </w:rPr>
-        <w:t>і</w:t>
-      </w:r>
-      <w:r>
-        <w:rPr>
-          <w:rFonts w:ascii="Times New Roman" w:hAnsi="Times New Roman"/>
-          <w:sz w:val="24"/>
-        </w:rPr>
-        <w:t xml:space="preserve"> </w:t>
-      </w:r>
-      <w:r>
-        <w:rPr>
-          <w:rFonts w:ascii="Times New Roman" w:hAnsi="Times New Roman"/>
-          <w:sz w:val="24"/>
-        </w:rPr>
-        <w:t>на</w:t>
-      </w:r>
-      <w:r>
-        <w:rPr>
-          <w:rFonts w:ascii="Times New Roman" w:hAnsi="Times New Roman"/>
-          <w:sz w:val="24"/>
-        </w:rPr>
-        <w:t xml:space="preserve"> </w:t>
-      </w:r>
-      <w:r>
-        <w:rPr>
-          <w:rFonts w:ascii="Times New Roman" w:hAnsi="Times New Roman"/>
-          <w:sz w:val="24"/>
-        </w:rPr>
-        <w:t>віки</w:t>
-      </w:r>
-      <w:r>
-        <w:rPr>
-          <w:rFonts w:ascii="Times New Roman" w:hAnsi="Times New Roman"/>
-          <w:sz w:val="24"/>
-        </w:rPr>
-        <w:t xml:space="preserve"> </w:t>
-      </w:r>
-      <w:r>
-        <w:rPr>
-          <w:rFonts w:ascii="Times New Roman" w:hAnsi="Times New Roman"/>
-          <w:sz w:val="24"/>
-        </w:rPr>
-        <w:t>віків.</w:t>
+        <w:t xml:space="preserve"> Бо Тобі належить усяка слава, честь і поклоніння, Отцю, і Сину, і Святому Духові, нині, і повсякчас, і на віки віків.</w:t>
       </w:r>
     </w:p>
     <w:p>
@@ -38831,7 +37261,7 @@
         <w:rPr>
           <w:rFonts w:ascii="Times New Roman" w:hAnsi="Times New Roman"/>
           <w:i/>
-          <w:color w:val="FF4400"/>
+          <w:color w:val="FF0000"/>
           <w:sz w:val="24"/>
         </w:rPr>
         <w:t>Священник:</w:t>
@@ -38839,402 +37269,9 @@
       <w:r>
         <w:rPr>
           <w:rFonts w:ascii="Times New Roman" w:hAnsi="Times New Roman"/>
-          <w:color w:val="000000"/>
-          <w:sz w:val="24"/>
-        </w:rPr>
-        <w:t xml:space="preserve"> </w:t>
-      </w:r>
-      <w:r>
-        <w:rPr>
-          <w:rFonts w:ascii="Times New Roman" w:hAnsi="Times New Roman"/>
-          <w:color w:val="000000"/>
-          <w:sz w:val="24"/>
-        </w:rPr>
-        <w:t>Бо</w:t>
-      </w:r>
-      <w:r>
-        <w:rPr>
-          <w:rFonts w:ascii="Times New Roman" w:hAnsi="Times New Roman"/>
-          <w:color w:val="000000"/>
-          <w:sz w:val="24"/>
-        </w:rPr>
-        <w:t xml:space="preserve"> </w:t>
-      </w:r>
-      <w:r>
-        <w:rPr>
-          <w:rFonts w:ascii="Times New Roman" w:hAnsi="Times New Roman"/>
-          <w:color w:val="000000"/>
-          <w:sz w:val="24"/>
-        </w:rPr>
-        <w:t>Твоя</w:t>
-      </w:r>
-      <w:r>
-        <w:rPr>
-          <w:rFonts w:ascii="Times New Roman" w:hAnsi="Times New Roman"/>
-          <w:color w:val="000000"/>
-          <w:sz w:val="24"/>
-        </w:rPr>
-        <w:t xml:space="preserve"> </w:t>
-      </w:r>
-      <w:r>
-        <w:rPr>
-          <w:rFonts w:ascii="Times New Roman" w:hAnsi="Times New Roman"/>
-          <w:color w:val="000000"/>
-          <w:sz w:val="24"/>
-        </w:rPr>
-        <w:t>є</w:t>
-      </w:r>
-      <w:r>
-        <w:rPr>
-          <w:rFonts w:ascii="Times New Roman" w:hAnsi="Times New Roman"/>
-          <w:color w:val="000000"/>
-          <w:sz w:val="24"/>
-        </w:rPr>
-        <w:t xml:space="preserve"> </w:t>
-      </w:r>
-      <w:r>
-        <w:rPr>
-          <w:rFonts w:ascii="Times New Roman" w:hAnsi="Times New Roman"/>
-          <w:color w:val="000000"/>
-          <w:sz w:val="24"/>
-        </w:rPr>
-        <w:t>влада</w:t>
-      </w:r>
-      <w:r>
-        <w:rPr>
-          <w:rFonts w:ascii="Times New Roman" w:hAnsi="Times New Roman"/>
-          <w:color w:val="000000"/>
-          <w:sz w:val="24"/>
-        </w:rPr>
-        <w:t xml:space="preserve"> </w:t>
-      </w:r>
-      <w:r>
-        <w:rPr>
-          <w:rFonts w:ascii="Times New Roman" w:hAnsi="Times New Roman"/>
-          <w:color w:val="000000"/>
-          <w:sz w:val="24"/>
-        </w:rPr>
-        <w:t>і</w:t>
-      </w:r>
-      <w:r>
-        <w:rPr>
-          <w:rFonts w:ascii="Times New Roman" w:hAnsi="Times New Roman"/>
-          <w:color w:val="000000"/>
-          <w:sz w:val="24"/>
-        </w:rPr>
-        <w:t xml:space="preserve"> </w:t>
-      </w:r>
-      <w:r>
-        <w:rPr>
-          <w:rFonts w:ascii="Times New Roman" w:hAnsi="Times New Roman"/>
-          <w:color w:val="000000"/>
-          <w:sz w:val="24"/>
-        </w:rPr>
-        <w:t>Твоє</w:t>
-      </w:r>
-      <w:r>
-        <w:rPr>
-          <w:rFonts w:ascii="Times New Roman" w:hAnsi="Times New Roman"/>
-          <w:color w:val="000000"/>
-          <w:sz w:val="24"/>
-        </w:rPr>
-        <w:t xml:space="preserve"> </w:t>
-      </w:r>
-      <w:r>
-        <w:rPr>
-          <w:rFonts w:ascii="Times New Roman" w:hAnsi="Times New Roman"/>
-          <w:color w:val="000000"/>
-          <w:sz w:val="24"/>
-        </w:rPr>
-        <w:t>є</w:t>
-      </w:r>
-      <w:r>
-        <w:rPr>
-          <w:rFonts w:ascii="Times New Roman" w:hAnsi="Times New Roman"/>
-          <w:color w:val="000000"/>
-          <w:sz w:val="24"/>
-        </w:rPr>
-        <w:t xml:space="preserve"> </w:t>
-      </w:r>
-      <w:r>
-        <w:rPr>
-          <w:rFonts w:ascii="Times New Roman" w:hAnsi="Times New Roman"/>
-          <w:color w:val="000000"/>
-          <w:sz w:val="24"/>
-        </w:rPr>
-        <w:t>царство,</w:t>
-      </w:r>
-      <w:r>
-        <w:rPr>
-          <w:rFonts w:ascii="Times New Roman" w:hAnsi="Times New Roman"/>
-          <w:color w:val="000000"/>
-          <w:sz w:val="24"/>
-        </w:rPr>
-        <w:t xml:space="preserve"> </w:t>
-      </w:r>
-      <w:r>
-        <w:rPr>
-          <w:rFonts w:ascii="Times New Roman" w:hAnsi="Times New Roman"/>
-          <w:color w:val="000000"/>
-          <w:sz w:val="24"/>
-        </w:rPr>
-        <w:t>і</w:t>
-      </w:r>
-      <w:r>
-        <w:rPr>
-          <w:rFonts w:ascii="Times New Roman" w:hAnsi="Times New Roman"/>
-          <w:color w:val="000000"/>
-          <w:sz w:val="24"/>
-        </w:rPr>
-        <w:t xml:space="preserve"> </w:t>
-      </w:r>
-      <w:r>
-        <w:rPr>
-          <w:rFonts w:ascii="Times New Roman" w:hAnsi="Times New Roman"/>
-          <w:color w:val="000000"/>
-          <w:sz w:val="24"/>
-        </w:rPr>
-        <w:t>сила,</w:t>
-      </w:r>
-      <w:r>
-        <w:rPr>
-          <w:rFonts w:ascii="Times New Roman" w:hAnsi="Times New Roman"/>
-          <w:color w:val="000000"/>
-          <w:sz w:val="24"/>
-        </w:rPr>
-        <w:t xml:space="preserve"> </w:t>
-      </w:r>
-      <w:r>
-        <w:rPr>
-          <w:rFonts w:ascii="Times New Roman" w:hAnsi="Times New Roman"/>
-          <w:color w:val="000000"/>
-          <w:sz w:val="24"/>
-        </w:rPr>
-        <w:t>і</w:t>
-      </w:r>
-      <w:r>
-        <w:rPr>
-          <w:rFonts w:ascii="Times New Roman" w:hAnsi="Times New Roman"/>
-          <w:color w:val="000000"/>
-          <w:sz w:val="24"/>
-        </w:rPr>
-        <w:t xml:space="preserve"> </w:t>
-      </w:r>
-      <w:r>
-        <w:rPr>
-          <w:rFonts w:ascii="Times New Roman" w:hAnsi="Times New Roman"/>
-          <w:color w:val="000000"/>
-          <w:sz w:val="24"/>
-        </w:rPr>
-        <w:t>слава,</w:t>
-      </w:r>
-      <w:r>
-        <w:rPr>
-          <w:rFonts w:ascii="Times New Roman" w:hAnsi="Times New Roman"/>
-          <w:color w:val="000000"/>
-          <w:sz w:val="24"/>
-        </w:rPr>
-        <w:t xml:space="preserve"> </w:t>
-      </w:r>
-      <w:r>
-        <w:rPr>
-          <w:rFonts w:ascii="Times New Roman" w:hAnsi="Times New Roman"/>
-          <w:color w:val="000000"/>
-          <w:sz w:val="24"/>
-        </w:rPr>
-        <w:t>Отця,</w:t>
-      </w:r>
-      <w:r>
-        <w:rPr>
-          <w:rFonts w:ascii="Times New Roman" w:hAnsi="Times New Roman"/>
-          <w:color w:val="000000"/>
-          <w:sz w:val="24"/>
-        </w:rPr>
-        <w:t xml:space="preserve"> </w:t>
-      </w:r>
-      <w:r>
-        <w:rPr>
-          <w:rFonts w:ascii="Times New Roman" w:hAnsi="Times New Roman"/>
-          <w:color w:val="000000"/>
-          <w:sz w:val="24"/>
-        </w:rPr>
-        <w:t>і</w:t>
-      </w:r>
-      <w:r>
-        <w:rPr>
-          <w:rFonts w:ascii="Times New Roman" w:hAnsi="Times New Roman"/>
-          <w:color w:val="000000"/>
-          <w:sz w:val="24"/>
-        </w:rPr>
-        <w:t xml:space="preserve"> </w:t>
-      </w:r>
-      <w:r>
-        <w:rPr>
-          <w:rFonts w:ascii="Times New Roman" w:hAnsi="Times New Roman"/>
-          <w:color w:val="000000"/>
-          <w:sz w:val="24"/>
-        </w:rPr>
-        <w:t>Сина,</w:t>
-      </w:r>
-      <w:r>
-        <w:rPr>
-          <w:rFonts w:ascii="Times New Roman" w:hAnsi="Times New Roman"/>
-          <w:color w:val="000000"/>
-          <w:sz w:val="24"/>
-        </w:rPr>
-        <w:t xml:space="preserve"> </w:t>
-      </w:r>
-      <w:r>
-        <w:rPr>
-          <w:rFonts w:ascii="Times New Roman" w:hAnsi="Times New Roman"/>
-          <w:color w:val="000000"/>
-          <w:sz w:val="24"/>
-        </w:rPr>
-        <w:t>і</w:t>
-      </w:r>
-      <w:r>
-        <w:rPr>
-          <w:rFonts w:ascii="Times New Roman" w:hAnsi="Times New Roman"/>
-          <w:color w:val="000000"/>
-          <w:sz w:val="24"/>
-        </w:rPr>
-        <w:t xml:space="preserve"> </w:t>
-      </w:r>
-      <w:r>
-        <w:rPr>
-          <w:rFonts w:ascii="Times New Roman" w:hAnsi="Times New Roman"/>
-          <w:color w:val="000000"/>
-          <w:sz w:val="24"/>
-        </w:rPr>
-        <w:t>Святого</w:t>
-      </w:r>
-      <w:r>
-        <w:rPr>
-          <w:rFonts w:ascii="Times New Roman" w:hAnsi="Times New Roman"/>
-          <w:color w:val="000000"/>
-          <w:sz w:val="24"/>
-        </w:rPr>
-        <w:t xml:space="preserve"> </w:t>
-      </w:r>
-      <w:r>
-        <w:rPr>
-          <w:rFonts w:ascii="Times New Roman" w:hAnsi="Times New Roman"/>
-          <w:color w:val="000000"/>
-          <w:sz w:val="24"/>
-        </w:rPr>
-        <w:t>Духа,</w:t>
-      </w:r>
-      <w:r>
-        <w:rPr>
-          <w:rFonts w:ascii="Times New Roman" w:hAnsi="Times New Roman"/>
-          <w:color w:val="000000"/>
-          <w:sz w:val="24"/>
-        </w:rPr>
-        <w:t xml:space="preserve"> </w:t>
-      </w:r>
-      <w:r>
-        <w:rPr>
-          <w:rFonts w:ascii="Times New Roman" w:hAnsi="Times New Roman"/>
-          <w:color w:val="000000"/>
-          <w:sz w:val="24"/>
-        </w:rPr>
-        <w:t>нині,</w:t>
-      </w:r>
-      <w:r>
-        <w:rPr>
-          <w:rFonts w:ascii="Times New Roman" w:hAnsi="Times New Roman"/>
-          <w:color w:val="000000"/>
-          <w:sz w:val="24"/>
-        </w:rPr>
-        <w:t xml:space="preserve"> </w:t>
-      </w:r>
-      <w:r>
-        <w:rPr>
-          <w:rFonts w:ascii="Times New Roman" w:hAnsi="Times New Roman"/>
-          <w:color w:val="000000"/>
-          <w:sz w:val="24"/>
-        </w:rPr>
-        <w:t>і</w:t>
-      </w:r>
-      <w:r>
-        <w:rPr>
-          <w:rFonts w:ascii="Times New Roman" w:hAnsi="Times New Roman"/>
-          <w:color w:val="000000"/>
-          <w:sz w:val="24"/>
-        </w:rPr>
-        <w:t xml:space="preserve"> </w:t>
-      </w:r>
-      <w:r>
-        <w:rPr>
-          <w:rFonts w:ascii="Times New Roman" w:hAnsi="Times New Roman"/>
-          <w:color w:val="000000"/>
-          <w:sz w:val="24"/>
-        </w:rPr>
-        <w:t>повсякчас,</w:t>
-      </w:r>
-      <w:r>
-        <w:rPr>
-          <w:rFonts w:ascii="Times New Roman" w:hAnsi="Times New Roman"/>
-          <w:color w:val="000000"/>
-          <w:sz w:val="24"/>
-        </w:rPr>
-        <w:t xml:space="preserve"> </w:t>
-      </w:r>
-      <w:r>
-        <w:rPr>
-          <w:rFonts w:ascii="Times New Roman" w:hAnsi="Times New Roman"/>
-          <w:color w:val="000000"/>
-          <w:sz w:val="24"/>
-        </w:rPr>
-        <w:t>і</w:t>
-      </w:r>
-      <w:r>
-        <w:rPr>
-          <w:rFonts w:ascii="Times New Roman" w:hAnsi="Times New Roman"/>
-          <w:color w:val="000000"/>
-          <w:sz w:val="24"/>
-        </w:rPr>
-        <w:t xml:space="preserve"> </w:t>
-      </w:r>
-      <w:r>
-        <w:rPr>
-          <w:rFonts w:ascii="Times New Roman" w:hAnsi="Times New Roman"/>
-          <w:color w:val="000000"/>
-          <w:sz w:val="24"/>
-        </w:rPr>
-        <w:t>на</w:t>
-      </w:r>
-      <w:r>
-        <w:rPr>
-          <w:rFonts w:ascii="Times New Roman" w:hAnsi="Times New Roman"/>
-          <w:color w:val="000000"/>
-          <w:sz w:val="24"/>
-        </w:rPr>
-        <w:t xml:space="preserve"> </w:t>
-      </w:r>
-      <w:r>
-        <w:rPr>
-          <w:rFonts w:ascii="Times New Roman" w:hAnsi="Times New Roman"/>
-          <w:color w:val="000000"/>
-          <w:sz w:val="24"/>
-        </w:rPr>
-        <w:t>віки</w:t>
-      </w:r>
-      <w:r>
-        <w:rPr>
-          <w:rFonts w:ascii="Times New Roman" w:hAnsi="Times New Roman"/>
-          <w:color w:val="000000"/>
-          <w:sz w:val="24"/>
-        </w:rPr>
-        <w:t xml:space="preserve"> </w:t>
-      </w:r>
-      <w:r>
-        <w:rPr>
-          <w:rFonts w:ascii="Times New Roman" w:hAnsi="Times New Roman"/>
-          <w:color w:val="000000"/>
-          <w:sz w:val="24"/>
-        </w:rPr>
-        <w:t>віків.</w:t>
+          <w:sz w:val="24"/>
+        </w:rPr>
+        <w:t xml:space="preserve"> Бо Твоя є влада і Твоє є царство, і сила, і слава, Отця, і Сина, і Святого Духа, нині, і повсякчас, і на віки віків.</w:t>
       </w:r>
     </w:p>
     <w:p>
@@ -40280,7 +38317,7 @@
         <w:rPr>
           <w:rFonts w:ascii="Times New Roman" w:hAnsi="Times New Roman"/>
           <w:i/>
-          <w:color w:val="FF4400"/>
+          <w:color w:val="FF0000"/>
           <w:sz w:val="24"/>
         </w:rPr>
         <w:t>Священник:</w:t>
@@ -40288,386 +38325,9 @@
       <w:r>
         <w:rPr>
           <w:rFonts w:ascii="Times New Roman" w:hAnsi="Times New Roman"/>
-          <w:color w:val="000000"/>
-          <w:sz w:val="24"/>
-        </w:rPr>
-        <w:t xml:space="preserve"> </w:t>
-      </w:r>
-      <w:r>
-        <w:rPr>
-          <w:rFonts w:ascii="Times New Roman" w:hAnsi="Times New Roman"/>
-          <w:color w:val="000000"/>
-          <w:sz w:val="24"/>
-        </w:rPr>
-        <w:t>Бо</w:t>
-      </w:r>
-      <w:r>
-        <w:rPr>
-          <w:rFonts w:ascii="Times New Roman" w:hAnsi="Times New Roman"/>
-          <w:color w:val="000000"/>
-          <w:sz w:val="24"/>
-        </w:rPr>
-        <w:t xml:space="preserve"> </w:t>
-      </w:r>
-      <w:r>
-        <w:rPr>
-          <w:rFonts w:ascii="Times New Roman" w:hAnsi="Times New Roman"/>
-          <w:color w:val="000000"/>
-          <w:sz w:val="24"/>
-        </w:rPr>
-        <w:t>Ти</w:t>
-      </w:r>
-      <w:r>
-        <w:rPr>
-          <w:rFonts w:ascii="Times New Roman" w:hAnsi="Times New Roman"/>
-          <w:color w:val="000000"/>
-          <w:sz w:val="24"/>
-        </w:rPr>
-        <w:t xml:space="preserve"> </w:t>
-      </w:r>
-      <w:r>
-        <w:rPr>
-          <w:rFonts w:ascii="Times New Roman" w:hAnsi="Times New Roman"/>
-          <w:color w:val="000000"/>
-          <w:sz w:val="24"/>
-        </w:rPr>
-        <w:t>благий</w:t>
-      </w:r>
-      <w:r>
-        <w:rPr>
-          <w:rFonts w:ascii="Times New Roman" w:hAnsi="Times New Roman"/>
-          <w:color w:val="000000"/>
-          <w:sz w:val="24"/>
-        </w:rPr>
-        <w:t xml:space="preserve"> </w:t>
-      </w:r>
-      <w:r>
-        <w:rPr>
-          <w:rFonts w:ascii="Times New Roman" w:hAnsi="Times New Roman"/>
-          <w:color w:val="000000"/>
-          <w:sz w:val="24"/>
-        </w:rPr>
-        <w:t>і</w:t>
-      </w:r>
-      <w:r>
-        <w:rPr>
-          <w:rFonts w:ascii="Times New Roman" w:hAnsi="Times New Roman"/>
-          <w:color w:val="000000"/>
-          <w:sz w:val="24"/>
-        </w:rPr>
-        <w:t xml:space="preserve"> </w:t>
-      </w:r>
-      <w:r>
-        <w:rPr>
-          <w:rFonts w:ascii="Times New Roman" w:hAnsi="Times New Roman"/>
-          <w:color w:val="000000"/>
-          <w:sz w:val="24"/>
-        </w:rPr>
-        <w:t>людинолюбний</w:t>
-      </w:r>
-      <w:r>
-        <w:rPr>
-          <w:rFonts w:ascii="Times New Roman" w:hAnsi="Times New Roman"/>
-          <w:color w:val="000000"/>
-          <w:sz w:val="24"/>
-        </w:rPr>
-        <w:t xml:space="preserve"> </w:t>
-      </w:r>
-      <w:r>
-        <w:rPr>
-          <w:rFonts w:ascii="Times New Roman" w:hAnsi="Times New Roman"/>
-          <w:color w:val="000000"/>
-          <w:sz w:val="24"/>
-        </w:rPr>
-        <w:t>Бог</w:t>
-      </w:r>
-      <w:r>
-        <w:rPr>
-          <w:rFonts w:ascii="Times New Roman" w:hAnsi="Times New Roman"/>
-          <w:color w:val="000000"/>
-          <w:sz w:val="24"/>
-        </w:rPr>
-        <w:t xml:space="preserve"> </w:t>
-      </w:r>
-      <w:r>
-        <w:rPr>
-          <w:rFonts w:ascii="Times New Roman" w:hAnsi="Times New Roman"/>
-          <w:color w:val="000000"/>
-          <w:sz w:val="24"/>
-        </w:rPr>
-        <w:t>–</w:t>
-      </w:r>
-      <w:r>
-        <w:rPr>
-          <w:rFonts w:ascii="Times New Roman" w:hAnsi="Times New Roman"/>
-          <w:color w:val="000000"/>
-          <w:sz w:val="24"/>
-        </w:rPr>
-        <w:t xml:space="preserve"> </w:t>
-      </w:r>
-      <w:r>
-        <w:rPr>
-          <w:rFonts w:ascii="Times New Roman" w:hAnsi="Times New Roman"/>
-          <w:color w:val="000000"/>
-          <w:sz w:val="24"/>
-        </w:rPr>
-        <w:t>і</w:t>
-      </w:r>
-      <w:r>
-        <w:rPr>
-          <w:rFonts w:ascii="Times New Roman" w:hAnsi="Times New Roman"/>
-          <w:color w:val="000000"/>
-          <w:sz w:val="24"/>
-        </w:rPr>
-        <w:t xml:space="preserve"> </w:t>
-      </w:r>
-      <w:r>
-        <w:rPr>
-          <w:rFonts w:ascii="Times New Roman" w:hAnsi="Times New Roman"/>
-          <w:color w:val="000000"/>
-          <w:sz w:val="24"/>
-        </w:rPr>
-        <w:t>Тобі</w:t>
-      </w:r>
-      <w:r>
-        <w:rPr>
-          <w:rFonts w:ascii="Times New Roman" w:hAnsi="Times New Roman"/>
-          <w:color w:val="000000"/>
-          <w:sz w:val="24"/>
-        </w:rPr>
-        <w:t xml:space="preserve"> </w:t>
-      </w:r>
-      <w:r>
-        <w:rPr>
-          <w:rFonts w:ascii="Times New Roman" w:hAnsi="Times New Roman"/>
-          <w:color w:val="000000"/>
-          <w:sz w:val="24"/>
-        </w:rPr>
-        <w:t>славу</w:t>
-      </w:r>
-      <w:r>
-        <w:rPr>
-          <w:rFonts w:ascii="Times New Roman" w:hAnsi="Times New Roman"/>
-          <w:color w:val="000000"/>
-          <w:sz w:val="24"/>
-        </w:rPr>
-        <w:t xml:space="preserve"> </w:t>
-      </w:r>
-      <w:r>
-        <w:rPr>
-          <w:rFonts w:ascii="Times New Roman" w:hAnsi="Times New Roman"/>
-          <w:color w:val="000000"/>
-          <w:sz w:val="24"/>
-        </w:rPr>
-        <w:t>возсилаємо,</w:t>
-      </w:r>
-      <w:r>
-        <w:rPr>
-          <w:rFonts w:ascii="Times New Roman" w:hAnsi="Times New Roman"/>
-          <w:color w:val="000000"/>
-          <w:sz w:val="24"/>
-        </w:rPr>
-        <w:t xml:space="preserve"> </w:t>
-      </w:r>
-      <w:r>
-        <w:rPr>
-          <w:rFonts w:ascii="Times New Roman" w:hAnsi="Times New Roman"/>
-          <w:color w:val="000000"/>
-          <w:sz w:val="24"/>
-        </w:rPr>
-        <w:t>Отцю,</w:t>
-      </w:r>
-      <w:r>
-        <w:rPr>
-          <w:rFonts w:ascii="Times New Roman" w:hAnsi="Times New Roman"/>
-          <w:color w:val="000000"/>
-          <w:sz w:val="24"/>
-        </w:rPr>
-        <w:t xml:space="preserve"> </w:t>
-      </w:r>
-      <w:r>
-        <w:rPr>
-          <w:rFonts w:ascii="Times New Roman" w:hAnsi="Times New Roman"/>
-          <w:color w:val="000000"/>
-          <w:sz w:val="24"/>
-        </w:rPr>
-        <w:t>і</w:t>
-      </w:r>
-      <w:r>
-        <w:rPr>
-          <w:rFonts w:ascii="Times New Roman" w:hAnsi="Times New Roman"/>
-          <w:color w:val="000000"/>
-          <w:sz w:val="24"/>
-        </w:rPr>
-        <w:t xml:space="preserve"> </w:t>
-      </w:r>
-      <w:r>
-        <w:rPr>
-          <w:rFonts w:ascii="Times New Roman" w:hAnsi="Times New Roman"/>
-          <w:color w:val="000000"/>
-          <w:sz w:val="24"/>
-        </w:rPr>
-        <w:t>Сину,</w:t>
-      </w:r>
-      <w:r>
-        <w:rPr>
-          <w:rFonts w:ascii="Times New Roman" w:hAnsi="Times New Roman"/>
-          <w:color w:val="000000"/>
-          <w:sz w:val="24"/>
-        </w:rPr>
-        <w:t xml:space="preserve"> </w:t>
-      </w:r>
-      <w:r>
-        <w:rPr>
-          <w:rFonts w:ascii="Times New Roman" w:hAnsi="Times New Roman"/>
-          <w:color w:val="000000"/>
-          <w:sz w:val="24"/>
-        </w:rPr>
-        <w:t>і</w:t>
-      </w:r>
-      <w:r>
-        <w:rPr>
-          <w:rFonts w:ascii="Times New Roman" w:hAnsi="Times New Roman"/>
-          <w:color w:val="000000"/>
-          <w:sz w:val="24"/>
-        </w:rPr>
-        <w:t xml:space="preserve"> </w:t>
-      </w:r>
-      <w:r>
-        <w:rPr>
-          <w:rFonts w:ascii="Times New Roman" w:hAnsi="Times New Roman"/>
-          <w:color w:val="000000"/>
-          <w:sz w:val="24"/>
-        </w:rPr>
-        <w:t>Святому</w:t>
-      </w:r>
-      <w:r>
-        <w:rPr>
-          <w:rFonts w:ascii="Times New Roman" w:hAnsi="Times New Roman"/>
-          <w:color w:val="000000"/>
-          <w:sz w:val="24"/>
-        </w:rPr>
-        <w:t xml:space="preserve"> </w:t>
-      </w:r>
-      <w:r>
-        <w:rPr>
-          <w:rFonts w:ascii="Times New Roman" w:hAnsi="Times New Roman"/>
-          <w:color w:val="000000"/>
-          <w:sz w:val="24"/>
-        </w:rPr>
-        <w:t>Духові,</w:t>
-      </w:r>
-      <w:r>
-        <w:rPr>
-          <w:rFonts w:ascii="Times New Roman" w:hAnsi="Times New Roman"/>
-          <w:color w:val="000000"/>
-          <w:sz w:val="24"/>
-        </w:rPr>
-        <w:t xml:space="preserve"> </w:t>
-      </w:r>
-      <w:r>
-        <w:rPr>
-          <w:rFonts w:ascii="Times New Roman" w:hAnsi="Times New Roman"/>
-          <w:color w:val="000000"/>
-          <w:sz w:val="24"/>
-        </w:rPr>
-        <w:t>нині,</w:t>
-      </w:r>
-      <w:r>
-        <w:rPr>
-          <w:rFonts w:ascii="Times New Roman" w:hAnsi="Times New Roman"/>
-          <w:color w:val="000000"/>
-          <w:sz w:val="24"/>
-        </w:rPr>
-        <w:t xml:space="preserve"> </w:t>
-      </w:r>
-      <w:r>
-        <w:rPr>
-          <w:rFonts w:ascii="Times New Roman" w:hAnsi="Times New Roman"/>
-          <w:color w:val="000000"/>
-          <w:sz w:val="24"/>
-        </w:rPr>
-        <w:t>і</w:t>
-      </w:r>
-      <w:r>
-        <w:rPr>
-          <w:rFonts w:ascii="Times New Roman" w:hAnsi="Times New Roman"/>
-          <w:color w:val="000000"/>
-          <w:sz w:val="24"/>
-        </w:rPr>
-        <w:t xml:space="preserve"> </w:t>
-      </w:r>
-      <w:r>
-        <w:rPr>
-          <w:rFonts w:ascii="Times New Roman" w:hAnsi="Times New Roman"/>
-          <w:color w:val="000000"/>
-          <w:sz w:val="24"/>
-        </w:rPr>
-        <w:t>повсякчас,</w:t>
-      </w:r>
-      <w:r>
-        <w:rPr>
-          <w:rFonts w:ascii="Times New Roman" w:hAnsi="Times New Roman"/>
-          <w:color w:val="000000"/>
-          <w:sz w:val="24"/>
-        </w:rPr>
-        <w:t xml:space="preserve"> </w:t>
-      </w:r>
-      <w:r>
-        <w:rPr>
-          <w:rFonts w:ascii="Times New Roman" w:hAnsi="Times New Roman"/>
-          <w:color w:val="000000"/>
-          <w:sz w:val="24"/>
-        </w:rPr>
-        <w:t>і</w:t>
-      </w:r>
-      <w:r>
-        <w:rPr>
-          <w:rFonts w:ascii="Times New Roman" w:hAnsi="Times New Roman"/>
-          <w:color w:val="000000"/>
-          <w:sz w:val="24"/>
-        </w:rPr>
-        <w:t xml:space="preserve"> </w:t>
-      </w:r>
-      <w:r>
-        <w:rPr>
-          <w:rFonts w:ascii="Times New Roman" w:hAnsi="Times New Roman"/>
-          <w:color w:val="000000"/>
-          <w:sz w:val="24"/>
-        </w:rPr>
-        <w:t>на</w:t>
-      </w:r>
-      <w:r>
-        <w:rPr>
-          <w:rFonts w:ascii="Times New Roman" w:hAnsi="Times New Roman"/>
-          <w:color w:val="000000"/>
-          <w:sz w:val="24"/>
-        </w:rPr>
-        <w:t xml:space="preserve"> </w:t>
-      </w:r>
-      <w:r>
-        <w:rPr>
-          <w:rFonts w:ascii="Times New Roman" w:hAnsi="Times New Roman"/>
-          <w:color w:val="000000"/>
-          <w:sz w:val="24"/>
-        </w:rPr>
-        <w:t>віки</w:t>
-      </w:r>
-      <w:r>
-        <w:rPr>
-          <w:rFonts w:ascii="Times New Roman" w:hAnsi="Times New Roman"/>
-          <w:color w:val="000000"/>
-          <w:sz w:val="24"/>
-        </w:rPr>
-        <w:t xml:space="preserve"> </w:t>
-      </w:r>
-      <w:r>
-        <w:rPr>
-          <w:rFonts w:ascii="Times New Roman" w:hAnsi="Times New Roman"/>
-          <w:color w:val="000000"/>
-          <w:sz w:val="24"/>
-        </w:rPr>
-        <w:t>віків.</w:t>
+          <w:sz w:val="24"/>
+        </w:rPr>
+        <w:t xml:space="preserve"> Бо Ти благий і людинолюбний Бог – і Тобі славу возсилаємо, Отцю, і Сину, і Святому Духові, нині, і повсякчас, і на віки віків.</w:t>
       </w:r>
     </w:p>
     <w:p>
@@ -41665,7 +39325,7 @@
         <w:rPr>
           <w:rFonts w:ascii="Times New Roman" w:hAnsi="Times New Roman"/>
           <w:i/>
-          <w:color w:val="FF4400"/>
+          <w:color w:val="FF0000"/>
           <w:sz w:val="24"/>
         </w:rPr>
         <w:t>Священник:</w:t>
@@ -41673,435 +39333,9 @@
       <w:r>
         <w:rPr>
           <w:rFonts w:ascii="Times New Roman" w:hAnsi="Times New Roman"/>
-          <w:i/>
-          <w:color w:val="FF4400"/>
-          <w:sz w:val="24"/>
-        </w:rPr>
-        <w:t xml:space="preserve"> </w:t>
-      </w:r>
-      <w:r>
-        <w:rPr>
-          <w:rFonts w:ascii="Times New Roman" w:hAnsi="Times New Roman"/>
-          <w:color w:val="000000"/>
-          <w:sz w:val="24"/>
-        </w:rPr>
-        <w:t>Благодаттю,</w:t>
-      </w:r>
-      <w:r>
-        <w:rPr>
-          <w:rFonts w:ascii="Times New Roman" w:hAnsi="Times New Roman"/>
-          <w:color w:val="000000"/>
-          <w:sz w:val="24"/>
-        </w:rPr>
-        <w:t xml:space="preserve"> </w:t>
-      </w:r>
-      <w:r>
-        <w:rPr>
-          <w:rFonts w:ascii="Times New Roman" w:hAnsi="Times New Roman"/>
-          <w:color w:val="000000"/>
-          <w:sz w:val="24"/>
-        </w:rPr>
-        <w:t>і</w:t>
-      </w:r>
-      <w:r>
-        <w:rPr>
-          <w:rFonts w:ascii="Times New Roman" w:hAnsi="Times New Roman"/>
-          <w:color w:val="000000"/>
-          <w:sz w:val="24"/>
-        </w:rPr>
-        <w:t xml:space="preserve"> </w:t>
-      </w:r>
-      <w:r>
-        <w:rPr>
-          <w:rFonts w:ascii="Times New Roman" w:hAnsi="Times New Roman"/>
-          <w:color w:val="000000"/>
-          <w:sz w:val="24"/>
-        </w:rPr>
-        <w:t>щедротами,</w:t>
-      </w:r>
-      <w:r>
-        <w:rPr>
-          <w:rFonts w:ascii="Times New Roman" w:hAnsi="Times New Roman"/>
-          <w:color w:val="000000"/>
-          <w:sz w:val="24"/>
-        </w:rPr>
-        <w:t xml:space="preserve"> </w:t>
-      </w:r>
-      <w:r>
-        <w:rPr>
-          <w:rFonts w:ascii="Times New Roman" w:hAnsi="Times New Roman"/>
-          <w:color w:val="000000"/>
-          <w:sz w:val="24"/>
-        </w:rPr>
-        <w:t>і</w:t>
-      </w:r>
-      <w:r>
-        <w:rPr>
-          <w:rFonts w:ascii="Times New Roman" w:hAnsi="Times New Roman"/>
-          <w:color w:val="000000"/>
-          <w:sz w:val="24"/>
-        </w:rPr>
-        <w:t xml:space="preserve"> </w:t>
-      </w:r>
-      <w:r>
-        <w:rPr>
-          <w:rFonts w:ascii="Times New Roman" w:hAnsi="Times New Roman"/>
-          <w:color w:val="000000"/>
-          <w:sz w:val="24"/>
-        </w:rPr>
-        <w:t>людинолюб’ям</w:t>
-      </w:r>
-      <w:r>
-        <w:rPr>
-          <w:rFonts w:ascii="Times New Roman" w:hAnsi="Times New Roman"/>
-          <w:color w:val="000000"/>
-          <w:sz w:val="24"/>
-        </w:rPr>
-        <w:t xml:space="preserve"> </w:t>
-      </w:r>
-      <w:r>
-        <w:rPr>
-          <w:rFonts w:ascii="Times New Roman" w:hAnsi="Times New Roman"/>
-          <w:color w:val="000000"/>
-          <w:sz w:val="24"/>
-        </w:rPr>
-        <w:t>єдинородного</w:t>
-      </w:r>
-      <w:r>
-        <w:rPr>
-          <w:rFonts w:ascii="Times New Roman" w:hAnsi="Times New Roman"/>
-          <w:color w:val="000000"/>
-          <w:sz w:val="24"/>
-        </w:rPr>
-        <w:t xml:space="preserve"> </w:t>
-      </w:r>
-      <w:r>
-        <w:rPr>
-          <w:rFonts w:ascii="Times New Roman" w:hAnsi="Times New Roman"/>
-          <w:color w:val="000000"/>
-          <w:sz w:val="24"/>
-        </w:rPr>
-        <w:t>Сина</w:t>
-      </w:r>
-      <w:r>
-        <w:rPr>
-          <w:rFonts w:ascii="Times New Roman" w:hAnsi="Times New Roman"/>
-          <w:color w:val="000000"/>
-          <w:sz w:val="24"/>
-        </w:rPr>
-        <w:t xml:space="preserve"> </w:t>
-      </w:r>
-      <w:r>
-        <w:rPr>
-          <w:rFonts w:ascii="Times New Roman" w:hAnsi="Times New Roman"/>
-          <w:color w:val="000000"/>
-          <w:sz w:val="24"/>
-        </w:rPr>
-        <w:t>Твого,</w:t>
-      </w:r>
-      <w:r>
-        <w:rPr>
-          <w:rFonts w:ascii="Times New Roman" w:hAnsi="Times New Roman"/>
-          <w:color w:val="000000"/>
-          <w:sz w:val="24"/>
-        </w:rPr>
-        <w:t xml:space="preserve"> </w:t>
-      </w:r>
-      <w:r>
-        <w:rPr>
-          <w:rFonts w:ascii="Times New Roman" w:hAnsi="Times New Roman"/>
-          <w:color w:val="000000"/>
-          <w:sz w:val="24"/>
-        </w:rPr>
-        <w:t>з</w:t>
-      </w:r>
-      <w:r>
-        <w:rPr>
-          <w:rFonts w:ascii="Times New Roman" w:hAnsi="Times New Roman"/>
-          <w:color w:val="000000"/>
-          <w:sz w:val="24"/>
-        </w:rPr>
-        <w:t xml:space="preserve"> </w:t>
-      </w:r>
-      <w:r>
-        <w:rPr>
-          <w:rFonts w:ascii="Times New Roman" w:hAnsi="Times New Roman"/>
-          <w:color w:val="000000"/>
-          <w:sz w:val="24"/>
-        </w:rPr>
-        <w:t>яким</w:t>
-      </w:r>
-      <w:r>
-        <w:rPr>
-          <w:rFonts w:ascii="Times New Roman" w:hAnsi="Times New Roman"/>
-          <w:color w:val="000000"/>
-          <w:sz w:val="24"/>
-        </w:rPr>
-        <w:t xml:space="preserve"> </w:t>
-      </w:r>
-      <w:r>
-        <w:rPr>
-          <w:rFonts w:ascii="Times New Roman" w:hAnsi="Times New Roman"/>
-          <w:color w:val="000000"/>
-          <w:sz w:val="24"/>
-        </w:rPr>
-        <w:t>Ти</w:t>
-      </w:r>
-      <w:r>
-        <w:rPr>
-          <w:rFonts w:ascii="Times New Roman" w:hAnsi="Times New Roman"/>
-          <w:color w:val="000000"/>
-          <w:sz w:val="24"/>
-        </w:rPr>
-        <w:t xml:space="preserve"> </w:t>
-      </w:r>
-      <w:r>
-        <w:rPr>
-          <w:rFonts w:ascii="Times New Roman" w:hAnsi="Times New Roman"/>
-          <w:color w:val="000000"/>
-          <w:sz w:val="24"/>
-        </w:rPr>
-        <w:t>благословенний,</w:t>
-      </w:r>
-      <w:r>
-        <w:rPr>
-          <w:rFonts w:ascii="Times New Roman" w:hAnsi="Times New Roman"/>
-          <w:color w:val="000000"/>
-          <w:sz w:val="24"/>
-        </w:rPr>
-        <w:t xml:space="preserve"> </w:t>
-      </w:r>
-      <w:r>
-        <w:rPr>
-          <w:rFonts w:ascii="Times New Roman" w:hAnsi="Times New Roman"/>
-          <w:color w:val="000000"/>
-          <w:sz w:val="24"/>
-        </w:rPr>
-        <w:t>із</w:t>
-      </w:r>
-      <w:r>
-        <w:rPr>
-          <w:rFonts w:ascii="Times New Roman" w:hAnsi="Times New Roman"/>
-          <w:color w:val="000000"/>
-          <w:sz w:val="24"/>
-        </w:rPr>
-        <w:t xml:space="preserve"> </w:t>
-      </w:r>
-      <w:r>
-        <w:rPr>
-          <w:rFonts w:ascii="Times New Roman" w:hAnsi="Times New Roman"/>
-          <w:color w:val="000000"/>
-          <w:sz w:val="24"/>
-        </w:rPr>
-        <w:t>пресвятим,</w:t>
-      </w:r>
-      <w:r>
-        <w:rPr>
-          <w:rFonts w:ascii="Times New Roman" w:hAnsi="Times New Roman"/>
-          <w:color w:val="000000"/>
-          <w:sz w:val="24"/>
-        </w:rPr>
-        <w:t xml:space="preserve"> </w:t>
-      </w:r>
-      <w:r>
-        <w:rPr>
-          <w:rFonts w:ascii="Times New Roman" w:hAnsi="Times New Roman"/>
-          <w:color w:val="000000"/>
-          <w:sz w:val="24"/>
-        </w:rPr>
-        <w:t>і</w:t>
-      </w:r>
-      <w:r>
-        <w:rPr>
-          <w:rFonts w:ascii="Times New Roman" w:hAnsi="Times New Roman"/>
-          <w:color w:val="000000"/>
-          <w:sz w:val="24"/>
-        </w:rPr>
-        <w:t xml:space="preserve"> </w:t>
-      </w:r>
-      <w:r>
-        <w:rPr>
-          <w:rFonts w:ascii="Times New Roman" w:hAnsi="Times New Roman"/>
-          <w:color w:val="000000"/>
-          <w:sz w:val="24"/>
-        </w:rPr>
-        <w:t>благим,</w:t>
-      </w:r>
-      <w:r>
-        <w:rPr>
-          <w:rFonts w:ascii="Times New Roman" w:hAnsi="Times New Roman"/>
-          <w:color w:val="000000"/>
-          <w:sz w:val="24"/>
-        </w:rPr>
-        <w:t xml:space="preserve"> </w:t>
-      </w:r>
-      <w:r>
-        <w:rPr>
-          <w:rFonts w:ascii="Times New Roman" w:hAnsi="Times New Roman"/>
-          <w:color w:val="000000"/>
-          <w:sz w:val="24"/>
-        </w:rPr>
-        <w:t>і</w:t>
-      </w:r>
-      <w:r>
-        <w:rPr>
-          <w:rFonts w:ascii="Times New Roman" w:hAnsi="Times New Roman"/>
-          <w:color w:val="000000"/>
-          <w:sz w:val="24"/>
-        </w:rPr>
-        <w:t xml:space="preserve"> </w:t>
-      </w:r>
-      <w:r>
-        <w:rPr>
-          <w:rFonts w:ascii="Times New Roman" w:hAnsi="Times New Roman"/>
-          <w:color w:val="000000"/>
-          <w:sz w:val="24"/>
-        </w:rPr>
-        <w:t>животворчим</w:t>
-      </w:r>
-      <w:r>
-        <w:rPr>
-          <w:rFonts w:ascii="Times New Roman" w:hAnsi="Times New Roman"/>
-          <w:color w:val="000000"/>
-          <w:sz w:val="24"/>
-        </w:rPr>
-        <w:t xml:space="preserve"> </w:t>
-      </w:r>
-      <w:r>
-        <w:rPr>
-          <w:rFonts w:ascii="Times New Roman" w:hAnsi="Times New Roman"/>
-          <w:color w:val="000000"/>
-          <w:sz w:val="24"/>
-        </w:rPr>
-        <w:t>твоїм</w:t>
-      </w:r>
-      <w:r>
-        <w:rPr>
-          <w:rFonts w:ascii="Times New Roman" w:hAnsi="Times New Roman"/>
-          <w:color w:val="000000"/>
-          <w:sz w:val="24"/>
-        </w:rPr>
-        <w:t xml:space="preserve"> </w:t>
-      </w:r>
-      <w:r>
-        <w:rPr>
-          <w:rFonts w:ascii="Times New Roman" w:hAnsi="Times New Roman"/>
-          <w:color w:val="000000"/>
-          <w:sz w:val="24"/>
-        </w:rPr>
-        <w:t>Духом,</w:t>
-      </w:r>
-      <w:r>
-        <w:rPr>
-          <w:rFonts w:ascii="Times New Roman" w:hAnsi="Times New Roman"/>
-          <w:color w:val="000000"/>
-          <w:sz w:val="24"/>
-        </w:rPr>
-        <w:t xml:space="preserve"> </w:t>
-      </w:r>
-      <w:r>
-        <w:rPr>
-          <w:rFonts w:ascii="Times New Roman" w:hAnsi="Times New Roman"/>
-          <w:color w:val="000000"/>
-          <w:sz w:val="24"/>
-        </w:rPr>
-        <w:t>нині,</w:t>
-      </w:r>
-      <w:r>
-        <w:rPr>
-          <w:rFonts w:ascii="Times New Roman" w:hAnsi="Times New Roman"/>
-          <w:color w:val="000000"/>
-          <w:sz w:val="24"/>
-        </w:rPr>
-        <w:t xml:space="preserve"> </w:t>
-      </w:r>
-      <w:r>
-        <w:rPr>
-          <w:rFonts w:ascii="Times New Roman" w:hAnsi="Times New Roman"/>
-          <w:color w:val="000000"/>
-          <w:sz w:val="24"/>
-        </w:rPr>
-        <w:t>і</w:t>
-      </w:r>
-      <w:r>
-        <w:rPr>
-          <w:rFonts w:ascii="Times New Roman" w:hAnsi="Times New Roman"/>
-          <w:color w:val="000000"/>
-          <w:sz w:val="24"/>
-        </w:rPr>
-        <w:t xml:space="preserve"> </w:t>
-      </w:r>
-      <w:r>
-        <w:rPr>
-          <w:rFonts w:ascii="Times New Roman" w:hAnsi="Times New Roman"/>
-          <w:color w:val="000000"/>
-          <w:sz w:val="24"/>
-        </w:rPr>
-        <w:t>повсякчас,</w:t>
-      </w:r>
-      <w:r>
-        <w:rPr>
-          <w:rFonts w:ascii="Times New Roman" w:hAnsi="Times New Roman"/>
-          <w:color w:val="000000"/>
-          <w:sz w:val="24"/>
-        </w:rPr>
-        <w:t xml:space="preserve"> </w:t>
-      </w:r>
-      <w:r>
-        <w:rPr>
-          <w:rFonts w:ascii="Times New Roman" w:hAnsi="Times New Roman"/>
-          <w:color w:val="000000"/>
-          <w:sz w:val="24"/>
-        </w:rPr>
-        <w:t>і</w:t>
-      </w:r>
-      <w:r>
-        <w:rPr>
-          <w:rFonts w:ascii="Times New Roman" w:hAnsi="Times New Roman"/>
-          <w:color w:val="000000"/>
-          <w:sz w:val="24"/>
-        </w:rPr>
-        <w:t xml:space="preserve"> </w:t>
-      </w:r>
-      <w:r>
-        <w:rPr>
-          <w:rFonts w:ascii="Times New Roman" w:hAnsi="Times New Roman"/>
-          <w:color w:val="000000"/>
-          <w:sz w:val="24"/>
-        </w:rPr>
-        <w:t>на</w:t>
-      </w:r>
-      <w:r>
-        <w:rPr>
-          <w:rFonts w:ascii="Times New Roman" w:hAnsi="Times New Roman"/>
-          <w:color w:val="000000"/>
-          <w:sz w:val="24"/>
-        </w:rPr>
-        <w:t xml:space="preserve"> </w:t>
-      </w:r>
-      <w:r>
-        <w:rPr>
-          <w:rFonts w:ascii="Times New Roman" w:hAnsi="Times New Roman"/>
-          <w:color w:val="000000"/>
-          <w:sz w:val="24"/>
-        </w:rPr>
-        <w:t>віки</w:t>
-      </w:r>
-      <w:r>
-        <w:rPr>
-          <w:rFonts w:ascii="Times New Roman" w:hAnsi="Times New Roman"/>
-          <w:color w:val="000000"/>
-          <w:sz w:val="24"/>
-        </w:rPr>
-        <w:t xml:space="preserve"> </w:t>
-      </w:r>
-      <w:r>
-        <w:rPr>
-          <w:rFonts w:ascii="Times New Roman" w:hAnsi="Times New Roman"/>
-          <w:color w:val="000000"/>
-          <w:sz w:val="24"/>
-        </w:rPr>
-        <w:t>віків.</w:t>
+          <w:sz w:val="24"/>
+        </w:rPr>
+        <w:t xml:space="preserve"> Благодаттю, і щедротами, і людинолюб’ям єдинородного Сина Твого, з яким Ти благословенний, із пресвятим, і благим, і животворчим твоїм Духом, нині, і повсякчас, і на віки віків.</w:t>
       </w:r>
     </w:p>
     <w:p>
@@ -43432,332 +40666,9 @@
       <w:r>
         <w:rPr>
           <w:rFonts w:ascii="Times New Roman" w:hAnsi="Times New Roman"/>
-          <w:i/>
-          <w:color w:val="FF0000"/>
-          <w:sz w:val="24"/>
-        </w:rPr>
-        <w:t xml:space="preserve"> </w:t>
-      </w:r>
-      <w:r>
-        <w:rPr>
-          <w:rFonts w:ascii="Times New Roman" w:hAnsi="Times New Roman"/>
-          <w:color w:val="000000"/>
-          <w:sz w:val="24"/>
-        </w:rPr>
-        <w:t>Бо</w:t>
-      </w:r>
-      <w:r>
-        <w:rPr>
-          <w:rFonts w:ascii="Times New Roman" w:hAnsi="Times New Roman"/>
-          <w:color w:val="000000"/>
-          <w:sz w:val="24"/>
-        </w:rPr>
-        <w:t xml:space="preserve"> </w:t>
-      </w:r>
-      <w:r>
-        <w:rPr>
-          <w:rFonts w:ascii="Times New Roman" w:hAnsi="Times New Roman"/>
-          <w:color w:val="000000"/>
-          <w:sz w:val="24"/>
-        </w:rPr>
-        <w:t>Ти</w:t>
-      </w:r>
-      <w:r>
-        <w:rPr>
-          <w:rFonts w:ascii="Times New Roman" w:hAnsi="Times New Roman"/>
-          <w:color w:val="000000"/>
-          <w:sz w:val="24"/>
-        </w:rPr>
-        <w:t xml:space="preserve"> </w:t>
-      </w:r>
-      <w:r>
-        <w:rPr>
-          <w:rFonts w:ascii="Times New Roman" w:hAnsi="Times New Roman"/>
-          <w:color w:val="000000"/>
-          <w:sz w:val="24"/>
-        </w:rPr>
-        <w:t>Бог</w:t>
-      </w:r>
-      <w:r>
-        <w:rPr>
-          <w:rFonts w:ascii="Times New Roman" w:hAnsi="Times New Roman"/>
-          <w:color w:val="000000"/>
-          <w:sz w:val="24"/>
-        </w:rPr>
-        <w:t xml:space="preserve"> </w:t>
-      </w:r>
-      <w:r>
-        <w:rPr>
-          <w:rFonts w:ascii="Times New Roman" w:hAnsi="Times New Roman"/>
-          <w:color w:val="000000"/>
-          <w:sz w:val="24"/>
-        </w:rPr>
-        <w:t>наш</w:t>
-      </w:r>
-      <w:r>
-        <w:rPr>
-          <w:rFonts w:ascii="Times New Roman" w:hAnsi="Times New Roman"/>
-          <w:color w:val="000000"/>
-          <w:sz w:val="24"/>
-        </w:rPr>
-        <w:t xml:space="preserve"> </w:t>
-      </w:r>
-      <w:r>
-        <w:rPr>
-          <w:rFonts w:ascii="Times New Roman" w:hAnsi="Times New Roman"/>
-          <w:color w:val="000000"/>
-          <w:sz w:val="24"/>
-        </w:rPr>
-        <w:t>і</w:t>
-      </w:r>
-      <w:r>
-        <w:rPr>
-          <w:rFonts w:ascii="Times New Roman" w:hAnsi="Times New Roman"/>
-          <w:color w:val="000000"/>
-          <w:sz w:val="24"/>
-        </w:rPr>
-        <w:t xml:space="preserve"> </w:t>
-      </w:r>
-      <w:r>
-        <w:rPr>
-          <w:rFonts w:ascii="Times New Roman" w:hAnsi="Times New Roman"/>
-          <w:color w:val="000000"/>
-          <w:sz w:val="24"/>
-        </w:rPr>
-        <w:t>Тобі</w:t>
-      </w:r>
-      <w:r>
-        <w:rPr>
-          <w:rFonts w:ascii="Times New Roman" w:hAnsi="Times New Roman"/>
-          <w:color w:val="000000"/>
-          <w:sz w:val="24"/>
-        </w:rPr>
-        <w:t xml:space="preserve"> </w:t>
-      </w:r>
-      <w:r>
-        <w:rPr>
-          <w:rFonts w:ascii="Times New Roman" w:hAnsi="Times New Roman"/>
-          <w:color w:val="000000"/>
-          <w:sz w:val="24"/>
-        </w:rPr>
-        <w:t>славу</w:t>
-      </w:r>
-      <w:r>
-        <w:rPr>
-          <w:rFonts w:ascii="Times New Roman" w:hAnsi="Times New Roman"/>
-          <w:color w:val="000000"/>
-          <w:sz w:val="24"/>
-        </w:rPr>
-        <w:t xml:space="preserve"> </w:t>
-      </w:r>
-      <w:r>
-        <w:rPr>
-          <w:rFonts w:ascii="Times New Roman" w:hAnsi="Times New Roman"/>
-          <w:color w:val="000000"/>
-          <w:sz w:val="24"/>
-        </w:rPr>
-        <w:t>возсилаємо:</w:t>
-      </w:r>
-      <w:r>
-        <w:rPr>
-          <w:rFonts w:ascii="Times New Roman" w:hAnsi="Times New Roman"/>
-          <w:color w:val="000000"/>
-          <w:sz w:val="24"/>
-        </w:rPr>
-        <w:t xml:space="preserve"> </w:t>
-      </w:r>
-      <w:r>
-        <w:rPr>
-          <w:rFonts w:ascii="Times New Roman" w:hAnsi="Times New Roman"/>
-          <w:color w:val="000000"/>
-          <w:sz w:val="24"/>
-        </w:rPr>
-        <w:t>Отцю,</w:t>
-      </w:r>
-      <w:r>
-        <w:rPr>
-          <w:rFonts w:ascii="Times New Roman" w:hAnsi="Times New Roman"/>
-          <w:color w:val="000000"/>
-          <w:sz w:val="24"/>
-        </w:rPr>
-        <w:t xml:space="preserve"> </w:t>
-      </w:r>
-      <w:r>
-        <w:rPr>
-          <w:rFonts w:ascii="Times New Roman" w:hAnsi="Times New Roman"/>
-          <w:color w:val="000000"/>
-          <w:sz w:val="24"/>
-        </w:rPr>
-        <w:t>і</w:t>
-      </w:r>
-      <w:r>
-        <w:rPr>
-          <w:rFonts w:ascii="Times New Roman" w:hAnsi="Times New Roman"/>
-          <w:color w:val="000000"/>
-          <w:sz w:val="24"/>
-        </w:rPr>
-        <w:t xml:space="preserve"> </w:t>
-      </w:r>
-      <w:r>
-        <w:rPr>
-          <w:rFonts w:ascii="Times New Roman" w:hAnsi="Times New Roman"/>
-          <w:color w:val="000000"/>
-          <w:sz w:val="24"/>
-        </w:rPr>
-        <w:t>Сину,</w:t>
-      </w:r>
-      <w:r>
-        <w:rPr>
-          <w:rFonts w:ascii="Times New Roman" w:hAnsi="Times New Roman"/>
-          <w:color w:val="000000"/>
-          <w:sz w:val="24"/>
-        </w:rPr>
-        <w:t xml:space="preserve"> </w:t>
-      </w:r>
-      <w:r>
-        <w:rPr>
-          <w:rFonts w:ascii="Times New Roman" w:hAnsi="Times New Roman"/>
-          <w:color w:val="000000"/>
-          <w:sz w:val="24"/>
-        </w:rPr>
-        <w:t>і</w:t>
-      </w:r>
-      <w:r>
-        <w:rPr>
-          <w:rFonts w:ascii="Times New Roman" w:hAnsi="Times New Roman"/>
-          <w:color w:val="000000"/>
-          <w:sz w:val="24"/>
-        </w:rPr>
-        <w:t xml:space="preserve"> </w:t>
-      </w:r>
-      <w:r>
-        <w:rPr>
-          <w:rFonts w:ascii="Times New Roman" w:hAnsi="Times New Roman"/>
-          <w:color w:val="000000"/>
-          <w:sz w:val="24"/>
-        </w:rPr>
-        <w:t>Святому</w:t>
-      </w:r>
-      <w:r>
-        <w:rPr>
-          <w:rFonts w:ascii="Times New Roman" w:hAnsi="Times New Roman"/>
-          <w:color w:val="000000"/>
-          <w:sz w:val="24"/>
-        </w:rPr>
-        <w:t xml:space="preserve"> </w:t>
-      </w:r>
-      <w:r>
-        <w:rPr>
-          <w:rFonts w:ascii="Times New Roman" w:hAnsi="Times New Roman"/>
-          <w:color w:val="000000"/>
-          <w:sz w:val="24"/>
-        </w:rPr>
-        <w:t>Духові</w:t>
-      </w:r>
-      <w:r>
-        <w:rPr>
-          <w:rFonts w:ascii="Times New Roman" w:hAnsi="Times New Roman"/>
-          <w:sz w:val="24"/>
-        </w:rPr>
-        <w:t>,</w:t>
-      </w:r>
-      <w:r>
-        <w:rPr>
-          <w:rFonts w:ascii="Times New Roman" w:hAnsi="Times New Roman"/>
-          <w:sz w:val="24"/>
-        </w:rPr>
-        <w:t xml:space="preserve"> </w:t>
-      </w:r>
-      <w:r>
-        <w:rPr>
-          <w:rFonts w:ascii="Times New Roman" w:hAnsi="Times New Roman"/>
-          <w:sz w:val="24"/>
-        </w:rPr>
-        <w:t>нині,</w:t>
-      </w:r>
-      <w:r>
-        <w:rPr>
-          <w:rFonts w:ascii="Times New Roman" w:hAnsi="Times New Roman"/>
-          <w:sz w:val="24"/>
-        </w:rPr>
-        <w:t xml:space="preserve"> </w:t>
-      </w:r>
-      <w:r>
-        <w:rPr>
-          <w:rFonts w:ascii="Times New Roman" w:hAnsi="Times New Roman"/>
-          <w:sz w:val="24"/>
-        </w:rPr>
-        <w:t>і</w:t>
-      </w:r>
-      <w:r>
-        <w:rPr>
-          <w:rFonts w:ascii="Times New Roman" w:hAnsi="Times New Roman"/>
-          <w:sz w:val="24"/>
-        </w:rPr>
-        <w:t xml:space="preserve"> </w:t>
-      </w:r>
-      <w:r>
-        <w:rPr>
-          <w:rFonts w:ascii="Times New Roman" w:hAnsi="Times New Roman"/>
-          <w:sz w:val="24"/>
-        </w:rPr>
-        <w:t>повсякчас,</w:t>
-      </w:r>
-      <w:r>
-        <w:rPr>
-          <w:rFonts w:ascii="Times New Roman" w:hAnsi="Times New Roman"/>
-          <w:sz w:val="24"/>
-        </w:rPr>
-        <w:t xml:space="preserve"> </w:t>
-      </w:r>
-      <w:r>
-        <w:rPr>
-          <w:rFonts w:ascii="Times New Roman" w:hAnsi="Times New Roman"/>
-          <w:sz w:val="24"/>
-        </w:rPr>
-        <w:t>і</w:t>
-      </w:r>
-      <w:r>
-        <w:rPr>
-          <w:rFonts w:ascii="Times New Roman" w:hAnsi="Times New Roman"/>
-          <w:sz w:val="24"/>
-        </w:rPr>
-        <w:t xml:space="preserve"> </w:t>
-      </w:r>
-      <w:r>
-        <w:rPr>
-          <w:rFonts w:ascii="Times New Roman" w:hAnsi="Times New Roman"/>
-          <w:sz w:val="24"/>
-        </w:rPr>
-        <w:t>на</w:t>
-      </w:r>
-      <w:r>
-        <w:rPr>
-          <w:rFonts w:ascii="Times New Roman" w:hAnsi="Times New Roman"/>
-          <w:sz w:val="24"/>
-        </w:rPr>
-        <w:t xml:space="preserve"> </w:t>
-      </w:r>
-      <w:r>
-        <w:rPr>
-          <w:rFonts w:ascii="Times New Roman" w:hAnsi="Times New Roman"/>
-          <w:sz w:val="24"/>
-        </w:rPr>
-        <w:t>віки</w:t>
-      </w:r>
-      <w:r>
-        <w:rPr>
-          <w:rFonts w:ascii="Times New Roman" w:hAnsi="Times New Roman"/>
-          <w:sz w:val="24"/>
-        </w:rPr>
-        <w:t xml:space="preserve"> </w:t>
-      </w:r>
-      <w:r>
-        <w:rPr>
-          <w:rFonts w:ascii="Times New Roman" w:hAnsi="Times New Roman"/>
-          <w:sz w:val="24"/>
-        </w:rPr>
-        <w:t>віків.</w:t>
+          <w:sz w:val="24"/>
+        </w:rPr>
+        <w:t xml:space="preserve"> Бо Ти Бог наш і Тобі славу возсилаємо: Отцю, і Сину, і Святому Духові, нині, і повсякчас, і на віки віків.</w:t>
       </w:r>
     </w:p>
     <w:p>
@@ -45201,412 +42112,9 @@
       <w:r>
         <w:rPr>
           <w:rFonts w:ascii="Times New Roman" w:hAnsi="Times New Roman"/>
-          <w:i/>
-          <w:color w:val="FF0000"/>
-          <w:sz w:val="24"/>
-        </w:rPr>
-        <w:t xml:space="preserve"> </w:t>
-      </w:r>
-      <w:r>
-        <w:rPr>
-          <w:rFonts w:ascii="Times New Roman" w:hAnsi="Times New Roman"/>
-          <w:color w:val="000000"/>
-          <w:sz w:val="24"/>
-        </w:rPr>
-        <w:t>Бо</w:t>
-      </w:r>
-      <w:r>
-        <w:rPr>
-          <w:rFonts w:ascii="Times New Roman" w:hAnsi="Times New Roman"/>
-          <w:color w:val="000000"/>
-          <w:sz w:val="24"/>
-        </w:rPr>
-        <w:t xml:space="preserve"> </w:t>
-      </w:r>
-      <w:r>
-        <w:rPr>
-          <w:rFonts w:ascii="Times New Roman" w:hAnsi="Times New Roman"/>
-          <w:color w:val="000000"/>
-          <w:sz w:val="24"/>
-        </w:rPr>
-        <w:t>Ти</w:t>
-      </w:r>
-      <w:r>
-        <w:rPr>
-          <w:rFonts w:ascii="Times New Roman" w:hAnsi="Times New Roman"/>
-          <w:color w:val="000000"/>
-          <w:sz w:val="24"/>
-        </w:rPr>
-        <w:t xml:space="preserve"> </w:t>
-      </w:r>
-      <w:r>
-        <w:rPr>
-          <w:rFonts w:ascii="Times New Roman" w:hAnsi="Times New Roman"/>
-          <w:color w:val="000000"/>
-          <w:sz w:val="24"/>
-        </w:rPr>
-        <w:t>цар</w:t>
-      </w:r>
-      <w:r>
-        <w:rPr>
-          <w:rFonts w:ascii="Times New Roman" w:hAnsi="Times New Roman"/>
-          <w:color w:val="000000"/>
-          <w:sz w:val="24"/>
-        </w:rPr>
-        <w:t xml:space="preserve"> </w:t>
-      </w:r>
-      <w:r>
-        <w:rPr>
-          <w:rFonts w:ascii="Times New Roman" w:hAnsi="Times New Roman"/>
-          <w:color w:val="000000"/>
-          <w:sz w:val="24"/>
-        </w:rPr>
-        <w:t>миру</w:t>
-      </w:r>
-      <w:r>
-        <w:rPr>
-          <w:rFonts w:ascii="Times New Roman" w:hAnsi="Times New Roman"/>
-          <w:color w:val="000000"/>
-          <w:sz w:val="24"/>
-        </w:rPr>
-        <w:t xml:space="preserve"> </w:t>
-      </w:r>
-      <w:r>
-        <w:rPr>
-          <w:rFonts w:ascii="Times New Roman" w:hAnsi="Times New Roman"/>
-          <w:color w:val="000000"/>
-          <w:sz w:val="24"/>
-        </w:rPr>
-        <w:t>і</w:t>
-      </w:r>
-      <w:r>
-        <w:rPr>
-          <w:rFonts w:ascii="Times New Roman" w:hAnsi="Times New Roman"/>
-          <w:color w:val="000000"/>
-          <w:sz w:val="24"/>
-        </w:rPr>
-        <w:t xml:space="preserve"> </w:t>
-      </w:r>
-      <w:r>
-        <w:rPr>
-          <w:rFonts w:ascii="Times New Roman" w:hAnsi="Times New Roman"/>
-          <w:color w:val="000000"/>
-          <w:sz w:val="24"/>
-        </w:rPr>
-        <w:t>Спас</w:t>
-      </w:r>
-      <w:r>
-        <w:rPr>
-          <w:rFonts w:ascii="Times New Roman" w:hAnsi="Times New Roman"/>
-          <w:color w:val="000000"/>
-          <w:sz w:val="24"/>
-        </w:rPr>
-        <w:t xml:space="preserve"> </w:t>
-      </w:r>
-      <w:r>
-        <w:rPr>
-          <w:rFonts w:ascii="Times New Roman" w:hAnsi="Times New Roman"/>
-          <w:color w:val="000000"/>
-          <w:sz w:val="24"/>
-        </w:rPr>
-        <w:t>душ</w:t>
-      </w:r>
-      <w:r>
-        <w:rPr>
-          <w:rFonts w:ascii="Times New Roman" w:hAnsi="Times New Roman"/>
-          <w:color w:val="000000"/>
-          <w:sz w:val="24"/>
-        </w:rPr>
-        <w:t xml:space="preserve"> </w:t>
-      </w:r>
-      <w:r>
-        <w:rPr>
-          <w:rFonts w:ascii="Times New Roman" w:hAnsi="Times New Roman"/>
-          <w:color w:val="000000"/>
-          <w:sz w:val="24"/>
-        </w:rPr>
-        <w:t>наших</w:t>
-      </w:r>
-      <w:r>
-        <w:rPr>
-          <w:rFonts w:ascii="Times New Roman" w:hAnsi="Times New Roman"/>
-          <w:color w:val="000000"/>
-          <w:sz w:val="24"/>
-        </w:rPr>
-        <w:t xml:space="preserve"> </w:t>
-      </w:r>
-      <w:r>
-        <w:rPr>
-          <w:rFonts w:ascii="Times New Roman" w:hAnsi="Times New Roman"/>
-          <w:color w:val="000000"/>
-          <w:sz w:val="24"/>
-        </w:rPr>
-        <w:t>–</w:t>
-      </w:r>
-      <w:r>
-        <w:rPr>
-          <w:rFonts w:ascii="Times New Roman" w:hAnsi="Times New Roman"/>
-          <w:color w:val="000000"/>
-          <w:sz w:val="24"/>
-        </w:rPr>
-        <w:t xml:space="preserve"> </w:t>
-      </w:r>
-      <w:r>
-        <w:rPr>
-          <w:rFonts w:ascii="Times New Roman" w:hAnsi="Times New Roman"/>
-          <w:color w:val="000000"/>
-          <w:sz w:val="24"/>
-        </w:rPr>
-        <w:t>і</w:t>
-      </w:r>
-      <w:r>
-        <w:rPr>
-          <w:rFonts w:ascii="Times New Roman" w:hAnsi="Times New Roman"/>
-          <w:color w:val="000000"/>
-          <w:sz w:val="24"/>
-        </w:rPr>
-        <w:t xml:space="preserve"> </w:t>
-      </w:r>
-      <w:r>
-        <w:rPr>
-          <w:rFonts w:ascii="Times New Roman" w:hAnsi="Times New Roman"/>
-          <w:color w:val="000000"/>
-          <w:sz w:val="24"/>
-        </w:rPr>
-        <w:t>Тобі</w:t>
-      </w:r>
-      <w:r>
-        <w:rPr>
-          <w:rFonts w:ascii="Times New Roman" w:hAnsi="Times New Roman"/>
-          <w:color w:val="000000"/>
-          <w:sz w:val="24"/>
-        </w:rPr>
-        <w:t xml:space="preserve"> </w:t>
-      </w:r>
-      <w:r>
-        <w:rPr>
-          <w:rFonts w:ascii="Times New Roman" w:hAnsi="Times New Roman"/>
-          <w:color w:val="000000"/>
-          <w:sz w:val="24"/>
-        </w:rPr>
-        <w:t>славу</w:t>
-      </w:r>
-      <w:r>
-        <w:rPr>
-          <w:rFonts w:ascii="Times New Roman" w:hAnsi="Times New Roman"/>
-          <w:color w:val="000000"/>
-          <w:sz w:val="24"/>
-        </w:rPr>
-        <w:t xml:space="preserve"> </w:t>
-      </w:r>
-      <w:r>
-        <w:rPr>
-          <w:rFonts w:ascii="Times New Roman" w:hAnsi="Times New Roman"/>
-          <w:color w:val="000000"/>
-          <w:sz w:val="24"/>
-        </w:rPr>
-        <w:t>возсилаємо,</w:t>
-      </w:r>
-      <w:r>
-        <w:rPr>
-          <w:rFonts w:ascii="Times New Roman" w:hAnsi="Times New Roman"/>
-          <w:color w:val="000000"/>
-          <w:sz w:val="24"/>
-        </w:rPr>
-        <w:t xml:space="preserve"> </w:t>
-      </w:r>
-      <w:r>
-        <w:rPr>
-          <w:rFonts w:ascii="Times New Roman" w:hAnsi="Times New Roman"/>
-          <w:color w:val="000000"/>
-          <w:sz w:val="24"/>
-        </w:rPr>
-        <w:t>Отцю,</w:t>
-      </w:r>
-      <w:r>
-        <w:rPr>
-          <w:rFonts w:ascii="Times New Roman" w:hAnsi="Times New Roman"/>
-          <w:color w:val="000000"/>
-          <w:sz w:val="24"/>
-        </w:rPr>
-        <w:t xml:space="preserve"> </w:t>
-      </w:r>
-      <w:r>
-        <w:rPr>
-          <w:rFonts w:ascii="Times New Roman" w:hAnsi="Times New Roman"/>
-          <w:color w:val="000000"/>
-          <w:sz w:val="24"/>
-        </w:rPr>
-        <w:t>і</w:t>
-      </w:r>
-      <w:r>
-        <w:rPr>
-          <w:rFonts w:ascii="Times New Roman" w:hAnsi="Times New Roman"/>
-          <w:color w:val="000000"/>
-          <w:sz w:val="24"/>
-        </w:rPr>
-        <w:t xml:space="preserve"> </w:t>
-      </w:r>
-      <w:r>
-        <w:rPr>
-          <w:rFonts w:ascii="Times New Roman" w:hAnsi="Times New Roman"/>
-          <w:color w:val="000000"/>
-          <w:sz w:val="24"/>
-        </w:rPr>
-        <w:t>Сину,</w:t>
-      </w:r>
-      <w:r>
-        <w:rPr>
-          <w:rFonts w:ascii="Times New Roman" w:hAnsi="Times New Roman"/>
-          <w:color w:val="000000"/>
-          <w:sz w:val="24"/>
-        </w:rPr>
-        <w:t xml:space="preserve"> </w:t>
-      </w:r>
-      <w:r>
-        <w:rPr>
-          <w:rFonts w:ascii="Times New Roman" w:hAnsi="Times New Roman"/>
-          <w:color w:val="000000"/>
-          <w:sz w:val="24"/>
-        </w:rPr>
-        <w:t>і</w:t>
-      </w:r>
-      <w:r>
-        <w:rPr>
-          <w:rFonts w:ascii="Times New Roman" w:hAnsi="Times New Roman"/>
-          <w:color w:val="000000"/>
-          <w:sz w:val="24"/>
-        </w:rPr>
-        <w:t xml:space="preserve"> </w:t>
-      </w:r>
-      <w:r>
-        <w:rPr>
-          <w:rFonts w:ascii="Times New Roman" w:hAnsi="Times New Roman"/>
-          <w:color w:val="000000"/>
-          <w:sz w:val="24"/>
-        </w:rPr>
-        <w:t>Святому</w:t>
-      </w:r>
-      <w:r>
-        <w:rPr>
-          <w:rFonts w:ascii="Times New Roman" w:hAnsi="Times New Roman"/>
-          <w:color w:val="000000"/>
-          <w:sz w:val="24"/>
-        </w:rPr>
-        <w:t xml:space="preserve"> </w:t>
-      </w:r>
-      <w:r>
-        <w:rPr>
-          <w:rFonts w:ascii="Times New Roman" w:hAnsi="Times New Roman"/>
-          <w:color w:val="000000"/>
-          <w:sz w:val="24"/>
-        </w:rPr>
-        <w:t>Духові</w:t>
-      </w:r>
-      <w:r>
-        <w:rPr>
-          <w:rFonts w:ascii="Times New Roman" w:hAnsi="Times New Roman"/>
-          <w:sz w:val="24"/>
-        </w:rPr>
-        <w:t>,</w:t>
-      </w:r>
-      <w:r>
-        <w:rPr>
-          <w:rFonts w:ascii="Times New Roman" w:hAnsi="Times New Roman"/>
-          <w:sz w:val="24"/>
-        </w:rPr>
-        <w:t xml:space="preserve"> </w:t>
-      </w:r>
-      <w:r>
-        <w:rPr>
-          <w:rFonts w:ascii="Times New Roman" w:hAnsi="Times New Roman"/>
-          <w:sz w:val="24"/>
-        </w:rPr>
-        <w:t>нині,</w:t>
-      </w:r>
-      <w:r>
-        <w:rPr>
-          <w:rFonts w:ascii="Times New Roman" w:hAnsi="Times New Roman"/>
-          <w:sz w:val="24"/>
-        </w:rPr>
-        <w:t xml:space="preserve"> </w:t>
-      </w:r>
-      <w:r>
-        <w:rPr>
-          <w:rFonts w:ascii="Times New Roman" w:hAnsi="Times New Roman"/>
-          <w:sz w:val="24"/>
-        </w:rPr>
-        <w:t>і</w:t>
-      </w:r>
-      <w:r>
-        <w:rPr>
-          <w:rFonts w:ascii="Times New Roman" w:hAnsi="Times New Roman"/>
-          <w:sz w:val="24"/>
-        </w:rPr>
-        <w:t xml:space="preserve"> </w:t>
-      </w:r>
-      <w:r>
-        <w:rPr>
-          <w:rFonts w:ascii="Times New Roman" w:hAnsi="Times New Roman"/>
-          <w:sz w:val="24"/>
-        </w:rPr>
-        <w:t>повсякчас,</w:t>
-      </w:r>
-      <w:r>
-        <w:rPr>
-          <w:rFonts w:ascii="Times New Roman" w:hAnsi="Times New Roman"/>
-          <w:sz w:val="24"/>
-        </w:rPr>
-        <w:t xml:space="preserve"> </w:t>
-      </w:r>
-      <w:r>
-        <w:rPr>
-          <w:rFonts w:ascii="Times New Roman" w:hAnsi="Times New Roman"/>
-          <w:sz w:val="24"/>
-        </w:rPr>
-        <w:t>і</w:t>
-      </w:r>
-      <w:r>
-        <w:rPr>
-          <w:rFonts w:ascii="Times New Roman" w:hAnsi="Times New Roman"/>
-          <w:sz w:val="24"/>
-        </w:rPr>
-        <w:t xml:space="preserve"> </w:t>
-      </w:r>
-      <w:r>
-        <w:rPr>
-          <w:rFonts w:ascii="Times New Roman" w:hAnsi="Times New Roman"/>
-          <w:sz w:val="24"/>
-        </w:rPr>
-        <w:t>на</w:t>
-      </w:r>
-      <w:r>
-        <w:rPr>
-          <w:rFonts w:ascii="Times New Roman" w:hAnsi="Times New Roman"/>
-          <w:sz w:val="24"/>
-        </w:rPr>
-        <w:t xml:space="preserve"> </w:t>
-      </w:r>
-      <w:r>
-        <w:rPr>
-          <w:rFonts w:ascii="Times New Roman" w:hAnsi="Times New Roman"/>
-          <w:sz w:val="24"/>
-        </w:rPr>
-        <w:t>віки</w:t>
-      </w:r>
-      <w:r>
-        <w:rPr>
-          <w:rFonts w:ascii="Times New Roman" w:hAnsi="Times New Roman"/>
-          <w:sz w:val="24"/>
-        </w:rPr>
-        <w:t xml:space="preserve"> </w:t>
-      </w:r>
-      <w:r>
-        <w:rPr>
-          <w:rFonts w:ascii="Times New Roman" w:hAnsi="Times New Roman"/>
-          <w:sz w:val="24"/>
-        </w:rPr>
-        <w:t>віків.</w:t>
+          <w:sz w:val="24"/>
+        </w:rPr>
+        <w:t xml:space="preserve"> Бо Ти цар миру і Спас душ наших – і Тобі славу возсилаємо, Отцю, і Сину, і Святому Духові, нині, і повсякчас, і на віки віків.</w:t>
       </w:r>
     </w:p>
     <w:p>
@@ -51507,7 +48015,7 @@
         <w:rPr>
           <w:rFonts w:ascii="Times New Roman" w:hAnsi="Times New Roman"/>
           <w:i/>
-          <w:color w:val="FF4400"/>
+          <w:color w:val="FF0000"/>
           <w:sz w:val="24"/>
         </w:rPr>
         <w:t>Священник:</w:t>
@@ -51515,326 +48023,9 @@
       <w:r>
         <w:rPr>
           <w:rFonts w:ascii="Times New Roman" w:hAnsi="Times New Roman"/>
-          <w:i/>
-          <w:color w:val="FF4400"/>
-          <w:sz w:val="24"/>
-        </w:rPr>
-        <w:t xml:space="preserve"> </w:t>
-      </w:r>
-      <w:r>
-        <w:rPr>
-          <w:rFonts w:ascii="Times New Roman" w:hAnsi="Times New Roman"/>
-          <w:sz w:val="24"/>
-        </w:rPr>
-        <w:t>Бо</w:t>
-      </w:r>
-      <w:r>
-        <w:rPr>
-          <w:rFonts w:ascii="Times New Roman" w:hAnsi="Times New Roman"/>
-          <w:sz w:val="24"/>
-        </w:rPr>
-        <w:t xml:space="preserve"> </w:t>
-      </w:r>
-      <w:r>
-        <w:rPr>
-          <w:rFonts w:ascii="Times New Roman" w:hAnsi="Times New Roman"/>
-          <w:sz w:val="24"/>
-        </w:rPr>
-        <w:t>милостивий</w:t>
-      </w:r>
-      <w:r>
-        <w:rPr>
-          <w:rFonts w:ascii="Times New Roman" w:hAnsi="Times New Roman"/>
-          <w:sz w:val="24"/>
-        </w:rPr>
-        <w:t xml:space="preserve"> </w:t>
-      </w:r>
-      <w:r>
-        <w:rPr>
-          <w:rFonts w:ascii="Times New Roman" w:hAnsi="Times New Roman"/>
-          <w:sz w:val="24"/>
-        </w:rPr>
-        <w:t>і</w:t>
-      </w:r>
-      <w:r>
-        <w:rPr>
-          <w:rFonts w:ascii="Times New Roman" w:hAnsi="Times New Roman"/>
-          <w:sz w:val="24"/>
-        </w:rPr>
-        <w:t xml:space="preserve"> </w:t>
-      </w:r>
-      <w:r>
-        <w:rPr>
-          <w:rFonts w:ascii="Times New Roman" w:hAnsi="Times New Roman"/>
-          <w:sz w:val="24"/>
-        </w:rPr>
-        <w:t>людинолюбний</w:t>
-      </w:r>
-      <w:r>
-        <w:rPr>
-          <w:rFonts w:ascii="Times New Roman" w:hAnsi="Times New Roman"/>
-          <w:sz w:val="24"/>
-        </w:rPr>
-        <w:t xml:space="preserve"> </w:t>
-      </w:r>
-      <w:r>
-        <w:rPr>
-          <w:rFonts w:ascii="Times New Roman" w:hAnsi="Times New Roman"/>
-          <w:sz w:val="24"/>
-        </w:rPr>
-        <w:t>Бог</w:t>
-      </w:r>
-      <w:r>
-        <w:rPr>
-          <w:rFonts w:ascii="Times New Roman" w:hAnsi="Times New Roman"/>
-          <w:sz w:val="24"/>
-        </w:rPr>
-        <w:t xml:space="preserve"> </w:t>
-      </w:r>
-      <w:r>
-        <w:rPr>
-          <w:rFonts w:ascii="Times New Roman" w:hAnsi="Times New Roman"/>
-          <w:sz w:val="24"/>
-        </w:rPr>
-        <w:t>єси,</w:t>
-      </w:r>
-      <w:r>
-        <w:rPr>
-          <w:rFonts w:ascii="Times New Roman" w:hAnsi="Times New Roman"/>
-          <w:sz w:val="24"/>
-        </w:rPr>
-        <w:t xml:space="preserve"> </w:t>
-      </w:r>
-      <w:r>
-        <w:rPr>
-          <w:rFonts w:ascii="Times New Roman" w:hAnsi="Times New Roman"/>
-          <w:sz w:val="24"/>
-        </w:rPr>
-        <w:t>і</w:t>
-      </w:r>
-      <w:r>
-        <w:rPr>
-          <w:rFonts w:ascii="Times New Roman" w:hAnsi="Times New Roman"/>
-          <w:sz w:val="24"/>
-        </w:rPr>
-        <w:t xml:space="preserve"> </w:t>
-      </w:r>
-      <w:r>
-        <w:rPr>
-          <w:rFonts w:ascii="Times New Roman" w:hAnsi="Times New Roman"/>
-          <w:sz w:val="24"/>
-        </w:rPr>
-        <w:t>Тобі</w:t>
-      </w:r>
-      <w:r>
-        <w:rPr>
-          <w:rFonts w:ascii="Times New Roman" w:hAnsi="Times New Roman"/>
-          <w:sz w:val="24"/>
-        </w:rPr>
-        <w:t xml:space="preserve"> </w:t>
-      </w:r>
-      <w:r>
-        <w:rPr>
-          <w:rFonts w:ascii="Times New Roman" w:hAnsi="Times New Roman"/>
-          <w:sz w:val="24"/>
-        </w:rPr>
-        <w:t>славу</w:t>
-      </w:r>
-      <w:r>
-        <w:rPr>
-          <w:rFonts w:ascii="Times New Roman" w:hAnsi="Times New Roman"/>
-          <w:sz w:val="24"/>
-        </w:rPr>
-        <w:t xml:space="preserve"> </w:t>
-      </w:r>
-      <w:r>
-        <w:rPr>
-          <w:rFonts w:ascii="Times New Roman" w:hAnsi="Times New Roman"/>
-          <w:sz w:val="24"/>
-        </w:rPr>
-        <w:t>возсилаємо,</w:t>
-      </w:r>
-      <w:r>
-        <w:rPr>
-          <w:rFonts w:ascii="Times New Roman" w:hAnsi="Times New Roman"/>
-          <w:sz w:val="24"/>
-        </w:rPr>
-        <w:t xml:space="preserve"> </w:t>
-      </w:r>
-      <w:r>
-        <w:rPr>
-          <w:rFonts w:ascii="Times New Roman" w:hAnsi="Times New Roman"/>
-          <w:sz w:val="24"/>
-        </w:rPr>
-        <w:t>Отцю,</w:t>
-      </w:r>
-      <w:r>
-        <w:rPr>
-          <w:rFonts w:ascii="Times New Roman" w:hAnsi="Times New Roman"/>
-          <w:sz w:val="24"/>
-        </w:rPr>
-        <w:t xml:space="preserve"> </w:t>
-      </w:r>
-      <w:r>
-        <w:rPr>
-          <w:rFonts w:ascii="Times New Roman" w:hAnsi="Times New Roman"/>
-          <w:sz w:val="24"/>
-        </w:rPr>
-        <w:t>і</w:t>
-      </w:r>
-      <w:r>
-        <w:rPr>
-          <w:rFonts w:ascii="Times New Roman" w:hAnsi="Times New Roman"/>
-          <w:sz w:val="24"/>
-        </w:rPr>
-        <w:t xml:space="preserve"> </w:t>
-      </w:r>
-      <w:r>
-        <w:rPr>
-          <w:rFonts w:ascii="Times New Roman" w:hAnsi="Times New Roman"/>
-          <w:sz w:val="24"/>
-        </w:rPr>
-        <w:t>Сину,</w:t>
-      </w:r>
-      <w:r>
-        <w:rPr>
-          <w:rFonts w:ascii="Times New Roman" w:hAnsi="Times New Roman"/>
-          <w:sz w:val="24"/>
-        </w:rPr>
-        <w:t xml:space="preserve"> </w:t>
-      </w:r>
-      <w:r>
-        <w:rPr>
-          <w:rFonts w:ascii="Times New Roman" w:hAnsi="Times New Roman"/>
-          <w:sz w:val="24"/>
-        </w:rPr>
-        <w:t>і</w:t>
-      </w:r>
-      <w:r>
-        <w:rPr>
-          <w:rFonts w:ascii="Times New Roman" w:hAnsi="Times New Roman"/>
-          <w:sz w:val="24"/>
-        </w:rPr>
-        <w:t xml:space="preserve"> </w:t>
-      </w:r>
-      <w:r>
-        <w:rPr>
-          <w:rFonts w:ascii="Times New Roman" w:hAnsi="Times New Roman"/>
-          <w:sz w:val="24"/>
-        </w:rPr>
-        <w:t>Святому</w:t>
-      </w:r>
-      <w:r>
-        <w:rPr>
-          <w:rFonts w:ascii="Times New Roman" w:hAnsi="Times New Roman"/>
-          <w:sz w:val="24"/>
-        </w:rPr>
-        <w:t xml:space="preserve"> </w:t>
-      </w:r>
-      <w:r>
-        <w:rPr>
-          <w:rFonts w:ascii="Times New Roman" w:hAnsi="Times New Roman"/>
-          <w:sz w:val="24"/>
-        </w:rPr>
-        <w:t>Духові,</w:t>
-      </w:r>
-      <w:r>
-        <w:rPr>
-          <w:rFonts w:ascii="Times New Roman" w:hAnsi="Times New Roman"/>
-          <w:sz w:val="24"/>
-        </w:rPr>
-        <w:t xml:space="preserve"> </w:t>
-      </w:r>
-      <w:r>
-        <w:rPr>
-          <w:rFonts w:ascii="Times New Roman" w:hAnsi="Times New Roman"/>
-          <w:sz w:val="24"/>
-        </w:rPr>
-        <w:t>нині,</w:t>
-      </w:r>
-      <w:r>
-        <w:rPr>
-          <w:rFonts w:ascii="Times New Roman" w:hAnsi="Times New Roman"/>
-          <w:sz w:val="24"/>
-        </w:rPr>
-        <w:t xml:space="preserve"> </w:t>
-      </w:r>
-      <w:r>
-        <w:rPr>
-          <w:rFonts w:ascii="Times New Roman" w:hAnsi="Times New Roman"/>
-          <w:sz w:val="24"/>
-        </w:rPr>
-        <w:t>і</w:t>
-      </w:r>
-      <w:r>
-        <w:rPr>
-          <w:rFonts w:ascii="Times New Roman" w:hAnsi="Times New Roman"/>
-          <w:sz w:val="24"/>
-        </w:rPr>
-        <w:t xml:space="preserve"> </w:t>
-      </w:r>
-      <w:r>
-        <w:rPr>
-          <w:rFonts w:ascii="Times New Roman" w:hAnsi="Times New Roman"/>
-          <w:sz w:val="24"/>
-        </w:rPr>
-        <w:t>повсякчас,</w:t>
-      </w:r>
-      <w:r>
-        <w:rPr>
-          <w:rFonts w:ascii="Times New Roman" w:hAnsi="Times New Roman"/>
-          <w:sz w:val="24"/>
-        </w:rPr>
-        <w:t xml:space="preserve"> </w:t>
-      </w:r>
-      <w:r>
-        <w:rPr>
-          <w:rFonts w:ascii="Times New Roman" w:hAnsi="Times New Roman"/>
-          <w:sz w:val="24"/>
-        </w:rPr>
-        <w:t>і</w:t>
-      </w:r>
-      <w:r>
-        <w:rPr>
-          <w:rFonts w:ascii="Times New Roman" w:hAnsi="Times New Roman"/>
-          <w:sz w:val="24"/>
-        </w:rPr>
-        <w:t xml:space="preserve"> </w:t>
-      </w:r>
-      <w:r>
-        <w:rPr>
-          <w:rFonts w:ascii="Times New Roman" w:hAnsi="Times New Roman"/>
-          <w:sz w:val="24"/>
-        </w:rPr>
-        <w:t>на</w:t>
-      </w:r>
-      <w:r>
-        <w:rPr>
-          <w:rFonts w:ascii="Times New Roman" w:hAnsi="Times New Roman"/>
-          <w:sz w:val="24"/>
-        </w:rPr>
-        <w:t xml:space="preserve"> </w:t>
-      </w:r>
-      <w:r>
-        <w:rPr>
-          <w:rFonts w:ascii="Times New Roman" w:hAnsi="Times New Roman"/>
-          <w:sz w:val="24"/>
-        </w:rPr>
-        <w:t>віки</w:t>
-      </w:r>
-      <w:r>
-        <w:rPr>
-          <w:rFonts w:ascii="Times New Roman" w:hAnsi="Times New Roman"/>
-          <w:sz w:val="24"/>
-        </w:rPr>
-        <w:t xml:space="preserve"> </w:t>
-      </w:r>
-      <w:r>
-        <w:rPr>
-          <w:rFonts w:ascii="Times New Roman" w:hAnsi="Times New Roman"/>
-          <w:sz w:val="24"/>
-        </w:rPr>
-        <w:t>віків.</w:t>
+          <w:sz w:val="24"/>
+        </w:rPr>
+        <w:t xml:space="preserve"> Бо милостивий і людинолюбний Бог єси, і Тобі славу возсилаємо, Отцю, і Сину, і Святому Духові, нині, і повсякчас, і на віки віків.</w:t>
       </w:r>
     </w:p>
     <w:p>
@@ -54274,7 +50465,7 @@
         <w:rPr>
           <w:rFonts w:ascii="Times New Roman" w:hAnsi="Times New Roman"/>
           <w:i/>
-          <w:color w:val="FF4400"/>
+          <w:color w:val="FF0000"/>
           <w:sz w:val="24"/>
         </w:rPr>
         <w:t>Священник:</w:t>
@@ -54282,435 +50473,9 @@
       <w:r>
         <w:rPr>
           <w:rFonts w:ascii="Times New Roman" w:hAnsi="Times New Roman"/>
-          <w:i/>
-          <w:color w:val="FF4400"/>
-          <w:sz w:val="24"/>
-        </w:rPr>
-        <w:t xml:space="preserve"> </w:t>
-      </w:r>
-      <w:r>
-        <w:rPr>
-          <w:rFonts w:ascii="Times New Roman" w:hAnsi="Times New Roman"/>
-          <w:color w:val="000000"/>
-          <w:sz w:val="24"/>
-        </w:rPr>
-        <w:t>Бо</w:t>
-      </w:r>
-      <w:r>
-        <w:rPr>
-          <w:rFonts w:ascii="Times New Roman" w:hAnsi="Times New Roman"/>
-          <w:color w:val="000000"/>
-          <w:sz w:val="24"/>
-        </w:rPr>
-        <w:t xml:space="preserve"> </w:t>
-      </w:r>
-      <w:r>
-        <w:rPr>
-          <w:rFonts w:ascii="Times New Roman" w:hAnsi="Times New Roman"/>
-          <w:color w:val="000000"/>
-          <w:sz w:val="24"/>
-        </w:rPr>
-        <w:t>до</w:t>
-      </w:r>
-      <w:r>
-        <w:rPr>
-          <w:rFonts w:ascii="Times New Roman" w:hAnsi="Times New Roman"/>
-          <w:color w:val="000000"/>
-          <w:sz w:val="24"/>
-        </w:rPr>
-        <w:t xml:space="preserve"> </w:t>
-      </w:r>
-      <w:r>
-        <w:rPr>
-          <w:rFonts w:ascii="Times New Roman" w:hAnsi="Times New Roman"/>
-          <w:color w:val="000000"/>
-          <w:sz w:val="24"/>
-        </w:rPr>
-        <w:t>Тебе</w:t>
-      </w:r>
-      <w:r>
-        <w:rPr>
-          <w:rFonts w:ascii="Times New Roman" w:hAnsi="Times New Roman"/>
-          <w:color w:val="000000"/>
-          <w:sz w:val="24"/>
-        </w:rPr>
-        <w:t xml:space="preserve"> </w:t>
-      </w:r>
-      <w:r>
-        <w:rPr>
-          <w:rFonts w:ascii="Times New Roman" w:hAnsi="Times New Roman"/>
-          <w:color w:val="000000"/>
-          <w:sz w:val="24"/>
-        </w:rPr>
-        <w:t>належить</w:t>
-      </w:r>
-      <w:r>
-        <w:rPr>
-          <w:rFonts w:ascii="Times New Roman" w:hAnsi="Times New Roman"/>
-          <w:color w:val="000000"/>
-          <w:sz w:val="24"/>
-        </w:rPr>
-        <w:t xml:space="preserve"> </w:t>
-      </w:r>
-      <w:r>
-        <w:rPr>
-          <w:rFonts w:ascii="Times New Roman" w:hAnsi="Times New Roman"/>
-          <w:color w:val="000000"/>
-          <w:sz w:val="24"/>
-        </w:rPr>
-        <w:t>милувати</w:t>
-      </w:r>
-      <w:r>
-        <w:rPr>
-          <w:rFonts w:ascii="Times New Roman" w:hAnsi="Times New Roman"/>
-          <w:color w:val="000000"/>
-          <w:sz w:val="24"/>
-        </w:rPr>
-        <w:t xml:space="preserve"> </w:t>
-      </w:r>
-      <w:r>
-        <w:rPr>
-          <w:rFonts w:ascii="Times New Roman" w:hAnsi="Times New Roman"/>
-          <w:color w:val="000000"/>
-          <w:sz w:val="24"/>
-        </w:rPr>
-        <w:t>і</w:t>
-      </w:r>
-      <w:r>
-        <w:rPr>
-          <w:rFonts w:ascii="Times New Roman" w:hAnsi="Times New Roman"/>
-          <w:color w:val="000000"/>
-          <w:sz w:val="24"/>
-        </w:rPr>
-        <w:t xml:space="preserve"> </w:t>
-      </w:r>
-      <w:r>
-        <w:rPr>
-          <w:rFonts w:ascii="Times New Roman" w:hAnsi="Times New Roman"/>
-          <w:color w:val="000000"/>
-          <w:sz w:val="24"/>
-        </w:rPr>
-        <w:t>спасати</w:t>
-      </w:r>
-      <w:r>
-        <w:rPr>
-          <w:rFonts w:ascii="Times New Roman" w:hAnsi="Times New Roman"/>
-          <w:color w:val="000000"/>
-          <w:sz w:val="24"/>
-        </w:rPr>
-        <w:t xml:space="preserve"> </w:t>
-      </w:r>
-      <w:r>
-        <w:rPr>
-          <w:rFonts w:ascii="Times New Roman" w:hAnsi="Times New Roman"/>
-          <w:color w:val="000000"/>
-          <w:sz w:val="24"/>
-        </w:rPr>
-        <w:t>нас,</w:t>
-      </w:r>
-      <w:r>
-        <w:rPr>
-          <w:rFonts w:ascii="Times New Roman" w:hAnsi="Times New Roman"/>
-          <w:color w:val="000000"/>
-          <w:sz w:val="24"/>
-        </w:rPr>
-        <w:t xml:space="preserve"> </w:t>
-      </w:r>
-      <w:r>
-        <w:rPr>
-          <w:rFonts w:ascii="Times New Roman" w:hAnsi="Times New Roman"/>
-          <w:color w:val="000000"/>
-          <w:sz w:val="24"/>
-        </w:rPr>
-        <w:t>Боже</w:t>
-      </w:r>
-      <w:r>
-        <w:rPr>
-          <w:rFonts w:ascii="Times New Roman" w:hAnsi="Times New Roman"/>
-          <w:color w:val="000000"/>
-          <w:sz w:val="24"/>
-        </w:rPr>
-        <w:t xml:space="preserve"> </w:t>
-      </w:r>
-      <w:r>
-        <w:rPr>
-          <w:rFonts w:ascii="Times New Roman" w:hAnsi="Times New Roman"/>
-          <w:color w:val="000000"/>
-          <w:sz w:val="24"/>
-        </w:rPr>
-        <w:t>наш,</w:t>
-      </w:r>
-      <w:r>
-        <w:rPr>
-          <w:rFonts w:ascii="Times New Roman" w:hAnsi="Times New Roman"/>
-          <w:color w:val="000000"/>
-          <w:sz w:val="24"/>
-        </w:rPr>
-        <w:t xml:space="preserve"> </w:t>
-      </w:r>
-      <w:r>
-        <w:rPr>
-          <w:rFonts w:ascii="Times New Roman" w:hAnsi="Times New Roman"/>
-          <w:color w:val="000000"/>
-          <w:sz w:val="24"/>
-        </w:rPr>
-        <w:t>і</w:t>
-      </w:r>
-      <w:r>
-        <w:rPr>
-          <w:rFonts w:ascii="Times New Roman" w:hAnsi="Times New Roman"/>
-          <w:color w:val="000000"/>
-          <w:sz w:val="24"/>
-        </w:rPr>
-        <w:t xml:space="preserve"> </w:t>
-      </w:r>
-      <w:r>
-        <w:rPr>
-          <w:rFonts w:ascii="Times New Roman" w:hAnsi="Times New Roman"/>
-          <w:color w:val="000000"/>
-          <w:sz w:val="24"/>
-        </w:rPr>
-        <w:t>Тобі</w:t>
-      </w:r>
-      <w:r>
-        <w:rPr>
-          <w:rFonts w:ascii="Times New Roman" w:hAnsi="Times New Roman"/>
-          <w:color w:val="000000"/>
-          <w:sz w:val="24"/>
-        </w:rPr>
-        <w:t xml:space="preserve"> </w:t>
-      </w:r>
-      <w:r>
-        <w:rPr>
-          <w:rFonts w:ascii="Times New Roman" w:hAnsi="Times New Roman"/>
-          <w:color w:val="000000"/>
-          <w:sz w:val="24"/>
-        </w:rPr>
-        <w:t>славу</w:t>
-      </w:r>
-      <w:r>
-        <w:rPr>
-          <w:rFonts w:ascii="Times New Roman" w:hAnsi="Times New Roman"/>
-          <w:color w:val="000000"/>
-          <w:sz w:val="24"/>
-        </w:rPr>
-        <w:t xml:space="preserve"> </w:t>
-      </w:r>
-      <w:r>
-        <w:rPr>
-          <w:rFonts w:ascii="Times New Roman" w:hAnsi="Times New Roman"/>
-          <w:color w:val="000000"/>
-          <w:sz w:val="24"/>
-        </w:rPr>
-        <w:t>віддаємо,</w:t>
-      </w:r>
-      <w:r>
-        <w:rPr>
-          <w:rFonts w:ascii="Times New Roman" w:hAnsi="Times New Roman"/>
-          <w:color w:val="000000"/>
-          <w:sz w:val="24"/>
-        </w:rPr>
-        <w:t xml:space="preserve"> </w:t>
-      </w:r>
-      <w:r>
-        <w:rPr>
-          <w:rFonts w:ascii="Times New Roman" w:hAnsi="Times New Roman"/>
-          <w:color w:val="000000"/>
-          <w:sz w:val="24"/>
-        </w:rPr>
-        <w:t>Отцю,</w:t>
-      </w:r>
-      <w:r>
-        <w:rPr>
-          <w:rFonts w:ascii="Times New Roman" w:hAnsi="Times New Roman"/>
-          <w:color w:val="000000"/>
-          <w:sz w:val="24"/>
-        </w:rPr>
-        <w:t xml:space="preserve"> </w:t>
-      </w:r>
-      <w:r>
-        <w:rPr>
-          <w:rFonts w:ascii="Times New Roman" w:hAnsi="Times New Roman"/>
-          <w:color w:val="000000"/>
-          <w:sz w:val="24"/>
-        </w:rPr>
-        <w:t>і</w:t>
-      </w:r>
-      <w:r>
-        <w:rPr>
-          <w:rFonts w:ascii="Times New Roman" w:hAnsi="Times New Roman"/>
-          <w:color w:val="000000"/>
-          <w:sz w:val="24"/>
-        </w:rPr>
-        <w:t xml:space="preserve"> </w:t>
-      </w:r>
-      <w:r>
-        <w:rPr>
-          <w:rFonts w:ascii="Times New Roman" w:hAnsi="Times New Roman"/>
-          <w:color w:val="000000"/>
-          <w:sz w:val="24"/>
-        </w:rPr>
-        <w:t>Сину,</w:t>
-      </w:r>
-      <w:r>
-        <w:rPr>
-          <w:rFonts w:ascii="Times New Roman" w:hAnsi="Times New Roman"/>
-          <w:color w:val="000000"/>
-          <w:sz w:val="24"/>
-        </w:rPr>
-        <w:t xml:space="preserve"> </w:t>
-      </w:r>
-      <w:r>
-        <w:rPr>
-          <w:rFonts w:ascii="Times New Roman" w:hAnsi="Times New Roman"/>
-          <w:color w:val="000000"/>
-          <w:sz w:val="24"/>
-        </w:rPr>
-        <w:t>і</w:t>
-      </w:r>
-      <w:r>
-        <w:rPr>
-          <w:rFonts w:ascii="Times New Roman" w:hAnsi="Times New Roman"/>
-          <w:color w:val="000000"/>
-          <w:sz w:val="24"/>
-        </w:rPr>
-        <w:t xml:space="preserve"> </w:t>
-      </w:r>
-      <w:r>
-        <w:rPr>
-          <w:rFonts w:ascii="Times New Roman" w:hAnsi="Times New Roman"/>
-          <w:color w:val="000000"/>
-          <w:sz w:val="24"/>
-        </w:rPr>
-        <w:t>Святому</w:t>
-      </w:r>
-      <w:r>
-        <w:rPr>
-          <w:rFonts w:ascii="Times New Roman" w:hAnsi="Times New Roman"/>
-          <w:color w:val="000000"/>
-          <w:sz w:val="24"/>
-        </w:rPr>
-        <w:t xml:space="preserve"> </w:t>
-      </w:r>
-      <w:r>
-        <w:rPr>
-          <w:rFonts w:ascii="Times New Roman" w:hAnsi="Times New Roman"/>
-          <w:color w:val="000000"/>
-          <w:sz w:val="24"/>
-        </w:rPr>
-        <w:t>Духові,</w:t>
-      </w:r>
-      <w:r>
-        <w:rPr>
-          <w:rFonts w:ascii="Times New Roman" w:hAnsi="Times New Roman"/>
-          <w:color w:val="000000"/>
-          <w:sz w:val="24"/>
-        </w:rPr>
-        <w:t xml:space="preserve"> </w:t>
-      </w:r>
-      <w:r>
-        <w:rPr>
-          <w:rFonts w:ascii="Times New Roman" w:hAnsi="Times New Roman"/>
-          <w:color w:val="000000"/>
-          <w:sz w:val="24"/>
-        </w:rPr>
-        <w:t>нині,</w:t>
-      </w:r>
-      <w:r>
-        <w:rPr>
-          <w:rFonts w:ascii="Times New Roman" w:hAnsi="Times New Roman"/>
-          <w:color w:val="000000"/>
-          <w:sz w:val="24"/>
-        </w:rPr>
-        <w:t xml:space="preserve"> </w:t>
-      </w:r>
-      <w:r>
-        <w:rPr>
-          <w:rFonts w:ascii="Times New Roman" w:hAnsi="Times New Roman"/>
-          <w:color w:val="000000"/>
-          <w:sz w:val="24"/>
-        </w:rPr>
-        <w:t>і</w:t>
-      </w:r>
-      <w:r>
-        <w:rPr>
-          <w:rFonts w:ascii="Times New Roman" w:hAnsi="Times New Roman"/>
-          <w:color w:val="000000"/>
-          <w:sz w:val="24"/>
-        </w:rPr>
-        <w:t xml:space="preserve"> </w:t>
-      </w:r>
-      <w:r>
-        <w:rPr>
-          <w:rFonts w:ascii="Times New Roman" w:hAnsi="Times New Roman"/>
-          <w:color w:val="000000"/>
-          <w:sz w:val="24"/>
-        </w:rPr>
-        <w:t>повсякчас,</w:t>
-      </w:r>
-      <w:r>
-        <w:rPr>
-          <w:rFonts w:ascii="Times New Roman" w:hAnsi="Times New Roman"/>
-          <w:color w:val="000000"/>
-          <w:sz w:val="24"/>
-        </w:rPr>
-        <w:t xml:space="preserve"> </w:t>
-      </w:r>
-      <w:r>
-        <w:rPr>
-          <w:rFonts w:ascii="Times New Roman" w:hAnsi="Times New Roman"/>
-          <w:color w:val="000000"/>
-          <w:sz w:val="24"/>
-        </w:rPr>
-        <w:t>і</w:t>
-      </w:r>
-      <w:r>
-        <w:rPr>
-          <w:rFonts w:ascii="Times New Roman" w:hAnsi="Times New Roman"/>
-          <w:color w:val="000000"/>
-          <w:sz w:val="24"/>
-        </w:rPr>
-        <w:t xml:space="preserve"> </w:t>
-      </w:r>
-      <w:r>
-        <w:rPr>
-          <w:rFonts w:ascii="Times New Roman" w:hAnsi="Times New Roman"/>
-          <w:color w:val="000000"/>
-          <w:sz w:val="24"/>
-        </w:rPr>
-        <w:t>на</w:t>
-      </w:r>
-      <w:r>
-        <w:rPr>
-          <w:rFonts w:ascii="Times New Roman" w:hAnsi="Times New Roman"/>
-          <w:color w:val="000000"/>
-          <w:sz w:val="24"/>
-        </w:rPr>
-        <w:t xml:space="preserve"> </w:t>
-      </w:r>
-      <w:r>
-        <w:rPr>
-          <w:rFonts w:ascii="Times New Roman" w:hAnsi="Times New Roman"/>
-          <w:color w:val="000000"/>
-          <w:sz w:val="24"/>
-        </w:rPr>
-        <w:t>віки</w:t>
-      </w:r>
-      <w:r>
-        <w:rPr>
-          <w:rFonts w:ascii="Times New Roman" w:hAnsi="Times New Roman"/>
-          <w:color w:val="000000"/>
-          <w:sz w:val="24"/>
-        </w:rPr>
-        <w:t xml:space="preserve"> </w:t>
-      </w:r>
-      <w:r>
-        <w:rPr>
-          <w:rFonts w:ascii="Times New Roman" w:hAnsi="Times New Roman"/>
-          <w:color w:val="000000"/>
-          <w:sz w:val="24"/>
-        </w:rPr>
-        <w:t>віків.</w:t>
+          <w:sz w:val="24"/>
+        </w:rPr>
+        <w:t xml:space="preserve"> Бо до Тебе належить милувати і спасати нас, Боже наш, і Тобі славу віддаємо, Отцю, і Сину, і Святому Духові, нині, і повсякчас, і на віки віків.</w:t>
       </w:r>
     </w:p>
     <w:p>
@@ -55077,13 +50842,7 @@
     </w:p>
     <w:p>
       <w:pPr>
-        <w:spacing w:after="120" w:line="20" w:lineRule="atLeast"/>
-        <w:jc w:val="both"/>
-        <w:rPr>
-          <w:rFonts w:ascii="Times New Roman" w:hAnsi="Times New Roman"/>
-          <w:sz w:val="24"/>
-          <w:szCs w:val="24"/>
-        </w:rPr>
+        <w:spacing w:after="120"/>
       </w:pPr>
       <w:r>
         <w:rPr>
@@ -55091,35 +50850,15 @@
           <w:i/>
           <w:color w:val="FF0000"/>
           <w:sz w:val="24"/>
-          <w:szCs w:val="24"/>
-        </w:rPr>
-        <w:t>Священик:</w:t>
-      </w:r>
-      <w:r>
-        <w:rPr>
-          <w:rFonts w:ascii="Times New Roman" w:hAnsi="Times New Roman"/>
-          <w:sz w:val="24"/>
-          <w:szCs w:val="24"/>
-        </w:rPr>
-        <w:t xml:space="preserve"> Христос, істинний Бог наш, що народився в вертепі у Вифлеємі Юдейському і дав себе покласти у ясла спасіння нашого ради, молитвами пречистої своєї Матері, якої Собор днесь святкуємо, і святого священномученика Євтимія, єпископа Сардійського, і святого </w:t>
-      </w:r>
-      <w:r>
-        <w:rPr>
-          <w:rFonts w:ascii="Times New Roman" w:hAnsi="Times New Roman"/>
-          <w:i/>
-          <w:color w:val="FF0000"/>
-          <w:sz w:val="24"/>
-          <w:szCs w:val="24"/>
-        </w:rPr>
-        <w:t>(ім'я, якого є храм)</w:t>
-      </w:r>
-      <w:r>
-        <w:rPr>
-          <w:rFonts w:ascii="Times New Roman" w:hAnsi="Times New Roman"/>
-          <w:sz w:val="24"/>
-          <w:szCs w:val="24"/>
-        </w:rPr>
-        <w:t>, і всіх святих, помилує і спасе нас, як благий і чоловіколюбець.</w:t>
+        </w:rPr>
+        <w:t>Священник:</w:t>
+      </w:r>
+      <w:r>
+        <w:rPr>
+          <w:rFonts w:ascii="Times New Roman" w:hAnsi="Times New Roman"/>
+          <w:sz w:val="24"/>
+        </w:rPr>
+        <w:t xml:space="preserve"> Христос, істинний Бог наш, що народився у вертепі у Вифлеємі Юдейському і в яслах положився спасіння нашого ради - молитвами пречистої своєї Матері, якої пам'ять собору сьогодні святкуємо, святих, славних і всехвальних апостолів, і святого священномученика Євтимія, єпископа Сардійського, і всіх святих - помилує і спасе нас як благий і людинолюбний.</w:t>
       </w:r>
     </w:p>
     <w:p>
